--- a/tine20/Inventory/Export/templates/electrical_safety_test_export.docx
+++ b/tine20/Inventory/Export/templates/electrical_safety_test_export.docx
@@ -8,278 +8,333 @@
         <w:spacing/>
         <w:ind/>
         <w:rPr>
-          <w:sz w:val="16"/>
-          <w:szCs w:val="16"/>
-          <w:lang w:val="en"/>
+          <w:rFonts w:ascii="Arial" w:hAnsi="Arial" w:cs="Arial"/>
+          <w:b w:val="0"/>
+          <w:bCs w:val="0"/>
         </w:rPr>
       </w:pPr>
       <w:r>
         <w:rPr>
-          <w:sz w:val="16"/>
-          <w:szCs w:val="16"/>
-          <w:lang w:val="en"/>
+          <w:rFonts w:ascii="Arial" w:hAnsi="Arial" w:cs="Arial"/>
+          <w:b w:val="0"/>
+          <w:bCs w:val="0"/>
         </w:rPr>
-        <w:t xml:space="preserve">${RECORD_BLOCK}</w:t>
       </w:r>
       <w:r>
         <w:rPr>
-          <w:sz w:val="16"/>
-          <w:szCs w:val="16"/>
-          <w:lang w:val="en"/>
+          <w:rFonts w:ascii="Arial" w:hAnsi="Arial" w:cs="Arial"/>
+          <w:b w:val="0"/>
+          <w:bCs w:val="0"/>
+        </w:rPr>
+      </w:r>
+      <w:r>
+        <w:rPr>
+          <w:rFonts w:ascii="Arial" w:hAnsi="Arial" w:cs="Arial"/>
+          <w:b w:val="0"/>
+          <w:bCs w:val="0"/>
         </w:rPr>
       </w:r>
     </w:p>
     <w:p>
       <w:pPr>
         <w:pBdr/>
-        <w:spacing/>
-        <w:ind/>
+        <w:spacing w:after="57" w:afterAutospacing="0"/>
+        <w:ind/>
+        <w:jc w:val="both"/>
         <w:rPr>
-          <w:sz w:val="28"/>
-          <w:szCs w:val="28"/>
-          <w:lang w:val="en"/>
+          <w:rFonts w:ascii="Arial" w:hAnsi="Arial" w:cs="Arial"/>
+          <w:b w:val="0"/>
+          <w:bCs w:val="0"/>
         </w:rPr>
       </w:pPr>
       <w:r>
         <w:rPr>
-          <w:b/>
-          <w:bCs/>
-          <w:sz w:val="28"/>
-          <w:szCs w:val="28"/>
+          <w:rFonts w:ascii="Arial" w:hAnsi="Arial" w:cs="Arial"/>
+          <w:b w:val="0"/>
+          <w:bCs w:val="0"/>
+        </w:rPr>
+        <w:t xml:space="preserve">Prüfung nach: </w:t>
+        <w:tab/>
+        <w:t xml:space="preserve">DGUV Vorschrift</w:t>
+      </w:r>
+      <w:r>
+        <w:rPr>
+          <w:rFonts w:ascii="Arial" w:hAnsi="Arial" w:cs="Arial"/>
+          <w:b w:val="0"/>
+          <w:bCs w:val="0"/>
+        </w:rPr>
+      </w:r>
+      <w:r>
+        <w:rPr>
+          <w:rFonts w:ascii="Arial" w:hAnsi="Arial" w:cs="Arial"/>
+          <w:b w:val="0"/>
+          <w:bCs w:val="0"/>
+        </w:rPr>
+      </w:r>
+    </w:p>
+    <w:p>
+      <w:pPr>
+        <w:pBdr/>
+        <w:spacing w:after="57" w:afterAutospacing="0"/>
+        <w:ind/>
+        <w:jc w:val="both"/>
+        <w:rPr>
+          <w:rFonts w:ascii="Arial" w:hAnsi="Arial" w:eastAsia="Arial" w:cs="Arial"/>
+          <w:b w:val="0"/>
+          <w:bCs w:val="0"/>
+          <w:highlight w:val="none"/>
+          <w:lang w:val="de-DE"/>
+        </w:rPr>
+      </w:pPr>
+      <w:r>
+        <w:rPr>
+          <w:rFonts w:ascii="Arial" w:hAnsi="Arial" w:eastAsia="Arial" w:cs="Arial"/>
+          <w:b w:val="0"/>
+          <w:bCs w:val="0"/>
+          <w:highlight w:val="none"/>
+          <w:lang w:val="de-DE"/>
+        </w:rPr>
+        <w:t xml:space="preserve">Prüfgerät: </w:t>
+      </w:r>
+      <w:r>
+        <w:rPr>
+          <w:rFonts w:ascii="Arial" w:hAnsi="Arial" w:eastAsia="Arial" w:cs="Arial"/>
+          <w:b w:val="0"/>
+          <w:bCs w:val="0"/>
+          <w:highlight w:val="none"/>
+          <w:lang w:val="de-DE"/>
+        </w:rPr>
+        <w:tab/>
+        <w:tab/>
+        <w:t xml:space="preserve">Fluke 6500-2 Installationstester </w:t>
+      </w:r>
+      <w:r>
+        <w:rPr>
+          <w:rFonts w:ascii="Arial" w:hAnsi="Arial" w:eastAsia="Arial" w:cs="Arial"/>
+          <w:b w:val="0"/>
+          <w:bCs w:val="0"/>
+          <w:highlight w:val="none"/>
+          <w:lang w:val="de-DE"/>
+        </w:rPr>
+      </w:r>
+      <w:r>
+        <w:rPr>
+          <w:rFonts w:ascii="Arial" w:hAnsi="Arial" w:eastAsia="Arial" w:cs="Arial"/>
+          <w:b w:val="0"/>
+          <w:bCs w:val="0"/>
+          <w:highlight w:val="none"/>
+          <w:lang w:val="de-DE"/>
+        </w:rPr>
+      </w:r>
+    </w:p>
+    <w:p>
+      <w:pPr>
+        <w:pBdr/>
+        <w:spacing w:after="57" w:afterAutospacing="0"/>
+        <w:ind/>
+        <w:jc w:val="both"/>
+        <w:rPr>
+          <w:rFonts w:ascii="Arial" w:hAnsi="Arial" w:eastAsia="Arial" w:cs="Arial"/>
+          <w:sz w:val="16"/>
+          <w:szCs w:val="16"/>
+          <w:highlight w:val="none"/>
+        </w:rPr>
+      </w:pPr>
+      <w:r>
+        <w:rPr>
+          <w:rFonts w:ascii="Arial" w:hAnsi="Arial" w:eastAsia="Arial" w:cs="Arial"/>
+          <w:sz w:val="16"/>
+          <w:szCs w:val="16"/>
+          <w:highlight w:val="none"/>
+        </w:rPr>
+      </w:r>
+      <w:r>
+        <w:rPr>
+          <w:rFonts w:ascii="Arial" w:hAnsi="Arial" w:eastAsia="Arial" w:cs="Arial"/>
+          <w:sz w:val="16"/>
+          <w:szCs w:val="16"/>
+          <w:highlight w:val="none"/>
+        </w:rPr>
+      </w:r>
+      <w:r>
+        <w:rPr>
+          <w:rFonts w:ascii="Arial" w:hAnsi="Arial" w:eastAsia="Arial" w:cs="Arial"/>
+          <w:sz w:val="16"/>
+          <w:szCs w:val="16"/>
+          <w:highlight w:val="none"/>
+        </w:rPr>
+      </w:r>
+    </w:p>
+    <w:p>
+      <w:pPr>
+        <w:pBdr/>
+        <w:spacing w:after="57" w:afterAutospacing="0"/>
+        <w:ind/>
+        <w:jc w:val="both"/>
+        <w:rPr>
+          <w:rFonts w:ascii="Arial" w:hAnsi="Arial" w:cs="Arial"/>
+          <w:sz w:val="16"/>
+          <w:szCs w:val="16"/>
+          <w:highlight w:val="none"/>
+        </w:rPr>
+      </w:pPr>
+      <w:r>
+        <w:rPr>
+          <w:rFonts w:ascii="Arial" w:hAnsi="Arial" w:eastAsia="Arial" w:cs="Arial"/>
+          <w:sz w:val="16"/>
+          <w:szCs w:val="16"/>
           <w:lang w:val="en"/>
         </w:rPr>
         <w:t xml:space="preserve">${</w:t>
       </w:r>
       <w:r>
         <w:rPr>
-          <w:b/>
-          <w:bCs/>
-          <w:sz w:val="28"/>
-          <w:szCs w:val="28"/>
-          <w:lang w:val="en"/>
+          <w:rFonts w:ascii="Arial" w:hAnsi="Arial" w:eastAsia="Arial" w:cs="Arial"/>
+          <w:sz w:val="16"/>
+          <w:szCs w:val="16"/>
+          <w:lang w:val="de-DE"/>
         </w:rPr>
-        <w:t xml:space="preserve">twig:translate</w:t>
+        <w:t xml:space="preserve">RECORD</w:t>
       </w:r>
       <w:r>
         <w:rPr>
-          <w:b/>
-          <w:bCs/>
-          <w:sz w:val="28"/>
-          <w:szCs w:val="28"/>
+          <w:rFonts w:ascii="Arial" w:hAnsi="Arial" w:eastAsia="Arial" w:cs="Arial"/>
+          <w:sz w:val="16"/>
+          <w:szCs w:val="16"/>
           <w:lang w:val="en"/>
         </w:rPr>
-        <w:t xml:space="preserve">(</w:t>
+        <w:t xml:space="preserve">_BLOCK}</w:t>
       </w:r>
       <w:r>
         <w:rPr>
-          <w:b/>
-          <w:sz w:val="28"/>
-          <w:szCs w:val="28"/>
-          <w:lang w:val="en-GB"/>
-        </w:rPr>
-        <w:t xml:space="preserve">'</w:t>
-      </w:r>
-      <w:r>
-        <w:rPr>
-          <w:b/>
-          <w:sz w:val="28"/>
-          <w:szCs w:val="28"/>
-          <w:lang w:val="de-DE"/>
+          <w:rFonts w:ascii="Arial" w:hAnsi="Arial" w:cs="Arial"/>
+          <w:sz w:val="16"/>
+          <w:szCs w:val="16"/>
+          <w:highlight w:val="none"/>
         </w:rPr>
       </w:r>
       <w:r>
         <w:rPr>
-          <w:b/>
-          <w:sz w:val="28"/>
-          <w:szCs w:val="28"/>
-          <w:lang w:val="de-DE"/>
-        </w:rPr>
-        <w:t xml:space="preserve">Electrical Safety Test</w:t>
-      </w:r>
-      <w:r>
-        <w:rPr>
-          <w:b/>
-          <w:sz w:val="28"/>
-          <w:szCs w:val="28"/>
-          <w:lang w:val="de-DE"/>
-        </w:rPr>
-      </w:r>
-      <w:r>
-        <w:rPr>
-          <w:b/>
-          <w:sz w:val="28"/>
-          <w:szCs w:val="28"/>
-          <w:lang w:val="en-GB"/>
-        </w:rPr>
-        <w:t xml:space="preserve">'</w:t>
-      </w:r>
-      <w:r>
-        <w:rPr>
-          <w:b/>
-          <w:bCs/>
-          <w:sz w:val="28"/>
-          <w:szCs w:val="28"/>
-          <w:lang w:val="en"/>
-        </w:rPr>
-        <w:t xml:space="preserve">)}</w:t>
-      </w:r>
-      <w:r>
-        <w:rPr>
-          <w:sz w:val="28"/>
-          <w:szCs w:val="28"/>
-          <w:lang w:val="en"/>
-        </w:rPr>
-      </w:r>
-    </w:p>
-    <w:p>
-      <w:pPr>
-        <w:pBdr/>
-        <w:spacing/>
-        <w:ind/>
-        <w:rPr>
-          <w:sz w:val="20"/>
-          <w:szCs w:val="20"/>
-          <w:lang w:val="en"/>
-        </w:rPr>
-      </w:pPr>
-      <w:r>
-        <w:rPr>
-          <w:sz w:val="20"/>
-          <w:szCs w:val="20"/>
-          <w:lang w:val="en"/>
-        </w:rPr>
-      </w:r>
-      <w:r>
-        <w:rPr>
-          <w:sz w:val="20"/>
-          <w:szCs w:val="20"/>
-          <w:lang w:val="en"/>
+          <w:rFonts w:ascii="Arial" w:hAnsi="Arial" w:cs="Arial"/>
+          <w:sz w:val="16"/>
+          <w:szCs w:val="16"/>
+          <w:highlight w:val="none"/>
         </w:rPr>
       </w:r>
     </w:p>
     <w:tbl>
       <w:tblPr>
-        <w:tblStyle w:val="793"/>
+        <w:tblStyle w:val="1027"/>
         <w:tblW w:w="0" w:type="auto"/>
-        <w:tblBorders>
-          <w:top w:val="none" w:color="auto" w:sz="0" w:space="0"/>
-          <w:left w:val="none" w:color="auto" w:sz="0" w:space="0"/>
-          <w:bottom w:val="none" w:color="auto" w:sz="0" w:space="0"/>
-          <w:right w:val="none" w:color="auto" w:sz="0" w:space="0"/>
-          <w:insideH w:val="none" w:color="auto" w:sz="0" w:space="0"/>
-          <w:insideV w:val="none" w:color="auto" w:sz="0" w:space="0"/>
-        </w:tblBorders>
+        <w:tblBorders/>
         <w:tblLayout w:type="fixed"/>
-        <w:tblLook w:val="06A0" w:firstRow="1" w:lastRow="0" w:firstColumn="1" w:lastColumn="0" w:noHBand="1" w:noVBand="1"/>
+        <w:tblLook w:val="04A0" w:firstRow="1" w:lastRow="0" w:firstColumn="1" w:lastColumn="0" w:noHBand="0" w:noVBand="1"/>
       </w:tblPr>
       <w:tblGrid>
-        <w:gridCol w:w="3118"/>
-        <w:gridCol w:w="5954"/>
+        <w:gridCol w:w="3957"/>
+        <w:gridCol w:w="6509"/>
       </w:tblGrid>
       <w:tr>
         <w:trPr/>
         <w:tc>
           <w:tcPr>
             <w:tcBorders/>
-            <w:tcW w:w="3118" w:type="dxa"/>
+            <w:tcW w:w="3957" w:type="dxa"/>
+            <w:vAlign w:val="center"/>
           </w:tcPr>
           <w:p>
             <w:pPr>
               <w:pBdr/>
-              <w:spacing/>
+              <w:spacing w:after="170" w:afterAutospacing="0" w:line="240" w:lineRule="auto"/>
               <w:ind/>
+              <w:jc w:val="left"/>
               <w:rPr>
-                <w:sz w:val="20"/>
-                <w:szCs w:val="20"/>
+                <w:rFonts w:ascii="Arial" w:hAnsi="Arial" w:cs="Arial"/>
+                <w:sz w:val="24"/>
+                <w:szCs w:val="24"/>
               </w:rPr>
             </w:pPr>
             <w:r>
               <w:rPr>
-                <w:b/>
-                <w:sz w:val="20"/>
-                <w:szCs w:val="20"/>
+                <w:rFonts w:ascii="Arial" w:hAnsi="Arial" w:cs="Arial"/>
+                <w:sz w:val="24"/>
+                <w:szCs w:val="24"/>
               </w:rPr>
-              <w:t xml:space="preserve">${</w:t>
             </w:r>
             <w:r>
               <w:rPr>
+                <w:rFonts w:ascii="Arial" w:hAnsi="Arial" w:eastAsia="Arial" w:cs="Arial"/>
                 <w:b/>
-                <w:sz w:val="20"/>
-                <w:szCs w:val="20"/>
+                <w:color w:val="000000" w:themeColor="text1"/>
+                <w:sz w:val="24"/>
+                <w:szCs w:val="24"/>
               </w:rPr>
-              <w:t xml:space="preserve">twig:</w:t>
+              <w:t xml:space="preserve">{{translate(</w:t>
             </w:r>
             <w:r>
               <w:rPr>
+                <w:rFonts w:ascii="Arial" w:hAnsi="Arial" w:eastAsia="Arial" w:cs="Arial"/>
                 <w:b/>
-                <w:sz w:val="20"/>
-                <w:szCs w:val="20"/>
-              </w:rPr>
-              <w:t xml:space="preserve">translate</w:t>
-            </w:r>
-            <w:r>
-              <w:rPr>
-                <w:b/>
-                <w:sz w:val="20"/>
-                <w:szCs w:val="20"/>
-              </w:rPr>
-              <w:t xml:space="preserve">(</w:t>
-            </w:r>
-            <w:r>
-              <w:rPr>
-                <w:b/>
-                <w:sz w:val="20"/>
-                <w:szCs w:val="20"/>
-                <w:lang w:val="en-GB"/>
+                <w:color w:val="000000" w:themeColor="text1"/>
+                <w:sz w:val="24"/>
+                <w:szCs w:val="24"/>
+                <w:lang w:val="en-US"/>
               </w:rPr>
               <w:t xml:space="preserve">'</w:t>
             </w:r>
             <w:r>
               <w:rPr>
+                <w:rFonts w:ascii="Arial" w:hAnsi="Arial" w:eastAsia="Arial" w:cs="Arial"/>
                 <w:b/>
-                <w:sz w:val="20"/>
-                <w:szCs w:val="20"/>
-                <w:lang w:val="en-GB"/>
+                <w:color w:val="000000" w:themeColor="text1"/>
+                <w:sz w:val="24"/>
+                <w:szCs w:val="24"/>
+                <w:lang w:val="de-DE"/>
               </w:rPr>
+              <w:t xml:space="preserve">Name</w:t>
             </w:r>
             <w:r>
               <w:rPr>
+                <w:rFonts w:ascii="Arial" w:hAnsi="Arial" w:eastAsia="Arial" w:cs="Arial"/>
                 <w:b/>
-                <w:sz w:val="20"/>
-                <w:szCs w:val="20"/>
-                <w:lang w:val="en-GB"/>
-              </w:rPr>
-              <w:t xml:space="preserve">Inventory Id</w:t>
-            </w:r>
-            <w:r>
-              <w:rPr>
-                <w:b/>
-                <w:sz w:val="20"/>
-                <w:szCs w:val="20"/>
-                <w:lang w:val="en-GB"/>
-              </w:rPr>
-            </w:r>
-            <w:r>
-              <w:rPr>
-                <w:b/>
-                <w:sz w:val="20"/>
-                <w:szCs w:val="20"/>
-                <w:lang w:val="en-GB"/>
+                <w:color w:val="000000" w:themeColor="text1"/>
+                <w:sz w:val="24"/>
+                <w:szCs w:val="24"/>
+                <w:lang w:val="en-US"/>
               </w:rPr>
               <w:t xml:space="preserve">'</w:t>
             </w:r>
             <w:r>
               <w:rPr>
+                <w:rFonts w:ascii="Arial" w:hAnsi="Arial" w:eastAsia="Arial" w:cs="Arial"/>
                 <w:b/>
-                <w:sz w:val="20"/>
-                <w:szCs w:val="20"/>
+                <w:color w:val="000000" w:themeColor="text1"/>
+                <w:sz w:val="24"/>
+                <w:szCs w:val="24"/>
               </w:rPr>
-              <w:t xml:space="preserve">)}</w:t>
+              <w:t xml:space="preserve">)}}</w:t>
             </w:r>
             <w:r>
               <w:rPr>
-                <w:sz w:val="20"/>
-                <w:szCs w:val="20"/>
+                <w:rFonts w:ascii="Arial" w:hAnsi="Arial" w:eastAsia="Arial" w:cs="Arial"/>
+                <w:b/>
+                <w:sz w:val="24"/>
+                <w:szCs w:val="24"/>
+              </w:rPr>
+              <w:t xml:space="preserve">:</w:t>
+            </w:r>
+            <w:r>
+              <w:rPr>
+                <w:rFonts w:ascii="Arial" w:hAnsi="Arial" w:cs="Arial"/>
+                <w:sz w:val="24"/>
+                <w:szCs w:val="24"/>
+              </w:rPr>
+            </w:r>
+            <w:r>
+              <w:rPr>
+                <w:rFonts w:ascii="Arial" w:hAnsi="Arial" w:cs="Arial"/>
+                <w:sz w:val="24"/>
+                <w:szCs w:val="24"/>
               </w:rPr>
             </w:r>
           </w:p>
@@ -287,83 +342,103 @@
         <w:tc>
           <w:tcPr>
             <w:tcBorders/>
-            <w:tcW w:w="5954" w:type="dxa"/>
+            <w:tcW w:w="6509" w:type="dxa"/>
+            <w:vAlign w:val="center"/>
           </w:tcPr>
           <w:p>
             <w:pPr>
               <w:pBdr/>
-              <w:spacing/>
+              <w:spacing w:after="170" w:afterAutospacing="0" w:line="240" w:lineRule="auto"/>
               <w:ind/>
+              <w:jc w:val="left"/>
               <w:rPr>
-                <w:lang w:val="en"/>
+                <w:rFonts w:ascii="Arial" w:hAnsi="Arial" w:cs="Arial"/>
+                <w:sz w:val="24"/>
+                <w:szCs w:val="24"/>
               </w:rPr>
             </w:pPr>
             <w:r>
               <w:rPr>
-                <w:sz w:val="20"/>
-                <w:szCs w:val="20"/>
-                <w:lang w:val="en"/>
+                <w:rFonts w:ascii="Arial" w:hAnsi="Arial" w:cs="Arial"/>
+                <w:sz w:val="24"/>
+                <w:szCs w:val="24"/>
               </w:rPr>
-              <w:t xml:space="preserve">${</w:t>
             </w:r>
             <w:r>
               <w:rPr>
-                <w:sz w:val="20"/>
-                <w:szCs w:val="20"/>
-                <w:lang w:val="en"/>
+                <w:rFonts w:ascii="Arial" w:hAnsi="Arial" w:eastAsia="Arial" w:cs="Arial"/>
+                <w:sz w:val="24"/>
+                <w:szCs w:val="24"/>
+                <w:lang w:val="de-DE"/>
               </w:rPr>
-              <w:t xml:space="preserve">twig:record</w:t>
+              <w:t xml:space="preserve">{</w:t>
             </w:r>
             <w:r>
               <w:rPr>
-                <w:sz w:val="20"/>
-                <w:szCs w:val="20"/>
-                <w:lang w:val="en"/>
+                <w:rFonts w:ascii="Arial" w:hAnsi="Arial" w:eastAsia="Arial" w:cs="Arial"/>
+                <w:sz w:val="24"/>
+                <w:szCs w:val="24"/>
+                <w:lang w:val="en-GB"/>
               </w:rPr>
-              <w:t xml:space="preserve">.</w:t>
+              <w:t xml:space="preserve">{</w:t>
             </w:r>
             <w:r>
               <w:rPr>
-                <w:sz w:val="20"/>
-                <w:szCs w:val="20"/>
-                <w:lang w:val="en"/>
+                <w:rFonts w:ascii="Arial" w:hAnsi="Arial" w:eastAsia="Arial" w:cs="Arial"/>
+                <w:sz w:val="24"/>
+                <w:szCs w:val="24"/>
+                <w:lang w:val="en-GB"/>
+              </w:rPr>
+              <w:t xml:space="preserve">record.</w:t>
+            </w:r>
+            <w:r>
+              <w:rPr>
+                <w:rFonts w:ascii="Arial" w:hAnsi="Arial" w:eastAsia="Arial" w:cs="Arial"/>
+                <w:sz w:val="24"/>
+                <w:szCs w:val="24"/>
+                <w:lang w:val="de-DE"/>
               </w:rPr>
               <w:t xml:space="preserve">equipment_id</w:t>
             </w:r>
             <w:r>
               <w:rPr>
-                <w:sz w:val="20"/>
-                <w:szCs w:val="20"/>
+                <w:rFonts w:ascii="Arial" w:hAnsi="Arial" w:eastAsia="Arial" w:cs="Arial"/>
+                <w:sz w:val="24"/>
+                <w:szCs w:val="24"/>
                 <w:lang w:val="de-DE"/>
               </w:rPr>
-              <w:t xml:space="preserve">.</w:t>
+              <w:t xml:space="preserve">.name</w:t>
             </w:r>
             <w:r>
               <w:rPr>
-                <w:sz w:val="20"/>
-                <w:szCs w:val="20"/>
-                <w:lang w:val="de-DE"/>
-              </w:rPr>
-              <w:t xml:space="preserve">inventory_id</w:t>
-            </w:r>
-            <w:r>
-              <w:rPr>
-                <w:sz w:val="20"/>
-                <w:szCs w:val="20"/>
-                <w:lang w:val="de-DE"/>
-              </w:rPr>
-            </w:r>
-            <w:r>
-              <w:rPr>
-                <w:sz w:val="20"/>
-                <w:szCs w:val="20"/>
-                <w:lang w:val="en"/>
+                <w:rFonts w:ascii="Arial" w:hAnsi="Arial" w:eastAsia="Arial" w:cs="Arial"/>
+                <w:sz w:val="24"/>
+                <w:szCs w:val="24"/>
+                <w:lang w:val="en-GB"/>
               </w:rPr>
               <w:t xml:space="preserve">}</w:t>
             </w:r>
             <w:r>
               <w:rPr>
-                <w:lang w:val="en"/>
+                <w:rFonts w:ascii="Arial" w:hAnsi="Arial" w:eastAsia="Arial" w:cs="Arial"/>
+                <w:sz w:val="24"/>
+                <w:szCs w:val="24"/>
+                <w:highlight w:val="none"/>
+              </w:rPr>
+              <w:t xml:space="preserve">}</w:t>
+            </w:r>
+            <w:r>
+              <w:rPr>
+                <w:rFonts w:ascii="Arial" w:hAnsi="Arial" w:cs="Arial"/>
+                <w:sz w:val="24"/>
+                <w:szCs w:val="24"/>
+              </w:rPr>
+            </w:r>
+            <w:r>
+              <w:rPr>
+                <w:rFonts w:ascii="Arial" w:hAnsi="Arial" w:cs="Arial"/>
+                <w:sz w:val="24"/>
+                <w:szCs w:val="24"/>
               </w:rPr>
             </w:r>
           </w:p>
@@ -374,89 +449,111 @@
         <w:tc>
           <w:tcPr>
             <w:tcBorders/>
-            <w:tcW w:w="3118" w:type="dxa"/>
+            <w:tcW w:w="3957" w:type="dxa"/>
+            <w:vAlign w:val="center"/>
           </w:tcPr>
           <w:p>
             <w:pPr>
               <w:pBdr/>
-              <w:spacing/>
+              <w:spacing w:after="170" w:afterAutospacing="0" w:line="240" w:lineRule="auto"/>
               <w:ind/>
+              <w:jc w:val="left"/>
               <w:rPr>
-                <w:sz w:val="20"/>
-                <w:szCs w:val="20"/>
+                <w:rFonts w:ascii="Arial" w:hAnsi="Arial" w:cs="Arial"/>
+                <w:sz w:val="24"/>
+                <w:szCs w:val="24"/>
               </w:rPr>
             </w:pPr>
             <w:r>
               <w:rPr>
-                <w:b/>
-                <w:sz w:val="20"/>
-                <w:szCs w:val="20"/>
+                <w:rFonts w:ascii="Arial" w:hAnsi="Arial" w:cs="Arial"/>
+                <w:sz w:val="24"/>
+                <w:szCs w:val="24"/>
               </w:rPr>
-              <w:t xml:space="preserve">${</w:t>
             </w:r>
             <w:r>
               <w:rPr>
+                <w:rFonts w:ascii="Arial" w:hAnsi="Arial" w:eastAsia="Arial" w:cs="Arial"/>
                 <w:b/>
-                <w:sz w:val="20"/>
-                <w:szCs w:val="20"/>
+                <w:color w:val="000000" w:themeColor="text1"/>
+                <w:sz w:val="24"/>
+                <w:szCs w:val="24"/>
               </w:rPr>
-              <w:t xml:space="preserve">twig:</w:t>
+              <w:t xml:space="preserve">{{translate(</w:t>
             </w:r>
             <w:r>
               <w:rPr>
+                <w:rFonts w:ascii="Arial" w:hAnsi="Arial" w:eastAsia="Arial" w:cs="Arial"/>
                 <w:b/>
-                <w:sz w:val="20"/>
-                <w:szCs w:val="20"/>
-              </w:rPr>
-              <w:t xml:space="preserve">translate</w:t>
-            </w:r>
-            <w:r>
-              <w:rPr>
-                <w:b/>
-                <w:sz w:val="20"/>
-                <w:szCs w:val="20"/>
-              </w:rPr>
-              <w:t xml:space="preserve">(</w:t>
-            </w:r>
-            <w:r>
-              <w:rPr>
-                <w:b/>
-                <w:sz w:val="20"/>
-                <w:szCs w:val="20"/>
-                <w:lang w:val="en-GB"/>
+                <w:color w:val="000000" w:themeColor="text1"/>
+                <w:sz w:val="24"/>
+                <w:szCs w:val="24"/>
+                <w:lang w:val="en-US"/>
               </w:rPr>
               <w:t xml:space="preserve">'</w:t>
             </w:r>
             <w:r>
               <w:rPr>
+                <w:rFonts w:ascii="Arial" w:hAnsi="Arial" w:eastAsia="Arial" w:cs="Arial"/>
                 <w:b/>
-                <w:sz w:val="20"/>
-                <w:szCs w:val="20"/>
+                <w:color w:val="000000" w:themeColor="text1"/>
+                <w:sz w:val="24"/>
+                <w:szCs w:val="24"/>
                 <w:lang w:val="de-DE"/>
               </w:rPr>
-              <w:t xml:space="preserve">Test Date</w:t>
+              <w:t xml:space="preserve">Inventory ID</w:t>
             </w:r>
             <w:r>
               <w:rPr>
+                <w:rFonts w:ascii="Arial" w:hAnsi="Arial" w:eastAsia="Arial" w:cs="Arial"/>
                 <w:b/>
-                <w:sz w:val="20"/>
-                <w:szCs w:val="20"/>
-                <w:lang w:val="en-GB"/>
+                <w:color w:val="000000" w:themeColor="text1"/>
+                <w:sz w:val="24"/>
+                <w:szCs w:val="24"/>
+                <w:lang w:val="en-US"/>
               </w:rPr>
               <w:t xml:space="preserve">'</w:t>
             </w:r>
             <w:r>
               <w:rPr>
+                <w:rFonts w:ascii="Arial" w:hAnsi="Arial" w:eastAsia="Arial" w:cs="Arial"/>
                 <w:b/>
-                <w:sz w:val="20"/>
-                <w:szCs w:val="20"/>
+                <w:color w:val="000000" w:themeColor="text1"/>
+                <w:sz w:val="24"/>
+                <w:szCs w:val="24"/>
               </w:rPr>
-              <w:t xml:space="preserve">)}</w:t>
+              <w:t xml:space="preserve">)}}</w:t>
             </w:r>
             <w:r>
               <w:rPr>
-                <w:sz w:val="20"/>
-                <w:szCs w:val="20"/>
+                <w:rFonts w:ascii="Arial" w:hAnsi="Arial" w:eastAsia="Arial" w:cs="Arial"/>
+                <w:b/>
+                <w:sz w:val="24"/>
+                <w:szCs w:val="24"/>
+              </w:rPr>
+              <w:t xml:space="preserve">:</w:t>
+            </w:r>
+            <w:r>
+              <w:rPr>
+                <w:rFonts w:ascii="Arial" w:hAnsi="Arial" w:eastAsia="Arial" w:cs="Arial"/>
+                <w:sz w:val="24"/>
+                <w:szCs w:val="24"/>
+                <w:lang w:val="de-DE"/>
+              </w:rPr>
+              <w:tab/>
+            </w:r>
+            <w:r>
+              <w:rPr>
+                <w:rFonts w:ascii="Arial" w:hAnsi="Arial" w:cs="Arial"/>
+                <w:sz w:val="24"/>
+                <w:szCs w:val="24"/>
+              </w:rPr>
+            </w:r>
+            <w:r>
+              <w:rPr>
+                <w:rFonts w:ascii="Arial" w:hAnsi="Arial" w:cs="Arial"/>
+                <w:sz w:val="24"/>
+                <w:szCs w:val="24"/>
               </w:rPr>
             </w:r>
           </w:p>
@@ -464,69 +561,2906 @@
         <w:tc>
           <w:tcPr>
             <w:tcBorders/>
-            <w:tcW w:w="5954" w:type="dxa"/>
+            <w:tcW w:w="6509" w:type="dxa"/>
+            <w:vAlign w:val="center"/>
           </w:tcPr>
           <w:p>
             <w:pPr>
               <w:pBdr/>
-              <w:spacing/>
+              <w:spacing w:after="170" w:afterAutospacing="0" w:line="240" w:lineRule="auto"/>
               <w:ind/>
+              <w:jc w:val="left"/>
               <w:rPr>
-                <w:sz w:val="20"/>
-                <w:szCs w:val="20"/>
+                <w:rFonts w:ascii="Arial" w:hAnsi="Arial" w:cs="Arial"/>
+                <w:sz w:val="24"/>
+                <w:szCs w:val="24"/>
               </w:rPr>
             </w:pPr>
             <w:r>
               <w:rPr>
-                <w:sz w:val="20"/>
-                <w:szCs w:val="20"/>
+                <w:rFonts w:ascii="Arial" w:hAnsi="Arial" w:cs="Arial"/>
+                <w:sz w:val="24"/>
+                <w:szCs w:val="24"/>
               </w:rPr>
-              <w:t xml:space="preserve">${</w:t>
             </w:r>
             <w:r>
               <w:rPr>
-                <w:sz w:val="20"/>
-                <w:szCs w:val="20"/>
+                <w:rFonts w:ascii="Arial" w:hAnsi="Arial" w:eastAsia="Arial" w:cs="Arial"/>
+                <w:sz w:val="24"/>
+                <w:szCs w:val="24"/>
+                <w:lang w:val="de-DE"/>
               </w:rPr>
-              <w:t xml:space="preserve">twig:record</w:t>
+              <w:t xml:space="preserve">{</w:t>
             </w:r>
             <w:r>
               <w:rPr>
-                <w:sz w:val="20"/>
-                <w:szCs w:val="20"/>
+                <w:rFonts w:ascii="Arial" w:hAnsi="Arial" w:eastAsia="Arial" w:cs="Arial"/>
+                <w:sz w:val="24"/>
+                <w:szCs w:val="24"/>
+                <w:lang w:val="en-GB"/>
+              </w:rPr>
+              <w:t xml:space="preserve">{</w:t>
+            </w:r>
+            <w:r>
+              <w:rPr>
+                <w:rFonts w:ascii="Arial" w:hAnsi="Arial" w:eastAsia="Arial" w:cs="Arial"/>
+                <w:sz w:val="24"/>
+                <w:szCs w:val="24"/>
+                <w:lang w:val="en-GB"/>
+              </w:rPr>
+              <w:t xml:space="preserve">record.</w:t>
+            </w:r>
+            <w:r>
+              <w:rPr>
+                <w:rFonts w:ascii="Arial" w:hAnsi="Arial" w:eastAsia="Arial" w:cs="Arial"/>
+                <w:sz w:val="24"/>
+                <w:szCs w:val="24"/>
+                <w:lang w:val="de-DE"/>
+              </w:rPr>
+              <w:t xml:space="preserve">equipment_id</w:t>
+            </w:r>
+            <w:r>
+              <w:rPr>
+                <w:rFonts w:ascii="Arial" w:hAnsi="Arial" w:eastAsia="Arial" w:cs="Arial"/>
+                <w:sz w:val="24"/>
+                <w:szCs w:val="24"/>
+                <w:lang w:val="de-DE"/>
+              </w:rPr>
+              <w:t xml:space="preserve">.inventory_id</w:t>
+            </w:r>
+            <w:r>
+              <w:rPr>
+                <w:rFonts w:ascii="Arial" w:hAnsi="Arial" w:eastAsia="Arial" w:cs="Arial"/>
+                <w:sz w:val="24"/>
+                <w:szCs w:val="24"/>
+                <w:lang w:val="en-GB"/>
+              </w:rPr>
+              <w:t xml:space="preserve">}</w:t>
+            </w:r>
+            <w:r>
+              <w:rPr>
+                <w:rFonts w:ascii="Arial" w:hAnsi="Arial" w:eastAsia="Arial" w:cs="Arial"/>
+                <w:sz w:val="24"/>
+                <w:szCs w:val="24"/>
+                <w:highlight w:val="none"/>
+              </w:rPr>
+              <w:t xml:space="preserve">}</w:t>
+            </w:r>
+            <w:r>
+              <w:rPr>
+                <w:rFonts w:ascii="Arial" w:hAnsi="Arial" w:cs="Arial"/>
+                <w:sz w:val="24"/>
+                <w:szCs w:val="24"/>
+              </w:rPr>
+            </w:r>
+            <w:r>
+              <w:rPr>
+                <w:rFonts w:ascii="Arial" w:hAnsi="Arial" w:cs="Arial"/>
+                <w:sz w:val="24"/>
+                <w:szCs w:val="24"/>
+              </w:rPr>
+            </w:r>
+          </w:p>
+        </w:tc>
+      </w:tr>
+      <w:tr>
+        <w:trPr/>
+        <w:tc>
+          <w:tcPr>
+            <w:tcBorders/>
+            <w:tcW w:w="3957" w:type="dxa"/>
+            <w:vAlign w:val="center"/>
+          </w:tcPr>
+          <w:p>
+            <w:pPr>
+              <w:pBdr/>
+              <w:spacing w:after="170" w:afterAutospacing="0" w:line="240" w:lineRule="auto"/>
+              <w:ind/>
+              <w:jc w:val="left"/>
+              <w:rPr>
+                <w:rFonts w:ascii="Arial" w:hAnsi="Arial" w:cs="Arial"/>
+                <w:sz w:val="24"/>
+                <w:szCs w:val="24"/>
+              </w:rPr>
+            </w:pPr>
+            <w:r>
+              <w:rPr>
+                <w:rFonts w:ascii="Arial" w:hAnsi="Arial" w:cs="Arial"/>
+                <w:sz w:val="24"/>
+                <w:szCs w:val="24"/>
+              </w:rPr>
+            </w:r>
+            <w:r>
+              <w:rPr>
+                <w:rFonts w:ascii="Arial" w:hAnsi="Arial" w:eastAsia="Arial" w:cs="Arial"/>
+                <w:b/>
+                <w:color w:val="000000" w:themeColor="text1"/>
+                <w:sz w:val="24"/>
+                <w:szCs w:val="24"/>
+              </w:rPr>
+              <w:t xml:space="preserve">{{translate(</w:t>
+            </w:r>
+            <w:r>
+              <w:rPr>
+                <w:rFonts w:ascii="Arial" w:hAnsi="Arial" w:eastAsia="Arial" w:cs="Arial"/>
+                <w:b/>
+                <w:color w:val="000000" w:themeColor="text1"/>
+                <w:sz w:val="24"/>
+                <w:szCs w:val="24"/>
+                <w:lang w:val="en-US"/>
+              </w:rPr>
+              <w:t xml:space="preserve">'</w:t>
+            </w:r>
+            <w:r>
+              <w:rPr>
+                <w:rFonts w:ascii="Arial" w:hAnsi="Arial" w:eastAsia="Arial" w:cs="Arial"/>
+                <w:b/>
+                <w:color w:val="000000" w:themeColor="text1"/>
+                <w:sz w:val="24"/>
+                <w:szCs w:val="24"/>
+                <w:lang w:val="de-DE"/>
+              </w:rPr>
+              <w:t xml:space="preserve">Protection class</w:t>
+            </w:r>
+            <w:r>
+              <w:rPr>
+                <w:rFonts w:ascii="Arial" w:hAnsi="Arial" w:eastAsia="Arial" w:cs="Arial"/>
+                <w:b/>
+                <w:color w:val="000000" w:themeColor="text1"/>
+                <w:sz w:val="24"/>
+                <w:szCs w:val="24"/>
+                <w:lang w:val="en-US"/>
+              </w:rPr>
+              <w:t xml:space="preserve">'</w:t>
+            </w:r>
+            <w:r>
+              <w:rPr>
+                <w:rFonts w:ascii="Arial" w:hAnsi="Arial" w:eastAsia="Arial" w:cs="Arial"/>
+                <w:b/>
+                <w:color w:val="000000" w:themeColor="text1"/>
+                <w:sz w:val="24"/>
+                <w:szCs w:val="24"/>
+              </w:rPr>
+              <w:t xml:space="preserve">)}}</w:t>
+            </w:r>
+            <w:r>
+              <w:rPr>
+                <w:rFonts w:ascii="Arial" w:hAnsi="Arial" w:eastAsia="Arial" w:cs="Arial"/>
+                <w:b/>
+                <w:sz w:val="24"/>
+                <w:szCs w:val="24"/>
+              </w:rPr>
+              <w:t xml:space="preserve">:</w:t>
+            </w:r>
+            <w:r>
+              <w:rPr>
+                <w:rFonts w:ascii="Arial" w:hAnsi="Arial" w:cs="Arial"/>
+                <w:sz w:val="24"/>
+                <w:szCs w:val="24"/>
+              </w:rPr>
+            </w:r>
+            <w:r>
+              <w:rPr>
+                <w:rFonts w:ascii="Arial" w:hAnsi="Arial" w:cs="Arial"/>
+                <w:sz w:val="24"/>
+                <w:szCs w:val="24"/>
+              </w:rPr>
+            </w:r>
+          </w:p>
+        </w:tc>
+        <w:tc>
+          <w:tcPr>
+            <w:tcBorders/>
+            <w:tcW w:w="6509" w:type="dxa"/>
+            <w:vAlign w:val="center"/>
+          </w:tcPr>
+          <w:p>
+            <w:pPr>
+              <w:pBdr/>
+              <w:spacing w:after="170" w:afterAutospacing="0" w:line="240" w:lineRule="auto"/>
+              <w:ind/>
+              <w:jc w:val="left"/>
+              <w:rPr>
+                <w:rFonts w:ascii="Arial" w:hAnsi="Arial" w:cs="Arial"/>
+                <w:sz w:val="24"/>
+                <w:szCs w:val="24"/>
+              </w:rPr>
+            </w:pPr>
+            <w:r>
+              <w:rPr>
+                <w:rFonts w:ascii="Arial" w:hAnsi="Arial" w:cs="Arial"/>
+                <w:sz w:val="24"/>
+                <w:szCs w:val="24"/>
+              </w:rPr>
+            </w:r>
+            <w:r>
+              <w:rPr>
+                <w:rFonts w:ascii="Arial" w:hAnsi="Arial" w:eastAsia="Arial" w:cs="Arial"/>
+                <w:sz w:val="24"/>
+                <w:szCs w:val="24"/>
+                <w:lang w:val="de-DE"/>
+              </w:rPr>
+              <w:t xml:space="preserve">{</w:t>
+            </w:r>
+            <w:r>
+              <w:rPr>
+                <w:rFonts w:ascii="Arial" w:hAnsi="Arial" w:eastAsia="Arial" w:cs="Arial"/>
+                <w:sz w:val="24"/>
+                <w:szCs w:val="24"/>
+                <w:lang w:val="en-GB"/>
+              </w:rPr>
+              <w:t xml:space="preserve">{</w:t>
+            </w:r>
+            <w:r>
+              <w:rPr>
+                <w:rFonts w:ascii="Arial" w:hAnsi="Arial" w:eastAsia="Arial" w:cs="Arial"/>
+                <w:sz w:val="24"/>
+                <w:szCs w:val="24"/>
+                <w:lang w:val="en-GB"/>
+              </w:rPr>
+              <w:t xml:space="preserve">record.</w:t>
+            </w:r>
+            <w:r>
+              <w:rPr>
+                <w:rFonts w:ascii="Arial" w:hAnsi="Arial" w:eastAsia="Arial" w:cs="Arial"/>
+                <w:sz w:val="24"/>
+                <w:szCs w:val="24"/>
+                <w:lang w:val="de-DE"/>
+              </w:rPr>
+              <w:t xml:space="preserve">equipment_id</w:t>
+            </w:r>
+            <w:r>
+              <w:rPr>
+                <w:rFonts w:ascii="Arial" w:hAnsi="Arial" w:eastAsia="Arial" w:cs="Arial"/>
+                <w:sz w:val="24"/>
+                <w:szCs w:val="24"/>
+                <w:lang w:val="de-DE"/>
+              </w:rPr>
+              <w:t xml:space="preserve">.protection_class</w:t>
+            </w:r>
+            <w:r>
+              <w:rPr>
+                <w:rFonts w:ascii="Arial" w:hAnsi="Arial" w:eastAsia="Arial" w:cs="Arial"/>
+                <w:sz w:val="24"/>
+                <w:szCs w:val="24"/>
+                <w:lang w:val="en-GB"/>
+              </w:rPr>
+              <w:t xml:space="preserve">}</w:t>
+            </w:r>
+            <w:r>
+              <w:rPr>
+                <w:rFonts w:ascii="Arial" w:hAnsi="Arial" w:eastAsia="Arial" w:cs="Arial"/>
+                <w:sz w:val="24"/>
+                <w:szCs w:val="24"/>
+                <w:highlight w:val="none"/>
+              </w:rPr>
+              <w:t xml:space="preserve">}</w:t>
+            </w:r>
+            <w:r>
+              <w:rPr>
+                <w:rFonts w:ascii="Arial" w:hAnsi="Arial" w:cs="Arial"/>
+                <w:sz w:val="24"/>
+                <w:szCs w:val="24"/>
+              </w:rPr>
+            </w:r>
+            <w:r>
+              <w:rPr>
+                <w:rFonts w:ascii="Arial" w:hAnsi="Arial" w:cs="Arial"/>
+                <w:sz w:val="24"/>
+                <w:szCs w:val="24"/>
+              </w:rPr>
+            </w:r>
+          </w:p>
+        </w:tc>
+      </w:tr>
+      <w:tr>
+        <w:trPr/>
+        <w:tc>
+          <w:tcPr>
+            <w:tcBorders/>
+            <w:tcW w:w="3957" w:type="dxa"/>
+            <w:vAlign w:val="center"/>
+          </w:tcPr>
+          <w:p>
+            <w:pPr>
+              <w:pBdr/>
+              <w:spacing w:after="170" w:afterAutospacing="0" w:line="240" w:lineRule="auto"/>
+              <w:ind/>
+              <w:jc w:val="left"/>
+              <w:rPr>
+                <w:rFonts w:ascii="Arial" w:hAnsi="Arial" w:cs="Arial"/>
+                <w:sz w:val="24"/>
+                <w:szCs w:val="24"/>
+              </w:rPr>
+            </w:pPr>
+            <w:r>
+              <w:rPr>
+                <w:rFonts w:ascii="Arial" w:hAnsi="Arial" w:cs="Arial"/>
+                <w:sz w:val="24"/>
+                <w:szCs w:val="24"/>
+              </w:rPr>
+            </w:r>
+            <w:r>
+              <w:rPr>
+                <w:rFonts w:ascii="Arial" w:hAnsi="Arial" w:eastAsia="Arial" w:cs="Arial"/>
+                <w:b/>
+                <w:color w:val="000000" w:themeColor="text1"/>
+                <w:sz w:val="24"/>
+                <w:szCs w:val="24"/>
+              </w:rPr>
+              <w:t xml:space="preserve">{{translate(</w:t>
+            </w:r>
+            <w:r>
+              <w:rPr>
+                <w:rFonts w:ascii="Arial" w:hAnsi="Arial" w:eastAsia="Arial" w:cs="Arial"/>
+                <w:b/>
+                <w:color w:val="000000" w:themeColor="text1"/>
+                <w:sz w:val="24"/>
+                <w:szCs w:val="24"/>
+                <w:lang w:val="en-US"/>
+              </w:rPr>
+              <w:t xml:space="preserve">'</w:t>
+            </w:r>
+            <w:r>
+              <w:rPr>
+                <w:rFonts w:ascii="Arial" w:hAnsi="Arial" w:eastAsia="Arial" w:cs="Arial"/>
+                <w:b/>
+                <w:color w:val="000000" w:themeColor="text1"/>
+                <w:sz w:val="24"/>
+                <w:szCs w:val="24"/>
+                <w:lang w:val="de-DE"/>
+              </w:rPr>
+              <w:t xml:space="preserve">inspection instructions</w:t>
+            </w:r>
+            <w:r>
+              <w:rPr>
+                <w:rFonts w:ascii="Arial" w:hAnsi="Arial" w:eastAsia="Arial" w:cs="Arial"/>
+                <w:b/>
+                <w:color w:val="000000" w:themeColor="text1"/>
+                <w:sz w:val="24"/>
+                <w:szCs w:val="24"/>
+                <w:lang w:val="en-US"/>
+              </w:rPr>
+              <w:t xml:space="preserve">'</w:t>
+            </w:r>
+            <w:r>
+              <w:rPr>
+                <w:rFonts w:ascii="Arial" w:hAnsi="Arial" w:eastAsia="Arial" w:cs="Arial"/>
+                <w:b/>
+                <w:color w:val="000000" w:themeColor="text1"/>
+                <w:sz w:val="24"/>
+                <w:szCs w:val="24"/>
+              </w:rPr>
+              <w:t xml:space="preserve">)}}</w:t>
+            </w:r>
+            <w:r>
+              <w:rPr>
+                <w:rFonts w:ascii="Arial" w:hAnsi="Arial" w:eastAsia="Arial" w:cs="Arial"/>
+                <w:b/>
+                <w:sz w:val="24"/>
+                <w:szCs w:val="24"/>
+              </w:rPr>
+              <w:t xml:space="preserve">:</w:t>
+            </w:r>
+            <w:r>
+              <w:rPr>
+                <w:rFonts w:ascii="Arial" w:hAnsi="Arial" w:cs="Arial"/>
+                <w:sz w:val="24"/>
+                <w:szCs w:val="24"/>
+              </w:rPr>
+            </w:r>
+            <w:r>
+              <w:rPr>
+                <w:rFonts w:ascii="Arial" w:hAnsi="Arial" w:cs="Arial"/>
+                <w:sz w:val="24"/>
+                <w:szCs w:val="24"/>
+              </w:rPr>
+            </w:r>
+          </w:p>
+        </w:tc>
+        <w:tc>
+          <w:tcPr>
+            <w:tcBorders/>
+            <w:tcW w:w="6509" w:type="dxa"/>
+            <w:vAlign w:val="center"/>
+          </w:tcPr>
+          <w:p>
+            <w:pPr>
+              <w:pBdr/>
+              <w:spacing w:after="170" w:afterAutospacing="0" w:line="240" w:lineRule="auto"/>
+              <w:ind/>
+              <w:jc w:val="left"/>
+              <w:rPr>
+                <w:rFonts w:ascii="Arial" w:hAnsi="Arial" w:cs="Arial"/>
+                <w:sz w:val="24"/>
+                <w:szCs w:val="24"/>
+              </w:rPr>
+            </w:pPr>
+            <w:r>
+              <w:rPr>
+                <w:rFonts w:ascii="Arial" w:hAnsi="Arial" w:cs="Arial"/>
+                <w:sz w:val="24"/>
+                <w:szCs w:val="24"/>
+              </w:rPr>
+            </w:r>
+            <w:r>
+              <w:rPr>
+                <w:rFonts w:ascii="Arial" w:hAnsi="Arial" w:eastAsia="Arial" w:cs="Arial"/>
+                <w:sz w:val="24"/>
+                <w:szCs w:val="24"/>
+                <w:lang w:val="de-DE"/>
+              </w:rPr>
+              <w:t xml:space="preserve">{</w:t>
+            </w:r>
+            <w:r>
+              <w:rPr>
+                <w:rFonts w:ascii="Arial" w:hAnsi="Arial" w:eastAsia="Arial" w:cs="Arial"/>
+                <w:sz w:val="24"/>
+                <w:szCs w:val="24"/>
+                <w:lang w:val="en-GB"/>
+              </w:rPr>
+              <w:t xml:space="preserve">{</w:t>
+            </w:r>
+            <w:r>
+              <w:rPr>
+                <w:rFonts w:ascii="Arial" w:hAnsi="Arial" w:eastAsia="Arial" w:cs="Arial"/>
+                <w:sz w:val="24"/>
+                <w:szCs w:val="24"/>
+                <w:lang w:val="en-GB"/>
+              </w:rPr>
+              <w:t xml:space="preserve">record.</w:t>
+            </w:r>
+            <w:r>
+              <w:rPr>
+                <w:rFonts w:ascii="Arial" w:hAnsi="Arial" w:eastAsia="Arial" w:cs="Arial"/>
+                <w:sz w:val="24"/>
+                <w:szCs w:val="24"/>
+                <w:lang w:val="de-DE"/>
+              </w:rPr>
+              <w:t xml:space="preserve">equipment_id</w:t>
+            </w:r>
+            <w:r>
+              <w:rPr>
+                <w:rFonts w:ascii="Arial" w:hAnsi="Arial" w:eastAsia="Arial" w:cs="Arial"/>
+                <w:sz w:val="24"/>
+                <w:szCs w:val="24"/>
+                <w:lang w:val="de-DE"/>
+              </w:rPr>
+              <w:t xml:space="preserve">.inspection_instructions</w:t>
+            </w:r>
+            <w:r>
+              <w:rPr>
+                <w:rFonts w:ascii="Arial" w:hAnsi="Arial" w:eastAsia="Arial" w:cs="Arial"/>
+                <w:sz w:val="24"/>
+                <w:szCs w:val="24"/>
+                <w:lang w:val="en-GB"/>
+              </w:rPr>
+              <w:t xml:space="preserve">}</w:t>
+            </w:r>
+            <w:r>
+              <w:rPr>
+                <w:rFonts w:ascii="Arial" w:hAnsi="Arial" w:eastAsia="Arial" w:cs="Arial"/>
+                <w:sz w:val="24"/>
+                <w:szCs w:val="24"/>
+                <w:highlight w:val="none"/>
+              </w:rPr>
+              <w:t xml:space="preserve">}</w:t>
+            </w:r>
+            <w:r>
+              <w:rPr>
+                <w:rFonts w:ascii="Arial" w:hAnsi="Arial" w:cs="Arial"/>
+                <w:sz w:val="24"/>
+                <w:szCs w:val="24"/>
+              </w:rPr>
+            </w:r>
+            <w:r>
+              <w:rPr>
+                <w:rFonts w:ascii="Arial" w:hAnsi="Arial" w:cs="Arial"/>
+                <w:sz w:val="24"/>
+                <w:szCs w:val="24"/>
+              </w:rPr>
+            </w:r>
+          </w:p>
+        </w:tc>
+      </w:tr>
+      <w:tr>
+        <w:trPr/>
+        <w:tc>
+          <w:tcPr>
+            <w:tcBorders/>
+            <w:tcW w:w="3957" w:type="dxa"/>
+            <w:vAlign w:val="center"/>
+            <w:vMerge w:val="restart"/>
+          </w:tcPr>
+          <w:p>
+            <w:pPr>
+              <w:pBdr/>
+              <w:spacing w:after="170" w:afterAutospacing="0" w:line="240" w:lineRule="auto"/>
+              <w:ind/>
+              <w:jc w:val="left"/>
+              <w:rPr>
+                <w:rFonts w:ascii="Arial" w:hAnsi="Arial" w:cs="Arial"/>
+                <w:sz w:val="24"/>
+                <w:szCs w:val="24"/>
+              </w:rPr>
+            </w:pPr>
+            <w:r>
+              <w:rPr>
+                <w:rFonts w:ascii="Arial" w:hAnsi="Arial" w:cs="Arial"/>
+                <w:sz w:val="24"/>
+                <w:szCs w:val="24"/>
+              </w:rPr>
+            </w:r>
+            <w:r>
+              <w:rPr>
+                <w:rFonts w:ascii="Arial" w:hAnsi="Arial" w:eastAsia="Arial" w:cs="Arial"/>
+                <w:b/>
+                <w:color w:val="000000" w:themeColor="text1"/>
+                <w:sz w:val="24"/>
+                <w:szCs w:val="24"/>
+              </w:rPr>
+              <w:t xml:space="preserve">{{translate(</w:t>
+            </w:r>
+            <w:r>
+              <w:rPr>
+                <w:rFonts w:ascii="Arial" w:hAnsi="Arial" w:eastAsia="Arial" w:cs="Arial"/>
+                <w:b/>
+                <w:color w:val="000000" w:themeColor="text1"/>
+                <w:sz w:val="24"/>
+                <w:szCs w:val="24"/>
+                <w:lang w:val="en-US"/>
+              </w:rPr>
+              <w:t xml:space="preserve">'</w:t>
+            </w:r>
+            <w:r>
+              <w:rPr>
+                <w:rFonts w:ascii="Arial" w:hAnsi="Arial" w:eastAsia="Arial" w:cs="Arial"/>
+                <w:b/>
+                <w:color w:val="000000" w:themeColor="text1"/>
+                <w:sz w:val="24"/>
+                <w:szCs w:val="24"/>
+                <w:lang w:val="de-DE"/>
+              </w:rPr>
+              <w:t xml:space="preserve">Next Test Due</w:t>
+            </w:r>
+            <w:r>
+              <w:rPr>
+                <w:rFonts w:ascii="Arial" w:hAnsi="Arial" w:eastAsia="Arial" w:cs="Arial"/>
+                <w:b/>
+                <w:color w:val="000000" w:themeColor="text1"/>
+                <w:sz w:val="24"/>
+                <w:szCs w:val="24"/>
+                <w:lang w:val="en-US"/>
+              </w:rPr>
+              <w:t xml:space="preserve">'</w:t>
+            </w:r>
+            <w:r>
+              <w:rPr>
+                <w:rFonts w:ascii="Arial" w:hAnsi="Arial" w:eastAsia="Arial" w:cs="Arial"/>
+                <w:b/>
+                <w:color w:val="000000" w:themeColor="text1"/>
+                <w:sz w:val="24"/>
+                <w:szCs w:val="24"/>
+              </w:rPr>
+              <w:t xml:space="preserve">)}}</w:t>
+            </w:r>
+            <w:r>
+              <w:rPr>
+                <w:rFonts w:ascii="Arial" w:hAnsi="Arial" w:eastAsia="Arial" w:cs="Arial"/>
+                <w:b/>
+                <w:sz w:val="24"/>
+                <w:szCs w:val="24"/>
+              </w:rPr>
+              <w:t xml:space="preserve">:</w:t>
+            </w:r>
+            <w:r>
+              <w:rPr>
+                <w:rFonts w:ascii="Arial" w:hAnsi="Arial" w:eastAsia="Arial" w:cs="Arial"/>
+                <w:sz w:val="24"/>
+                <w:szCs w:val="24"/>
+                <w:lang w:val="de-DE"/>
+              </w:rPr>
+              <w:tab/>
+            </w:r>
+            <w:r>
+              <w:rPr>
+                <w:rFonts w:ascii="Arial" w:hAnsi="Arial" w:cs="Arial"/>
+                <w:sz w:val="24"/>
+                <w:szCs w:val="24"/>
+              </w:rPr>
+            </w:r>
+            <w:r>
+              <w:rPr>
+                <w:rFonts w:ascii="Arial" w:hAnsi="Arial" w:cs="Arial"/>
+                <w:sz w:val="24"/>
+                <w:szCs w:val="24"/>
+              </w:rPr>
+            </w:r>
+          </w:p>
+        </w:tc>
+        <w:tc>
+          <w:tcPr>
+            <w:tcBorders/>
+            <w:tcW w:w="6509" w:type="dxa"/>
+            <w:vAlign w:val="center"/>
+            <w:vMerge w:val="restart"/>
+          </w:tcPr>
+          <w:p>
+            <w:pPr>
+              <w:pBdr/>
+              <w:spacing w:after="170" w:afterAutospacing="0" w:line="240" w:lineRule="auto"/>
+              <w:ind/>
+              <w:jc w:val="left"/>
+              <w:rPr>
+                <w:rFonts w:ascii="Arial" w:hAnsi="Arial" w:cs="Arial"/>
+                <w:sz w:val="24"/>
+                <w:szCs w:val="24"/>
+              </w:rPr>
+            </w:pPr>
+            <w:r>
+              <w:rPr>
+                <w:rFonts w:ascii="Arial" w:hAnsi="Arial" w:cs="Arial"/>
+                <w:sz w:val="24"/>
+                <w:szCs w:val="24"/>
+              </w:rPr>
+            </w:r>
+            <w:r>
+              <w:rPr>
+                <w:rFonts w:ascii="Arial" w:hAnsi="Arial" w:eastAsia="Arial" w:cs="Arial"/>
+                <w:sz w:val="24"/>
+                <w:szCs w:val="24"/>
+                <w:lang w:val="de-DE"/>
+              </w:rPr>
+              <w:t xml:space="preserve">{</w:t>
+            </w:r>
+            <w:r>
+              <w:rPr>
+                <w:rFonts w:ascii="Arial" w:hAnsi="Arial" w:eastAsia="Arial" w:cs="Arial"/>
+                <w:sz w:val="24"/>
+                <w:szCs w:val="24"/>
+                <w:lang w:val="en-GB"/>
+              </w:rPr>
+              <w:t xml:space="preserve">{</w:t>
+            </w:r>
+            <w:r>
+              <w:rPr>
+                <w:rFonts w:ascii="Arial" w:hAnsi="Arial" w:eastAsia="Arial" w:cs="Arial"/>
+                <w:sz w:val="24"/>
+                <w:szCs w:val="24"/>
+                <w:lang w:val="en-GB"/>
+              </w:rPr>
+              <w:t xml:space="preserve">record.</w:t>
+            </w:r>
+            <w:r>
+              <w:rPr>
+                <w:rFonts w:ascii="Arial" w:hAnsi="Arial" w:eastAsia="Arial" w:cs="Arial"/>
+                <w:sz w:val="24"/>
+                <w:szCs w:val="24"/>
+                <w:lang w:val="de-DE"/>
+              </w:rPr>
+              <w:t xml:space="preserve">equipment_id</w:t>
+            </w:r>
+            <w:r>
+              <w:rPr>
+                <w:rFonts w:ascii="Arial" w:hAnsi="Arial" w:eastAsia="Arial" w:cs="Arial"/>
+                <w:sz w:val="24"/>
+                <w:szCs w:val="24"/>
+                <w:lang w:val="de-DE"/>
+              </w:rPr>
+              <w:t xml:space="preserve">.next_test_due</w:t>
+            </w:r>
+            <w:r>
+              <w:rPr>
+                <w:rFonts w:ascii="Arial" w:hAnsi="Arial" w:eastAsia="Arial" w:cs="Arial"/>
+                <w:sz w:val="24"/>
+                <w:szCs w:val="24"/>
+                <w:lang w:val="en-GB"/>
+              </w:rPr>
+              <w:t xml:space="preserve">}</w:t>
+            </w:r>
+            <w:r>
+              <w:rPr>
+                <w:rFonts w:ascii="Arial" w:hAnsi="Arial" w:eastAsia="Arial" w:cs="Arial"/>
+                <w:sz w:val="24"/>
+                <w:szCs w:val="24"/>
+                <w:highlight w:val="none"/>
+              </w:rPr>
+              <w:t xml:space="preserve">}</w:t>
+            </w:r>
+            <w:r>
+              <w:rPr>
+                <w:rFonts w:ascii="Arial" w:hAnsi="Arial" w:cs="Arial"/>
+                <w:sz w:val="24"/>
+                <w:szCs w:val="24"/>
+              </w:rPr>
+            </w:r>
+            <w:r>
+              <w:rPr>
+                <w:rFonts w:ascii="Arial" w:hAnsi="Arial" w:cs="Arial"/>
+                <w:sz w:val="24"/>
+                <w:szCs w:val="24"/>
+              </w:rPr>
+            </w:r>
+          </w:p>
+        </w:tc>
+      </w:tr>
+      <w:tr>
+        <w:trPr/>
+        <w:tc>
+          <w:tcPr>
+            <w:tcBorders/>
+            <w:tcW w:w="3957" w:type="dxa"/>
+            <w:vAlign w:val="center"/>
+            <w:vMerge w:val="restart"/>
+          </w:tcPr>
+          <w:p>
+            <w:pPr>
+              <w:pBdr/>
+              <w:spacing w:after="170" w:afterAutospacing="0" w:line="240" w:lineRule="auto"/>
+              <w:ind/>
+              <w:jc w:val="left"/>
+              <w:rPr>
+                <w:rFonts w:ascii="Arial" w:hAnsi="Arial" w:cs="Arial"/>
+                <w:sz w:val="24"/>
+                <w:szCs w:val="24"/>
+              </w:rPr>
+            </w:pPr>
+            <w:r>
+              <w:rPr>
+                <w:rFonts w:ascii="Arial" w:hAnsi="Arial" w:cs="Arial"/>
+                <w:sz w:val="24"/>
+                <w:szCs w:val="24"/>
+              </w:rPr>
+            </w:r>
+            <w:r>
+              <w:rPr>
+                <w:rFonts w:ascii="Arial" w:hAnsi="Arial" w:cs="Arial"/>
+                <w:sz w:val="24"/>
+                <w:szCs w:val="24"/>
+              </w:rPr>
+            </w:r>
+            <w:r>
+              <w:rPr>
+                <w:rFonts w:ascii="Arial" w:hAnsi="Arial" w:cs="Arial"/>
+                <w:sz w:val="24"/>
+                <w:szCs w:val="24"/>
+              </w:rPr>
+            </w:r>
+          </w:p>
+        </w:tc>
+        <w:tc>
+          <w:tcPr>
+            <w:tcBorders/>
+            <w:tcW w:w="6509" w:type="dxa"/>
+            <w:vAlign w:val="center"/>
+            <w:vMerge w:val="restart"/>
+          </w:tcPr>
+          <w:p>
+            <w:pPr>
+              <w:pBdr/>
+              <w:spacing w:after="170" w:afterAutospacing="0" w:line="240" w:lineRule="auto"/>
+              <w:ind/>
+              <w:jc w:val="left"/>
+              <w:rPr>
+                <w:rFonts w:ascii="Arial" w:hAnsi="Arial" w:cs="Arial"/>
+                <w:sz w:val="24"/>
+                <w:szCs w:val="24"/>
+              </w:rPr>
+            </w:pPr>
+            <w:r>
+              <w:rPr>
+                <w:rFonts w:ascii="Arial" w:hAnsi="Arial" w:cs="Arial"/>
+                <w:sz w:val="24"/>
+                <w:szCs w:val="24"/>
+              </w:rPr>
+            </w:r>
+            <w:r>
+              <w:rPr>
+                <w:rFonts w:ascii="Arial" w:hAnsi="Arial" w:cs="Arial"/>
+                <w:sz w:val="24"/>
+                <w:szCs w:val="24"/>
+              </w:rPr>
+            </w:r>
+            <w:r>
+              <w:rPr>
+                <w:rFonts w:ascii="Arial" w:hAnsi="Arial" w:cs="Arial"/>
+                <w:sz w:val="24"/>
+                <w:szCs w:val="24"/>
+              </w:rPr>
+            </w:r>
+          </w:p>
+        </w:tc>
+      </w:tr>
+      <w:tr>
+        <w:trPr/>
+        <w:tc>
+          <w:tcPr>
+            <w:tcBorders/>
+            <w:tcW w:w="3957" w:type="dxa"/>
+            <w:vAlign w:val="center"/>
+            <w:vMerge w:val="restart"/>
+          </w:tcPr>
+          <w:p>
+            <w:pPr>
+              <w:pBdr/>
+              <w:spacing w:after="170" w:afterAutospacing="0" w:line="240" w:lineRule="auto"/>
+              <w:ind/>
+              <w:jc w:val="left"/>
+              <w:rPr>
+                <w:rFonts w:ascii="Arial" w:hAnsi="Arial" w:cs="Arial"/>
+                <w:sz w:val="24"/>
+                <w:szCs w:val="24"/>
+              </w:rPr>
+            </w:pPr>
+            <w:r>
+              <w:rPr>
+                <w:rFonts w:ascii="Arial" w:hAnsi="Arial" w:cs="Arial"/>
+                <w:sz w:val="24"/>
+                <w:szCs w:val="24"/>
+              </w:rPr>
+            </w:r>
+            <w:r>
+              <w:rPr>
+                <w:rFonts w:ascii="Arial" w:hAnsi="Arial" w:eastAsia="Arial" w:cs="Arial"/>
+                <w:b/>
+                <w:color w:val="000000" w:themeColor="text1"/>
+                <w:sz w:val="24"/>
+                <w:szCs w:val="24"/>
+              </w:rPr>
+              <w:t xml:space="preserve">{{translate(</w:t>
+            </w:r>
+            <w:r>
+              <w:rPr>
+                <w:rFonts w:ascii="Arial" w:hAnsi="Arial" w:eastAsia="Arial" w:cs="Arial"/>
+                <w:b/>
+                <w:color w:val="000000" w:themeColor="text1"/>
+                <w:sz w:val="24"/>
+                <w:szCs w:val="24"/>
+                <w:lang w:val="en-US"/>
+              </w:rPr>
+              <w:t xml:space="preserve">'</w:t>
+            </w:r>
+            <w:r>
+              <w:rPr>
+                <w:rFonts w:ascii="Arial" w:hAnsi="Arial" w:eastAsia="Arial" w:cs="Arial"/>
+                <w:b/>
+                <w:color w:val="000000" w:themeColor="text1"/>
+                <w:sz w:val="24"/>
+                <w:szCs w:val="24"/>
+                <w:lang w:val="de-DE"/>
+              </w:rPr>
+              <w:t xml:space="preserve">Test Datum</w:t>
+            </w:r>
+            <w:r>
+              <w:rPr>
+                <w:rFonts w:ascii="Arial" w:hAnsi="Arial" w:eastAsia="Arial" w:cs="Arial"/>
+                <w:b/>
+                <w:color w:val="000000" w:themeColor="text1"/>
+                <w:sz w:val="24"/>
+                <w:szCs w:val="24"/>
+                <w:lang w:val="en-US"/>
+              </w:rPr>
+              <w:t xml:space="preserve">'</w:t>
+            </w:r>
+            <w:r>
+              <w:rPr>
+                <w:rFonts w:ascii="Arial" w:hAnsi="Arial" w:eastAsia="Arial" w:cs="Arial"/>
+                <w:b/>
+                <w:color w:val="000000" w:themeColor="text1"/>
+                <w:sz w:val="24"/>
+                <w:szCs w:val="24"/>
+              </w:rPr>
+              <w:t xml:space="preserve">)}}</w:t>
+            </w:r>
+            <w:r>
+              <w:rPr>
+                <w:rFonts w:ascii="Arial" w:hAnsi="Arial" w:eastAsia="Arial" w:cs="Arial"/>
+                <w:b/>
+                <w:sz w:val="24"/>
+                <w:szCs w:val="24"/>
+              </w:rPr>
+              <w:t xml:space="preserve">:</w:t>
+            </w:r>
+            <w:r>
+              <w:rPr>
+                <w:rFonts w:ascii="Arial" w:hAnsi="Arial" w:cs="Arial"/>
+                <w:sz w:val="24"/>
+                <w:szCs w:val="24"/>
+              </w:rPr>
+            </w:r>
+            <w:r>
+              <w:rPr>
+                <w:rFonts w:ascii="Arial" w:hAnsi="Arial" w:cs="Arial"/>
+                <w:sz w:val="24"/>
+                <w:szCs w:val="24"/>
+              </w:rPr>
+            </w:r>
+          </w:p>
+        </w:tc>
+        <w:tc>
+          <w:tcPr>
+            <w:tcBorders/>
+            <w:tcW w:w="6509" w:type="dxa"/>
+            <w:vAlign w:val="center"/>
+            <w:vMerge w:val="restart"/>
+          </w:tcPr>
+          <w:p>
+            <w:pPr>
+              <w:pBdr/>
+              <w:spacing w:after="170" w:afterAutospacing="0" w:line="240" w:lineRule="auto"/>
+              <w:ind/>
+              <w:jc w:val="left"/>
+              <w:rPr>
+                <w:rFonts w:ascii="Arial" w:hAnsi="Arial" w:cs="Arial"/>
+                <w:sz w:val="24"/>
+                <w:szCs w:val="24"/>
+              </w:rPr>
+            </w:pPr>
+            <w:r>
+              <w:rPr>
+                <w:rFonts w:ascii="Arial" w:hAnsi="Arial" w:cs="Arial"/>
+                <w:sz w:val="24"/>
+                <w:szCs w:val="24"/>
+              </w:rPr>
+            </w:r>
+            <w:r>
+              <w:rPr>
+                <w:rFonts w:ascii="Arial" w:hAnsi="Arial" w:eastAsia="Arial" w:cs="Arial"/>
+                <w:sz w:val="24"/>
+                <w:szCs w:val="24"/>
+                <w:lang w:val="de-DE"/>
+              </w:rPr>
+              <w:t xml:space="preserve">{</w:t>
+            </w:r>
+            <w:r>
+              <w:rPr>
+                <w:rFonts w:ascii="Arial" w:hAnsi="Arial" w:eastAsia="Arial" w:cs="Arial"/>
+                <w:sz w:val="24"/>
+                <w:szCs w:val="24"/>
+                <w:lang w:val="en-GB"/>
+              </w:rPr>
+              <w:t xml:space="preserve">{</w:t>
+            </w:r>
+            <w:r>
+              <w:rPr>
+                <w:rFonts w:ascii="Arial" w:hAnsi="Arial" w:eastAsia="Arial" w:cs="Arial"/>
+                <w:sz w:val="24"/>
+                <w:szCs w:val="24"/>
+                <w:lang w:val="en-GB"/>
+              </w:rPr>
+              <w:t xml:space="preserve">record.</w:t>
+            </w:r>
+            <w:r>
+              <w:rPr>
+                <w:rFonts w:ascii="Arial" w:hAnsi="Arial" w:eastAsia="Arial" w:cs="Arial"/>
+                <w:sz w:val="24"/>
+                <w:szCs w:val="24"/>
+                <w:lang w:val="de-DE"/>
+              </w:rPr>
+              <w:t xml:space="preserve">test_date</w:t>
+            </w:r>
+            <w:r>
+              <w:rPr>
+                <w:rFonts w:ascii="Arial" w:hAnsi="Arial" w:eastAsia="Arial" w:cs="Arial"/>
+                <w:sz w:val="24"/>
+                <w:szCs w:val="24"/>
+                <w:lang w:val="en-GB"/>
+              </w:rPr>
+              <w:t xml:space="preserve">}</w:t>
+            </w:r>
+            <w:r>
+              <w:rPr>
+                <w:rFonts w:ascii="Arial" w:hAnsi="Arial" w:eastAsia="Arial" w:cs="Arial"/>
+                <w:sz w:val="24"/>
+                <w:szCs w:val="24"/>
+                <w:highlight w:val="none"/>
+              </w:rPr>
+              <w:t xml:space="preserve">}</w:t>
+            </w:r>
+            <w:r>
+              <w:rPr>
+                <w:rFonts w:ascii="Arial" w:hAnsi="Arial" w:cs="Arial"/>
+                <w:sz w:val="24"/>
+                <w:szCs w:val="24"/>
+              </w:rPr>
+            </w:r>
+            <w:r>
+              <w:rPr>
+                <w:rFonts w:ascii="Arial" w:hAnsi="Arial" w:cs="Arial"/>
+                <w:sz w:val="24"/>
+                <w:szCs w:val="24"/>
+              </w:rPr>
+            </w:r>
+          </w:p>
+        </w:tc>
+      </w:tr>
+      <w:tr>
+        <w:trPr/>
+        <w:tc>
+          <w:tcPr>
+            <w:tcBorders/>
+            <w:tcW w:w="3957" w:type="dxa"/>
+            <w:vAlign w:val="center"/>
+            <w:vMerge w:val="restart"/>
+          </w:tcPr>
+          <w:p>
+            <w:pPr>
+              <w:pBdr/>
+              <w:spacing w:after="170" w:afterAutospacing="0" w:line="240" w:lineRule="auto"/>
+              <w:ind/>
+              <w:jc w:val="left"/>
+              <w:rPr>
+                <w:rFonts w:ascii="Arial" w:hAnsi="Arial" w:cs="Arial"/>
+                <w:sz w:val="24"/>
+                <w:szCs w:val="24"/>
+              </w:rPr>
+            </w:pPr>
+            <w:r>
+              <w:rPr>
+                <w:rFonts w:ascii="Arial" w:hAnsi="Arial" w:cs="Arial"/>
+                <w:sz w:val="24"/>
+                <w:szCs w:val="24"/>
+              </w:rPr>
+            </w:r>
+            <w:r>
+              <w:rPr>
+                <w:rFonts w:ascii="Arial" w:hAnsi="Arial" w:eastAsia="Arial" w:cs="Arial"/>
+                <w:b/>
+                <w:color w:val="000000" w:themeColor="text1"/>
+                <w:sz w:val="24"/>
+                <w:szCs w:val="24"/>
+              </w:rPr>
+              <w:t xml:space="preserve">{{translate(</w:t>
+            </w:r>
+            <w:r>
+              <w:rPr>
+                <w:rFonts w:ascii="Arial" w:hAnsi="Arial" w:eastAsia="Arial" w:cs="Arial"/>
+                <w:b/>
+                <w:color w:val="000000" w:themeColor="text1"/>
+                <w:sz w:val="24"/>
+                <w:szCs w:val="24"/>
+                <w:lang w:val="en-US"/>
+              </w:rPr>
+              <w:t xml:space="preserve">'</w:t>
+            </w:r>
+            <w:r>
+              <w:rPr>
+                <w:rFonts w:ascii="Arial" w:hAnsi="Arial" w:eastAsia="Arial" w:cs="Arial"/>
+                <w:b/>
+                <w:color w:val="000000" w:themeColor="text1"/>
+                <w:sz w:val="24"/>
+                <w:szCs w:val="24"/>
+                <w:lang w:val="de-DE"/>
+              </w:rPr>
+              <w:t xml:space="preserve">Visual Inspection Passed</w:t>
+            </w:r>
+            <w:r>
+              <w:rPr>
+                <w:rFonts w:ascii="Arial" w:hAnsi="Arial" w:eastAsia="Arial" w:cs="Arial"/>
+                <w:b/>
+                <w:color w:val="000000" w:themeColor="text1"/>
+                <w:sz w:val="24"/>
+                <w:szCs w:val="24"/>
+                <w:lang w:val="en-US"/>
+              </w:rPr>
+              <w:t xml:space="preserve">'</w:t>
+            </w:r>
+            <w:r>
+              <w:rPr>
+                <w:rFonts w:ascii="Arial" w:hAnsi="Arial" w:eastAsia="Arial" w:cs="Arial"/>
+                <w:b/>
+                <w:color w:val="000000" w:themeColor="text1"/>
+                <w:sz w:val="24"/>
+                <w:szCs w:val="24"/>
+              </w:rPr>
+              <w:t xml:space="preserve">)}}</w:t>
+            </w:r>
+            <w:r>
+              <w:rPr>
+                <w:rFonts w:ascii="Arial" w:hAnsi="Arial" w:eastAsia="Arial" w:cs="Arial"/>
+                <w:b/>
+                <w:sz w:val="24"/>
+                <w:szCs w:val="24"/>
+              </w:rPr>
+              <w:t xml:space="preserve">:</w:t>
+            </w:r>
+            <w:r>
+              <w:rPr>
+                <w:rFonts w:ascii="Arial" w:hAnsi="Arial" w:cs="Arial"/>
+                <w:sz w:val="24"/>
+                <w:szCs w:val="24"/>
+              </w:rPr>
+            </w:r>
+            <w:r>
+              <w:rPr>
+                <w:rFonts w:ascii="Arial" w:hAnsi="Arial" w:cs="Arial"/>
+                <w:sz w:val="24"/>
+                <w:szCs w:val="24"/>
+              </w:rPr>
+            </w:r>
+          </w:p>
+        </w:tc>
+        <w:tc>
+          <w:tcPr>
+            <w:tcBorders/>
+            <w:tcW w:w="6509" w:type="dxa"/>
+            <w:vAlign w:val="center"/>
+            <w:vMerge w:val="restart"/>
+          </w:tcPr>
+          <w:p>
+            <w:pPr>
+              <w:pBdr/>
+              <w:spacing w:after="170" w:afterAutospacing="0" w:afterLines="0" w:line="240" w:lineRule="auto"/>
+              <w:ind/>
+              <w:jc w:val="left"/>
+              <w:rPr>
+                <w:rFonts w:ascii="Arial" w:hAnsi="Arial" w:cs="Arial"/>
+                <w:sz w:val="24"/>
+                <w:szCs w:val="24"/>
+              </w:rPr>
+            </w:pPr>
+            <w:r>
+              <w:rPr>
+                <w:rFonts w:ascii="Arial" w:hAnsi="Arial" w:eastAsia="Arial" w:cs="Arial"/>
+                <w:sz w:val="24"/>
+                <w:szCs w:val="24"/>
+                <w:highlight w:val="none"/>
+              </w:rPr>
+            </w:r>
+            <w:r>
+              <w:rPr>
+                <w:rFonts w:ascii="Arial" w:hAnsi="Arial" w:eastAsia="Arial" w:cs="Arial"/>
+                <w:sz w:val="24"/>
+                <w:szCs w:val="24"/>
+                <w:highlight w:val="none"/>
+              </w:rPr>
+              <w:t xml:space="preserve">{%if (record.visual_inspection_passed == 1) %} </w:t>
+            </w:r>
+            <w:r>
+              <w:rPr>
+                <w:rFonts w:ascii="Arial" w:hAnsi="Arial" w:eastAsia="Arial" w:cs="Arial"/>
+                <w:sz w:val="32"/>
+                <w:szCs w:val="32"/>
+                <w:highlight w:val="none"/>
+              </w:rPr>
+              <w:t xml:space="preserve">✓</w:t>
+            </w:r>
+            <w:r>
+              <w:rPr>
+                <w:rFonts w:ascii="Arial" w:hAnsi="Arial" w:eastAsia="Arial" w:cs="Arial"/>
+                <w:sz w:val="24"/>
+                <w:szCs w:val="24"/>
+                <w:highlight w:val="none"/>
+              </w:rPr>
+              <w:t xml:space="preserve"> {%else%} {%endif%}</w:t>
+            </w:r>
+            <w:r>
+              <w:rPr>
+                <w:rFonts w:ascii="Arial" w:hAnsi="Arial" w:cs="Arial"/>
+                <w:sz w:val="24"/>
+                <w:szCs w:val="24"/>
+              </w:rPr>
+            </w:r>
+            <w:r>
+              <w:rPr>
+                <w:rFonts w:ascii="Arial" w:hAnsi="Arial" w:cs="Arial"/>
+                <w:sz w:val="24"/>
+                <w:szCs w:val="24"/>
+              </w:rPr>
+            </w:r>
+          </w:p>
+        </w:tc>
+      </w:tr>
+      <w:tr>
+        <w:trPr/>
+        <w:tc>
+          <w:tcPr>
+            <w:tcBorders/>
+            <w:tcW w:w="3957" w:type="dxa"/>
+            <w:vAlign w:val="center"/>
+            <w:vMerge w:val="restart"/>
+          </w:tcPr>
+          <w:p>
+            <w:pPr>
+              <w:pBdr/>
+              <w:spacing w:after="170" w:afterAutospacing="0" w:line="240" w:lineRule="auto"/>
+              <w:ind/>
+              <w:jc w:val="left"/>
+              <w:rPr>
+                <w:rFonts w:ascii="Arial" w:hAnsi="Arial" w:cs="Arial"/>
+                <w:sz w:val="24"/>
+                <w:szCs w:val="24"/>
+              </w:rPr>
+            </w:pPr>
+            <w:r>
+              <w:rPr>
+                <w:rFonts w:ascii="Arial" w:hAnsi="Arial" w:cs="Arial"/>
+                <w:sz w:val="24"/>
+                <w:szCs w:val="24"/>
+              </w:rPr>
+            </w:r>
+            <w:r>
+              <w:rPr>
+                <w:rFonts w:ascii="Arial" w:hAnsi="Arial" w:cs="Arial"/>
+                <w:sz w:val="24"/>
+                <w:szCs w:val="24"/>
+              </w:rPr>
+            </w:r>
+            <w:r>
+              <w:rPr>
+                <w:rFonts w:ascii="Arial" w:hAnsi="Arial" w:cs="Arial"/>
+                <w:sz w:val="24"/>
+                <w:szCs w:val="24"/>
+              </w:rPr>
+            </w:r>
+          </w:p>
+        </w:tc>
+        <w:tc>
+          <w:tcPr>
+            <w:tcBorders/>
+            <w:tcW w:w="6509" w:type="dxa"/>
+            <w:vAlign w:val="center"/>
+            <w:vMerge w:val="restart"/>
+          </w:tcPr>
+          <w:p>
+            <w:pPr>
+              <w:pBdr/>
+              <w:spacing w:after="170" w:afterAutospacing="0" w:line="240" w:lineRule="auto"/>
+              <w:ind/>
+              <w:jc w:val="left"/>
+              <w:rPr>
+                <w:rFonts w:ascii="Arial" w:hAnsi="Arial" w:cs="Arial"/>
+                <w:sz w:val="24"/>
+                <w:szCs w:val="24"/>
+              </w:rPr>
+            </w:pPr>
+            <w:r>
+              <w:rPr>
+                <w:rFonts w:ascii="Arial" w:hAnsi="Arial" w:cs="Arial"/>
+                <w:sz w:val="24"/>
+                <w:szCs w:val="24"/>
+              </w:rPr>
+            </w:r>
+            <w:r>
+              <w:rPr>
+                <w:rFonts w:ascii="Arial" w:hAnsi="Arial" w:cs="Arial"/>
+                <w:sz w:val="24"/>
+                <w:szCs w:val="24"/>
+              </w:rPr>
+            </w:r>
+            <w:r>
+              <w:rPr>
+                <w:rFonts w:ascii="Arial" w:hAnsi="Arial" w:cs="Arial"/>
+                <w:sz w:val="24"/>
+                <w:szCs w:val="24"/>
+              </w:rPr>
+            </w:r>
+          </w:p>
+        </w:tc>
+      </w:tr>
+      <w:tr>
+        <w:trPr/>
+        <w:tc>
+          <w:tcPr>
+            <w:tcBorders/>
+            <w:tcW w:w="3957" w:type="dxa"/>
+            <w:vAlign w:val="center"/>
+            <w:vMerge w:val="restart"/>
+          </w:tcPr>
+          <w:p>
+            <w:pPr>
+              <w:pBdr/>
+              <w:spacing w:after="170" w:afterAutospacing="0" w:line="240" w:lineRule="auto"/>
+              <w:ind/>
+              <w:jc w:val="left"/>
+              <w:rPr>
+                <w:rFonts w:ascii="Arial" w:hAnsi="Arial" w:cs="Arial"/>
+                <w:sz w:val="24"/>
+                <w:szCs w:val="24"/>
+              </w:rPr>
+            </w:pPr>
+            <w:r>
+              <w:rPr>
+                <w:rFonts w:ascii="Arial" w:hAnsi="Arial" w:cs="Arial"/>
+                <w:sz w:val="24"/>
+                <w:szCs w:val="24"/>
+              </w:rPr>
+            </w:r>
+            <w:r>
+              <w:rPr>
+                <w:rFonts w:ascii="Arial" w:hAnsi="Arial" w:eastAsia="Arial" w:cs="Arial"/>
+                <w:b/>
+                <w:color w:val="000000" w:themeColor="text1"/>
+                <w:sz w:val="24"/>
+                <w:szCs w:val="24"/>
+              </w:rPr>
+              <w:t xml:space="preserve">{{translate(</w:t>
+            </w:r>
+            <w:r>
+              <w:rPr>
+                <w:rFonts w:ascii="Arial" w:hAnsi="Arial" w:eastAsia="Arial" w:cs="Arial"/>
+                <w:b/>
+                <w:color w:val="000000" w:themeColor="text1"/>
+                <w:sz w:val="24"/>
+                <w:szCs w:val="24"/>
+                <w:lang w:val="en-US"/>
+              </w:rPr>
+              <w:t xml:space="preserve">'</w:t>
+            </w:r>
+            <w:r>
+              <w:rPr>
+                <w:rFonts w:ascii="Arial" w:hAnsi="Arial" w:eastAsia="Arial" w:cs="Arial"/>
+                <w:b/>
+                <w:color w:val="000000" w:themeColor="text1"/>
+                <w:sz w:val="24"/>
+                <w:szCs w:val="24"/>
+                <w:lang w:val="de-DE"/>
+              </w:rPr>
+              <w:t xml:space="preserve">Protective Conductor Resistance</w:t>
+            </w:r>
+            <w:r>
+              <w:rPr>
+                <w:rFonts w:ascii="Arial" w:hAnsi="Arial" w:eastAsia="Arial" w:cs="Arial"/>
+                <w:b/>
+                <w:color w:val="000000" w:themeColor="text1"/>
+                <w:sz w:val="24"/>
+                <w:szCs w:val="24"/>
+                <w:lang w:val="en-US"/>
+              </w:rPr>
+              <w:t xml:space="preserve">'</w:t>
+            </w:r>
+            <w:r>
+              <w:rPr>
+                <w:rFonts w:ascii="Arial" w:hAnsi="Arial" w:eastAsia="Arial" w:cs="Arial"/>
+                <w:b/>
+                <w:color w:val="000000" w:themeColor="text1"/>
+                <w:sz w:val="24"/>
+                <w:szCs w:val="24"/>
+              </w:rPr>
+              <w:t xml:space="preserve">)}}</w:t>
+            </w:r>
+            <w:r>
+              <w:rPr>
+                <w:rFonts w:ascii="Arial" w:hAnsi="Arial" w:eastAsia="Arial" w:cs="Arial"/>
+                <w:b/>
+                <w:sz w:val="24"/>
+                <w:szCs w:val="24"/>
+              </w:rPr>
+              <w:t xml:space="preserve">:</w:t>
+            </w:r>
+            <w:r>
+              <w:rPr>
+                <w:rFonts w:ascii="Arial" w:hAnsi="Arial" w:cs="Arial"/>
+                <w:sz w:val="24"/>
+                <w:szCs w:val="24"/>
+              </w:rPr>
+            </w:r>
+            <w:r>
+              <w:rPr>
+                <w:rFonts w:ascii="Arial" w:hAnsi="Arial" w:cs="Arial"/>
+                <w:sz w:val="24"/>
+                <w:szCs w:val="24"/>
+              </w:rPr>
+            </w:r>
+          </w:p>
+        </w:tc>
+        <w:tc>
+          <w:tcPr>
+            <w:tcBorders/>
+            <w:tcW w:w="6509" w:type="dxa"/>
+            <w:vAlign w:val="center"/>
+            <w:vMerge w:val="restart"/>
+          </w:tcPr>
+          <w:p>
+            <w:pPr>
+              <w:pBdr/>
+              <w:spacing w:after="170" w:afterAutospacing="0" w:line="240" w:lineRule="auto"/>
+              <w:ind/>
+              <w:jc w:val="left"/>
+              <w:rPr>
+                <w:rFonts w:ascii="Arial" w:hAnsi="Arial" w:cs="Arial"/>
+                <w:sz w:val="24"/>
+                <w:szCs w:val="24"/>
+              </w:rPr>
+            </w:pPr>
+            <w:r>
+              <w:rPr>
+                <w:rFonts w:ascii="Arial" w:hAnsi="Arial" w:cs="Arial"/>
+                <w:sz w:val="24"/>
+                <w:szCs w:val="24"/>
+              </w:rPr>
+            </w:r>
+            <w:r>
+              <w:rPr>
+                <w:rFonts w:ascii="Arial" w:hAnsi="Arial" w:eastAsia="Arial" w:cs="Arial"/>
+                <w:sz w:val="24"/>
+                <w:szCs w:val="24"/>
+                <w:lang w:val="de-DE"/>
+              </w:rPr>
+              <w:t xml:space="preserve">{</w:t>
+            </w:r>
+            <w:r>
+              <w:rPr>
+                <w:rFonts w:ascii="Arial" w:hAnsi="Arial" w:eastAsia="Arial" w:cs="Arial"/>
+                <w:sz w:val="24"/>
+                <w:szCs w:val="24"/>
+                <w:lang w:val="en-GB"/>
+              </w:rPr>
+              <w:t xml:space="preserve">{</w:t>
+            </w:r>
+            <w:r>
+              <w:rPr>
+                <w:rFonts w:ascii="Arial" w:hAnsi="Arial" w:eastAsia="Arial" w:cs="Arial"/>
+                <w:sz w:val="24"/>
+                <w:szCs w:val="24"/>
+                <w:lang w:val="en-GB"/>
+              </w:rPr>
+              <w:t xml:space="preserve">record.</w:t>
+            </w:r>
+            <w:r>
+              <w:rPr>
+                <w:rFonts w:ascii="Arial" w:hAnsi="Arial" w:eastAsia="Arial" w:cs="Arial"/>
+                <w:b w:val="0"/>
+                <w:bCs w:val="0"/>
+                <w:sz w:val="24"/>
+                <w:szCs w:val="24"/>
+                <w:highlight w:val="none"/>
+                <w:lang w:val="de-DE"/>
+              </w:rPr>
+              <w:t xml:space="preserve">protective_conductor_resistance</w:t>
+            </w:r>
+            <w:r>
+              <w:rPr>
+                <w:rFonts w:ascii="Arial" w:hAnsi="Arial" w:eastAsia="Arial" w:cs="Arial"/>
+                <w:sz w:val="24"/>
+                <w:szCs w:val="24"/>
+                <w:lang w:val="en-GB"/>
+              </w:rPr>
+              <w:t xml:space="preserve">}</w:t>
+            </w:r>
+            <w:r>
+              <w:rPr>
+                <w:rFonts w:ascii="Arial" w:hAnsi="Arial" w:eastAsia="Arial" w:cs="Arial"/>
+                <w:sz w:val="24"/>
+                <w:szCs w:val="24"/>
+                <w:highlight w:val="none"/>
+              </w:rPr>
+              <w:t xml:space="preserve">}</w:t>
+            </w:r>
+            <w:r>
+              <w:rPr>
+                <w:rFonts w:ascii="Arial" w:hAnsi="Arial" w:cs="Arial"/>
+                <w:sz w:val="24"/>
+                <w:szCs w:val="24"/>
+              </w:rPr>
+            </w:r>
+            <w:r>
+              <w:rPr>
+                <w:rFonts w:ascii="Arial" w:hAnsi="Arial" w:cs="Arial"/>
+                <w:sz w:val="24"/>
+                <w:szCs w:val="24"/>
+              </w:rPr>
+            </w:r>
+          </w:p>
+        </w:tc>
+      </w:tr>
+      <w:tr>
+        <w:trPr/>
+        <w:tc>
+          <w:tcPr>
+            <w:tcBorders/>
+            <w:tcW w:w="3957" w:type="dxa"/>
+            <w:vAlign w:val="center"/>
+            <w:vMerge w:val="restart"/>
+          </w:tcPr>
+          <w:p>
+            <w:pPr>
+              <w:pBdr/>
+              <w:spacing w:after="170" w:afterAutospacing="0" w:line="240" w:lineRule="auto"/>
+              <w:ind/>
+              <w:jc w:val="left"/>
+              <w:rPr>
+                <w:rFonts w:ascii="Arial" w:hAnsi="Arial" w:cs="Arial"/>
+                <w:sz w:val="24"/>
+                <w:szCs w:val="24"/>
+              </w:rPr>
+            </w:pPr>
+            <w:r>
+              <w:rPr>
+                <w:rFonts w:ascii="Arial" w:hAnsi="Arial" w:cs="Arial"/>
+                <w:sz w:val="24"/>
+                <w:szCs w:val="24"/>
+              </w:rPr>
+            </w:r>
+            <w:r>
+              <w:rPr>
+                <w:rFonts w:ascii="Arial" w:hAnsi="Arial" w:eastAsia="Arial" w:cs="Arial"/>
+                <w:b/>
+                <w:color w:val="000000" w:themeColor="text1"/>
+                <w:sz w:val="24"/>
+                <w:szCs w:val="24"/>
+              </w:rPr>
+              <w:t xml:space="preserve">{{translate(</w:t>
+            </w:r>
+            <w:r>
+              <w:rPr>
+                <w:rFonts w:ascii="Arial" w:hAnsi="Arial" w:eastAsia="Arial" w:cs="Arial"/>
+                <w:b/>
+                <w:color w:val="000000" w:themeColor="text1"/>
+                <w:sz w:val="24"/>
+                <w:szCs w:val="24"/>
+                <w:lang w:val="en-US"/>
+              </w:rPr>
+              <w:t xml:space="preserve">'</w:t>
+            </w:r>
+            <w:r>
+              <w:rPr>
+                <w:rFonts w:ascii="Arial" w:hAnsi="Arial" w:eastAsia="Arial" w:cs="Arial"/>
+                <w:b/>
+                <w:color w:val="000000" w:themeColor="text1"/>
+                <w:sz w:val="24"/>
+                <w:szCs w:val="24"/>
+                <w:lang w:val="de-DE"/>
+              </w:rPr>
+              <w:t xml:space="preserve">Insulation Resistance</w:t>
+            </w:r>
+            <w:r>
+              <w:rPr>
+                <w:rFonts w:ascii="Arial" w:hAnsi="Arial" w:eastAsia="Arial" w:cs="Arial"/>
+                <w:b/>
+                <w:color w:val="000000" w:themeColor="text1"/>
+                <w:sz w:val="24"/>
+                <w:szCs w:val="24"/>
+                <w:lang w:val="en-US"/>
+              </w:rPr>
+              <w:t xml:space="preserve">'</w:t>
+            </w:r>
+            <w:r>
+              <w:rPr>
+                <w:rFonts w:ascii="Arial" w:hAnsi="Arial" w:eastAsia="Arial" w:cs="Arial"/>
+                <w:b/>
+                <w:color w:val="000000" w:themeColor="text1"/>
+                <w:sz w:val="24"/>
+                <w:szCs w:val="24"/>
+              </w:rPr>
+              <w:t xml:space="preserve">)}}</w:t>
+            </w:r>
+            <w:r>
+              <w:rPr>
+                <w:rFonts w:ascii="Arial" w:hAnsi="Arial" w:eastAsia="Arial" w:cs="Arial"/>
+                <w:b/>
+                <w:sz w:val="24"/>
+                <w:szCs w:val="24"/>
+              </w:rPr>
+              <w:t xml:space="preserve">:</w:t>
+            </w:r>
+            <w:r>
+              <w:rPr>
+                <w:rFonts w:ascii="Arial" w:hAnsi="Arial" w:eastAsia="Arial" w:cs="Arial"/>
+                <w:sz w:val="24"/>
+                <w:szCs w:val="24"/>
+                <w:highlight w:val="none"/>
+              </w:rPr>
+              <w:tab/>
+            </w:r>
+            <w:r>
+              <w:rPr>
+                <w:rFonts w:ascii="Arial" w:hAnsi="Arial" w:cs="Arial"/>
+                <w:sz w:val="24"/>
+                <w:szCs w:val="24"/>
+              </w:rPr>
+            </w:r>
+            <w:r>
+              <w:rPr>
+                <w:rFonts w:ascii="Arial" w:hAnsi="Arial" w:cs="Arial"/>
+                <w:sz w:val="24"/>
+                <w:szCs w:val="24"/>
+              </w:rPr>
+            </w:r>
+          </w:p>
+        </w:tc>
+        <w:tc>
+          <w:tcPr>
+            <w:tcBorders/>
+            <w:tcW w:w="6509" w:type="dxa"/>
+            <w:vAlign w:val="center"/>
+            <w:vMerge w:val="restart"/>
+          </w:tcPr>
+          <w:p>
+            <w:pPr>
+              <w:pBdr/>
+              <w:spacing w:after="170" w:afterAutospacing="0" w:line="240" w:lineRule="auto"/>
+              <w:ind/>
+              <w:jc w:val="left"/>
+              <w:rPr>
+                <w:rFonts w:ascii="Arial" w:hAnsi="Arial" w:cs="Arial"/>
+                <w:sz w:val="24"/>
+                <w:szCs w:val="24"/>
+              </w:rPr>
+            </w:pPr>
+            <w:r>
+              <w:rPr>
+                <w:rFonts w:ascii="Arial" w:hAnsi="Arial" w:cs="Arial"/>
+                <w:sz w:val="24"/>
+                <w:szCs w:val="24"/>
+              </w:rPr>
+            </w:r>
+            <w:r>
+              <w:rPr>
+                <w:rFonts w:ascii="Arial" w:hAnsi="Arial" w:eastAsia="Arial" w:cs="Arial"/>
+                <w:sz w:val="24"/>
+                <w:szCs w:val="24"/>
+                <w:lang w:val="de-DE"/>
+              </w:rPr>
+              <w:t xml:space="preserve">{</w:t>
+            </w:r>
+            <w:r>
+              <w:rPr>
+                <w:rFonts w:ascii="Arial" w:hAnsi="Arial" w:eastAsia="Arial" w:cs="Arial"/>
+                <w:sz w:val="24"/>
+                <w:szCs w:val="24"/>
+                <w:lang w:val="en-GB"/>
+              </w:rPr>
+              <w:t xml:space="preserve">{</w:t>
+            </w:r>
+            <w:r>
+              <w:rPr>
+                <w:rFonts w:ascii="Arial" w:hAnsi="Arial" w:eastAsia="Arial" w:cs="Arial"/>
+                <w:sz w:val="24"/>
+                <w:szCs w:val="24"/>
+                <w:lang w:val="en-GB"/>
+              </w:rPr>
+              <w:t xml:space="preserve">record.</w:t>
+            </w:r>
+            <w:r>
+              <w:rPr>
+                <w:rFonts w:ascii="Arial" w:hAnsi="Arial" w:eastAsia="Arial" w:cs="Arial"/>
+                <w:sz w:val="24"/>
+                <w:szCs w:val="24"/>
+                <w:lang w:val="de-DE"/>
+              </w:rPr>
+              <w:t xml:space="preserve">i</w:t>
+            </w:r>
+            <w:r>
+              <w:rPr>
+                <w:rFonts w:ascii="Arial" w:hAnsi="Arial" w:eastAsia="Arial" w:cs="Arial"/>
+                <w:b w:val="0"/>
+                <w:bCs w:val="0"/>
+                <w:sz w:val="24"/>
+                <w:szCs w:val="24"/>
+                <w:highlight w:val="none"/>
+                <w:lang w:val="de-DE"/>
+              </w:rPr>
+              <w:t xml:space="preserve">nsulation_resistance</w:t>
+            </w:r>
+            <w:r>
+              <w:rPr>
+                <w:rFonts w:ascii="Arial" w:hAnsi="Arial" w:eastAsia="Arial" w:cs="Arial"/>
+                <w:sz w:val="24"/>
+                <w:szCs w:val="24"/>
+                <w:lang w:val="en-GB"/>
+              </w:rPr>
+              <w:t xml:space="preserve">}</w:t>
+            </w:r>
+            <w:r>
+              <w:rPr>
+                <w:rFonts w:ascii="Arial" w:hAnsi="Arial" w:eastAsia="Arial" w:cs="Arial"/>
+                <w:sz w:val="24"/>
+                <w:szCs w:val="24"/>
+                <w:highlight w:val="none"/>
+              </w:rPr>
+              <w:t xml:space="preserve">}</w:t>
+            </w:r>
+            <w:r>
+              <w:rPr>
+                <w:rFonts w:ascii="Arial" w:hAnsi="Arial" w:cs="Arial"/>
+                <w:sz w:val="24"/>
+                <w:szCs w:val="24"/>
+              </w:rPr>
+            </w:r>
+            <w:r>
+              <w:rPr>
+                <w:rFonts w:ascii="Arial" w:hAnsi="Arial" w:cs="Arial"/>
+                <w:sz w:val="24"/>
+                <w:szCs w:val="24"/>
+              </w:rPr>
+            </w:r>
+          </w:p>
+        </w:tc>
+      </w:tr>
+      <w:tr>
+        <w:trPr/>
+        <w:tc>
+          <w:tcPr>
+            <w:tcBorders/>
+            <w:tcW w:w="3957" w:type="dxa"/>
+            <w:vAlign w:val="center"/>
+            <w:vMerge w:val="restart"/>
+          </w:tcPr>
+          <w:p>
+            <w:pPr>
+              <w:pBdr/>
+              <w:spacing w:after="170" w:afterAutospacing="0" w:line="240" w:lineRule="auto"/>
+              <w:ind/>
+              <w:jc w:val="left"/>
+              <w:rPr>
+                <w:rFonts w:ascii="Arial" w:hAnsi="Arial" w:cs="Arial"/>
+                <w:sz w:val="24"/>
+                <w:szCs w:val="24"/>
+              </w:rPr>
+            </w:pPr>
+            <w:r>
+              <w:rPr>
+                <w:rFonts w:ascii="Arial" w:hAnsi="Arial" w:cs="Arial"/>
+                <w:sz w:val="24"/>
+                <w:szCs w:val="24"/>
+              </w:rPr>
+            </w:r>
+            <w:r>
+              <w:rPr>
+                <w:rFonts w:ascii="Arial" w:hAnsi="Arial" w:eastAsia="Arial" w:cs="Arial"/>
+                <w:b/>
+                <w:color w:val="000000" w:themeColor="text1"/>
+                <w:sz w:val="24"/>
+                <w:szCs w:val="24"/>
+              </w:rPr>
+              <w:t xml:space="preserve">{{translate(</w:t>
+            </w:r>
+            <w:r>
+              <w:rPr>
+                <w:rFonts w:ascii="Arial" w:hAnsi="Arial" w:eastAsia="Arial" w:cs="Arial"/>
+                <w:b/>
+                <w:color w:val="000000" w:themeColor="text1"/>
+                <w:sz w:val="24"/>
+                <w:szCs w:val="24"/>
+                <w:lang w:val="en-US"/>
+              </w:rPr>
+              <w:t xml:space="preserve">'</w:t>
+            </w:r>
+            <w:r>
+              <w:rPr>
+                <w:rFonts w:ascii="Arial" w:hAnsi="Arial" w:eastAsia="Arial" w:cs="Arial"/>
+                <w:b/>
+                <w:color w:val="000000" w:themeColor="text1"/>
+                <w:sz w:val="24"/>
+                <w:szCs w:val="24"/>
+                <w:lang w:val="de-DE"/>
+              </w:rPr>
+              <w:t xml:space="preserve">Protective Conductor Current</w:t>
+            </w:r>
+            <w:r>
+              <w:rPr>
+                <w:rFonts w:ascii="Arial" w:hAnsi="Arial" w:eastAsia="Arial" w:cs="Arial"/>
+                <w:b/>
+                <w:color w:val="000000" w:themeColor="text1"/>
+                <w:sz w:val="24"/>
+                <w:szCs w:val="24"/>
+                <w:lang w:val="en-US"/>
+              </w:rPr>
+              <w:t xml:space="preserve">'</w:t>
+            </w:r>
+            <w:r>
+              <w:rPr>
+                <w:rFonts w:ascii="Arial" w:hAnsi="Arial" w:eastAsia="Arial" w:cs="Arial"/>
+                <w:b/>
+                <w:color w:val="000000" w:themeColor="text1"/>
+                <w:sz w:val="24"/>
+                <w:szCs w:val="24"/>
+              </w:rPr>
+              <w:t xml:space="preserve">)}}</w:t>
+            </w:r>
+            <w:r>
+              <w:rPr>
+                <w:rFonts w:ascii="Arial" w:hAnsi="Arial" w:eastAsia="Arial" w:cs="Arial"/>
+                <w:b/>
+                <w:sz w:val="24"/>
+                <w:szCs w:val="24"/>
+              </w:rPr>
+              <w:t xml:space="preserve">:</w:t>
+            </w:r>
+            <w:r>
+              <w:rPr>
+                <w:rFonts w:ascii="Arial" w:hAnsi="Arial" w:cs="Arial"/>
+                <w:sz w:val="24"/>
+                <w:szCs w:val="24"/>
+              </w:rPr>
+            </w:r>
+            <w:r>
+              <w:rPr>
+                <w:rFonts w:ascii="Arial" w:hAnsi="Arial" w:cs="Arial"/>
+                <w:sz w:val="24"/>
+                <w:szCs w:val="24"/>
+              </w:rPr>
+            </w:r>
+          </w:p>
+        </w:tc>
+        <w:tc>
+          <w:tcPr>
+            <w:tcBorders/>
+            <w:tcW w:w="6509" w:type="dxa"/>
+            <w:vAlign w:val="center"/>
+            <w:vMerge w:val="restart"/>
+          </w:tcPr>
+          <w:p>
+            <w:pPr>
+              <w:pBdr/>
+              <w:spacing w:after="170" w:afterAutospacing="0" w:line="240" w:lineRule="auto"/>
+              <w:ind/>
+              <w:jc w:val="left"/>
+              <w:rPr>
+                <w:rFonts w:ascii="Arial" w:hAnsi="Arial" w:cs="Arial"/>
+                <w:sz w:val="24"/>
+                <w:szCs w:val="24"/>
+              </w:rPr>
+            </w:pPr>
+            <w:r>
+              <w:rPr>
+                <w:rFonts w:ascii="Arial" w:hAnsi="Arial" w:cs="Arial"/>
+                <w:sz w:val="24"/>
+                <w:szCs w:val="24"/>
+              </w:rPr>
+            </w:r>
+            <w:r>
+              <w:rPr>
+                <w:rFonts w:ascii="Arial" w:hAnsi="Arial" w:eastAsia="Arial" w:cs="Arial"/>
+                <w:sz w:val="24"/>
+                <w:szCs w:val="24"/>
+                <w:lang w:val="de-DE"/>
+              </w:rPr>
+              <w:t xml:space="preserve">{</w:t>
+            </w:r>
+            <w:r>
+              <w:rPr>
+                <w:rFonts w:ascii="Arial" w:hAnsi="Arial" w:eastAsia="Arial" w:cs="Arial"/>
+                <w:sz w:val="24"/>
+                <w:szCs w:val="24"/>
+                <w:lang w:val="en-GB"/>
+              </w:rPr>
+              <w:t xml:space="preserve">{</w:t>
+            </w:r>
+            <w:r>
+              <w:rPr>
+                <w:rFonts w:ascii="Arial" w:hAnsi="Arial" w:eastAsia="Arial" w:cs="Arial"/>
+                <w:sz w:val="24"/>
+                <w:szCs w:val="24"/>
+                <w:lang w:val="en-GB"/>
+              </w:rPr>
+              <w:t xml:space="preserve">record.</w:t>
+            </w:r>
+            <w:r>
+              <w:rPr>
+                <w:rFonts w:ascii="Arial" w:hAnsi="Arial" w:eastAsia="Arial" w:cs="Arial"/>
+                <w:b w:val="0"/>
+                <w:bCs w:val="0"/>
+                <w:sz w:val="24"/>
+                <w:szCs w:val="24"/>
+                <w:highlight w:val="none"/>
+                <w:lang w:val="de-DE"/>
+              </w:rPr>
+              <w:t xml:space="preserve">protective_conductor_current</w:t>
+            </w:r>
+            <w:r>
+              <w:rPr>
+                <w:rFonts w:ascii="Arial" w:hAnsi="Arial" w:eastAsia="Arial" w:cs="Arial"/>
+                <w:sz w:val="24"/>
+                <w:szCs w:val="24"/>
+                <w:lang w:val="en-GB"/>
+              </w:rPr>
+              <w:t xml:space="preserve">}</w:t>
+            </w:r>
+            <w:r>
+              <w:rPr>
+                <w:rFonts w:ascii="Arial" w:hAnsi="Arial" w:eastAsia="Arial" w:cs="Arial"/>
+                <w:sz w:val="24"/>
+                <w:szCs w:val="24"/>
+                <w:highlight w:val="none"/>
+              </w:rPr>
+              <w:t xml:space="preserve">}</w:t>
+            </w:r>
+            <w:r>
+              <w:rPr>
+                <w:rFonts w:ascii="Arial" w:hAnsi="Arial" w:cs="Arial"/>
+                <w:sz w:val="24"/>
+                <w:szCs w:val="24"/>
+              </w:rPr>
+            </w:r>
+            <w:r>
+              <w:rPr>
+                <w:rFonts w:ascii="Arial" w:hAnsi="Arial" w:cs="Arial"/>
+                <w:sz w:val="24"/>
+                <w:szCs w:val="24"/>
+              </w:rPr>
+            </w:r>
+          </w:p>
+        </w:tc>
+      </w:tr>
+      <w:tr>
+        <w:trPr/>
+        <w:tc>
+          <w:tcPr>
+            <w:tcBorders/>
+            <w:tcW w:w="3957" w:type="dxa"/>
+            <w:vAlign w:val="center"/>
+            <w:vMerge w:val="restart"/>
+          </w:tcPr>
+          <w:p>
+            <w:pPr>
+              <w:pBdr/>
+              <w:spacing w:after="170" w:afterAutospacing="0" w:line="240" w:lineRule="auto"/>
+              <w:ind/>
+              <w:jc w:val="left"/>
+              <w:rPr>
+                <w:rFonts w:ascii="Arial" w:hAnsi="Arial" w:cs="Arial"/>
+                <w:sz w:val="24"/>
+                <w:szCs w:val="24"/>
+              </w:rPr>
+            </w:pPr>
+            <w:r>
+              <w:rPr>
+                <w:rFonts w:ascii="Arial" w:hAnsi="Arial" w:cs="Arial"/>
+                <w:sz w:val="24"/>
+                <w:szCs w:val="24"/>
+              </w:rPr>
+            </w:r>
+            <w:r>
+              <w:rPr>
+                <w:rFonts w:ascii="Arial" w:hAnsi="Arial" w:eastAsia="Arial" w:cs="Arial"/>
+                <w:b/>
+                <w:color w:val="000000" w:themeColor="text1"/>
+                <w:sz w:val="24"/>
+                <w:szCs w:val="24"/>
+              </w:rPr>
+              <w:t xml:space="preserve">{{translate(</w:t>
+            </w:r>
+            <w:r>
+              <w:rPr>
+                <w:rFonts w:ascii="Arial" w:hAnsi="Arial" w:eastAsia="Arial" w:cs="Arial"/>
+                <w:b/>
+                <w:color w:val="000000" w:themeColor="text1"/>
+                <w:sz w:val="24"/>
+                <w:szCs w:val="24"/>
+                <w:lang w:val="en-US"/>
+              </w:rPr>
+              <w:t xml:space="preserve">'</w:t>
+            </w:r>
+            <w:r>
+              <w:rPr>
+                <w:rFonts w:ascii="Arial" w:hAnsi="Arial" w:eastAsia="Arial" w:cs="Arial"/>
+                <w:b/>
+                <w:color w:val="000000" w:themeColor="text1"/>
+                <w:sz w:val="24"/>
+                <w:szCs w:val="24"/>
+                <w:lang w:val="de-DE"/>
+              </w:rPr>
+              <w:t xml:space="preserve">Touch Current</w:t>
+            </w:r>
+            <w:r>
+              <w:rPr>
+                <w:rFonts w:ascii="Arial" w:hAnsi="Arial" w:eastAsia="Arial" w:cs="Arial"/>
+                <w:b/>
+                <w:color w:val="000000" w:themeColor="text1"/>
+                <w:sz w:val="24"/>
+                <w:szCs w:val="24"/>
+                <w:lang w:val="en-US"/>
+              </w:rPr>
+              <w:t xml:space="preserve">'</w:t>
+            </w:r>
+            <w:r>
+              <w:rPr>
+                <w:rFonts w:ascii="Arial" w:hAnsi="Arial" w:eastAsia="Arial" w:cs="Arial"/>
+                <w:b/>
+                <w:color w:val="000000" w:themeColor="text1"/>
+                <w:sz w:val="24"/>
+                <w:szCs w:val="24"/>
+              </w:rPr>
+              <w:t xml:space="preserve">)}}</w:t>
+            </w:r>
+            <w:r>
+              <w:rPr>
+                <w:rFonts w:ascii="Arial" w:hAnsi="Arial" w:eastAsia="Arial" w:cs="Arial"/>
+                <w:b/>
+                <w:sz w:val="24"/>
+                <w:szCs w:val="24"/>
+              </w:rPr>
+              <w:t xml:space="preserve">:</w:t>
+            </w:r>
+            <w:r>
+              <w:rPr>
+                <w:rFonts w:ascii="Arial" w:hAnsi="Arial" w:eastAsia="Arial" w:cs="Arial"/>
+                <w:sz w:val="24"/>
+                <w:szCs w:val="24"/>
+                <w:highlight w:val="none"/>
+              </w:rPr>
+              <w:tab/>
+            </w:r>
+            <w:r>
+              <w:rPr>
+                <w:rFonts w:ascii="Arial" w:hAnsi="Arial" w:cs="Arial"/>
+                <w:sz w:val="24"/>
+                <w:szCs w:val="24"/>
+              </w:rPr>
+            </w:r>
+            <w:r>
+              <w:rPr>
+                <w:rFonts w:ascii="Arial" w:hAnsi="Arial" w:cs="Arial"/>
+                <w:sz w:val="24"/>
+                <w:szCs w:val="24"/>
+              </w:rPr>
+            </w:r>
+          </w:p>
+        </w:tc>
+        <w:tc>
+          <w:tcPr>
+            <w:tcBorders/>
+            <w:tcW w:w="6509" w:type="dxa"/>
+            <w:vAlign w:val="center"/>
+            <w:vMerge w:val="restart"/>
+          </w:tcPr>
+          <w:p>
+            <w:pPr>
+              <w:pBdr/>
+              <w:spacing w:after="170" w:afterAutospacing="0" w:line="240" w:lineRule="auto"/>
+              <w:ind/>
+              <w:jc w:val="left"/>
+              <w:rPr>
+                <w:rFonts w:ascii="Arial" w:hAnsi="Arial" w:cs="Arial"/>
+                <w:sz w:val="24"/>
+                <w:szCs w:val="24"/>
+              </w:rPr>
+            </w:pPr>
+            <w:r>
+              <w:rPr>
+                <w:rFonts w:ascii="Arial" w:hAnsi="Arial" w:cs="Arial"/>
+                <w:sz w:val="24"/>
+                <w:szCs w:val="24"/>
+              </w:rPr>
+            </w:r>
+            <w:r>
+              <w:rPr>
+                <w:rFonts w:ascii="Arial" w:hAnsi="Arial" w:eastAsia="Arial" w:cs="Arial"/>
+                <w:sz w:val="24"/>
+                <w:szCs w:val="24"/>
+                <w:lang w:val="de-DE"/>
+              </w:rPr>
+              <w:t xml:space="preserve">{</w:t>
+            </w:r>
+            <w:r>
+              <w:rPr>
+                <w:rFonts w:ascii="Arial" w:hAnsi="Arial" w:eastAsia="Arial" w:cs="Arial"/>
+                <w:sz w:val="24"/>
+                <w:szCs w:val="24"/>
+                <w:lang w:val="en-GB"/>
+              </w:rPr>
+              <w:t xml:space="preserve">{</w:t>
+            </w:r>
+            <w:r>
+              <w:rPr>
+                <w:rFonts w:ascii="Arial" w:hAnsi="Arial" w:eastAsia="Arial" w:cs="Arial"/>
+                <w:sz w:val="24"/>
+                <w:szCs w:val="24"/>
+                <w:lang w:val="en-GB"/>
+              </w:rPr>
+              <w:t xml:space="preserve">record.</w:t>
+            </w:r>
+            <w:r>
+              <w:rPr>
+                <w:rFonts w:ascii="Arial" w:hAnsi="Arial" w:eastAsia="Arial" w:cs="Arial"/>
+                <w:sz w:val="24"/>
+                <w:szCs w:val="24"/>
+                <w:lang w:val="de-DE"/>
+              </w:rPr>
+              <w:t xml:space="preserve">touch_current</w:t>
+            </w:r>
+            <w:r>
+              <w:rPr>
+                <w:rFonts w:ascii="Arial" w:hAnsi="Arial" w:eastAsia="Arial" w:cs="Arial"/>
+                <w:sz w:val="24"/>
+                <w:szCs w:val="24"/>
+                <w:lang w:val="en-GB"/>
+              </w:rPr>
+              <w:t xml:space="preserve">}</w:t>
+            </w:r>
+            <w:r>
+              <w:rPr>
+                <w:rFonts w:ascii="Arial" w:hAnsi="Arial" w:eastAsia="Arial" w:cs="Arial"/>
+                <w:sz w:val="24"/>
+                <w:szCs w:val="24"/>
+                <w:highlight w:val="none"/>
+              </w:rPr>
+              <w:t xml:space="preserve">}</w:t>
+            </w:r>
+            <w:r>
+              <w:rPr>
+                <w:rFonts w:ascii="Arial" w:hAnsi="Arial" w:cs="Arial"/>
+                <w:sz w:val="24"/>
+                <w:szCs w:val="24"/>
+              </w:rPr>
+            </w:r>
+            <w:r>
+              <w:rPr>
+                <w:rFonts w:ascii="Arial" w:hAnsi="Arial" w:cs="Arial"/>
+                <w:sz w:val="24"/>
+                <w:szCs w:val="24"/>
+              </w:rPr>
+            </w:r>
+          </w:p>
+        </w:tc>
+      </w:tr>
+      <w:tr>
+        <w:trPr/>
+        <w:tc>
+          <w:tcPr>
+            <w:tcBorders/>
+            <w:tcW w:w="3957" w:type="dxa"/>
+            <w:vAlign w:val="center"/>
+          </w:tcPr>
+          <w:p>
+            <w:pPr>
+              <w:pBdr/>
+              <w:spacing w:after="170" w:afterAutospacing="0" w:line="240" w:lineRule="auto"/>
+              <w:ind/>
+              <w:jc w:val="left"/>
+              <w:rPr>
+                <w:rFonts w:ascii="Arial" w:hAnsi="Arial" w:cs="Arial"/>
+                <w:sz w:val="24"/>
+                <w:szCs w:val="24"/>
+              </w:rPr>
+            </w:pPr>
+            <w:r>
+              <w:rPr>
+                <w:rFonts w:ascii="Arial" w:hAnsi="Arial" w:cs="Arial"/>
+                <w:sz w:val="24"/>
+                <w:szCs w:val="24"/>
+              </w:rPr>
+            </w:r>
+            <w:r>
+              <w:rPr>
+                <w:rFonts w:ascii="Arial" w:hAnsi="Arial" w:cs="Arial"/>
+                <w:sz w:val="24"/>
+                <w:szCs w:val="24"/>
+              </w:rPr>
+            </w:r>
+            <w:r>
+              <w:rPr>
+                <w:rFonts w:ascii="Arial" w:hAnsi="Arial" w:cs="Arial"/>
+                <w:sz w:val="24"/>
+                <w:szCs w:val="24"/>
+              </w:rPr>
+            </w:r>
+          </w:p>
+        </w:tc>
+        <w:tc>
+          <w:tcPr>
+            <w:tcBorders/>
+            <w:tcW w:w="6509" w:type="dxa"/>
+            <w:vAlign w:val="center"/>
+          </w:tcPr>
+          <w:p>
+            <w:pPr>
+              <w:pBdr/>
+              <w:spacing w:after="170" w:afterAutospacing="0" w:line="240" w:lineRule="auto"/>
+              <w:ind/>
+              <w:jc w:val="left"/>
+              <w:rPr>
+                <w:rFonts w:ascii="Arial" w:hAnsi="Arial" w:cs="Arial"/>
+                <w:sz w:val="24"/>
+                <w:szCs w:val="24"/>
+              </w:rPr>
+            </w:pPr>
+            <w:r>
+              <w:rPr>
+                <w:rFonts w:ascii="Arial" w:hAnsi="Arial" w:cs="Arial"/>
+                <w:sz w:val="24"/>
+                <w:szCs w:val="24"/>
+              </w:rPr>
+            </w:r>
+            <w:r>
+              <w:rPr>
+                <w:rFonts w:ascii="Arial" w:hAnsi="Arial" w:cs="Arial"/>
+                <w:sz w:val="24"/>
+                <w:szCs w:val="24"/>
+              </w:rPr>
+            </w:r>
+            <w:r>
+              <w:rPr>
+                <w:rFonts w:ascii="Arial" w:hAnsi="Arial" w:cs="Arial"/>
+                <w:sz w:val="24"/>
+                <w:szCs w:val="24"/>
+              </w:rPr>
+            </w:r>
+          </w:p>
+        </w:tc>
+      </w:tr>
+      <w:tr>
+        <w:trPr/>
+        <w:tc>
+          <w:tcPr>
+            <w:tcBorders/>
+            <w:tcW w:w="3957" w:type="dxa"/>
+            <w:vAlign w:val="center"/>
+          </w:tcPr>
+          <w:p>
+            <w:pPr>
+              <w:pBdr/>
+              <w:spacing w:after="170" w:afterAutospacing="0" w:line="240" w:lineRule="auto"/>
+              <w:ind/>
+              <w:jc w:val="left"/>
+              <w:rPr>
+                <w:rFonts w:ascii="Arial" w:hAnsi="Arial" w:cs="Arial"/>
+                <w:sz w:val="24"/>
+                <w:szCs w:val="24"/>
+              </w:rPr>
+            </w:pPr>
+            <w:r>
+              <w:rPr>
+                <w:rFonts w:ascii="Arial" w:hAnsi="Arial" w:cs="Arial"/>
+                <w:sz w:val="24"/>
+                <w:szCs w:val="24"/>
+              </w:rPr>
+            </w:r>
+            <w:r>
+              <w:rPr>
+                <w:rFonts w:ascii="Arial" w:hAnsi="Arial" w:eastAsia="Arial" w:cs="Arial"/>
+                <w:b/>
+                <w:color w:val="000000" w:themeColor="text1"/>
+                <w:sz w:val="24"/>
+                <w:szCs w:val="24"/>
+              </w:rPr>
+              <w:t xml:space="preserve">{{translate(</w:t>
+            </w:r>
+            <w:r>
+              <w:rPr>
+                <w:rFonts w:ascii="Arial" w:hAnsi="Arial" w:eastAsia="Arial" w:cs="Arial"/>
+                <w:b/>
+                <w:color w:val="000000" w:themeColor="text1"/>
+                <w:sz w:val="24"/>
+                <w:szCs w:val="24"/>
+                <w:lang w:val="en-US"/>
+              </w:rPr>
+              <w:t xml:space="preserve">'</w:t>
+            </w:r>
+            <w:r>
+              <w:rPr>
+                <w:rFonts w:ascii="Arial" w:hAnsi="Arial" w:eastAsia="Arial" w:cs="Arial"/>
+                <w:b/>
+                <w:color w:val="000000" w:themeColor="text1"/>
+                <w:sz w:val="24"/>
+                <w:szCs w:val="24"/>
+                <w:lang w:val="de-DE"/>
+              </w:rPr>
+              <w:t xml:space="preserve">Test Passed</w:t>
+            </w:r>
+            <w:r>
+              <w:rPr>
+                <w:rFonts w:ascii="Arial" w:hAnsi="Arial" w:eastAsia="Arial" w:cs="Arial"/>
+                <w:b/>
+                <w:color w:val="000000" w:themeColor="text1"/>
+                <w:sz w:val="24"/>
+                <w:szCs w:val="24"/>
+                <w:lang w:val="en-US"/>
+              </w:rPr>
+              <w:t xml:space="preserve">'</w:t>
+            </w:r>
+            <w:r>
+              <w:rPr>
+                <w:rFonts w:ascii="Arial" w:hAnsi="Arial" w:eastAsia="Arial" w:cs="Arial"/>
+                <w:b/>
+                <w:color w:val="000000" w:themeColor="text1"/>
+                <w:sz w:val="24"/>
+                <w:szCs w:val="24"/>
+              </w:rPr>
+              <w:t xml:space="preserve">)}}</w:t>
+            </w:r>
+            <w:r>
+              <w:rPr>
+                <w:rFonts w:ascii="Arial" w:hAnsi="Arial" w:eastAsia="Arial" w:cs="Arial"/>
+                <w:b/>
+                <w:sz w:val="24"/>
+                <w:szCs w:val="24"/>
+              </w:rPr>
+              <w:t xml:space="preserve">:</w:t>
+            </w:r>
+            <w:r>
+              <w:rPr>
+                <w:rFonts w:ascii="Arial" w:hAnsi="Arial" w:cs="Arial"/>
+                <w:sz w:val="24"/>
+                <w:szCs w:val="24"/>
+              </w:rPr>
+            </w:r>
+            <w:r>
+              <w:rPr>
+                <w:rFonts w:ascii="Arial" w:hAnsi="Arial" w:cs="Arial"/>
+                <w:sz w:val="24"/>
+                <w:szCs w:val="24"/>
+              </w:rPr>
+            </w:r>
+          </w:p>
+        </w:tc>
+        <w:tc>
+          <w:tcPr>
+            <w:tcBorders/>
+            <w:tcW w:w="6509" w:type="dxa"/>
+            <w:vAlign w:val="center"/>
+          </w:tcPr>
+          <w:p>
+            <w:pPr>
+              <w:pBdr/>
+              <w:spacing w:after="170" w:afterAutospacing="0" w:line="240" w:lineRule="auto"/>
+              <w:ind/>
+              <w:jc w:val="left"/>
+              <w:rPr>
+                <w:rFonts w:ascii="Arial" w:hAnsi="Arial" w:cs="Arial"/>
+                <w:sz w:val="24"/>
+                <w:szCs w:val="24"/>
+              </w:rPr>
+            </w:pPr>
+            <w:r>
+              <w:rPr>
+                <w:rFonts w:ascii="Arial" w:hAnsi="Arial" w:cs="Arial"/>
+                <w:sz w:val="24"/>
+                <w:szCs w:val="24"/>
+              </w:rPr>
+            </w:r>
+            <w:r>
+              <w:rPr>
+                <w:rFonts w:ascii="Arial" w:hAnsi="Arial" w:eastAsia="Arial" w:cs="Arial"/>
+                <w:sz w:val="24"/>
+                <w:szCs w:val="24"/>
+                <w:highlight w:val="none"/>
+              </w:rPr>
+              <w:t xml:space="preserve">{%if (record.test_passed == 1) %} </w:t>
+            </w:r>
+            <w:r>
+              <w:rPr>
+                <w:rFonts w:ascii="Arial" w:hAnsi="Arial" w:eastAsia="Arial" w:cs="Arial"/>
+                <w:sz w:val="32"/>
+                <w:szCs w:val="32"/>
+                <w:highlight w:val="none"/>
+              </w:rPr>
+              <w:t xml:space="preserve">✓</w:t>
+            </w:r>
+            <w:r>
+              <w:rPr>
+                <w:rFonts w:ascii="Arial" w:hAnsi="Arial" w:eastAsia="Arial" w:cs="Arial"/>
+                <w:sz w:val="24"/>
+                <w:szCs w:val="24"/>
+                <w:highlight w:val="none"/>
+              </w:rPr>
+              <w:t xml:space="preserve"> {%else%} {%endif%}</w:t>
+            </w:r>
+            <w:r>
+              <w:rPr>
+                <w:rFonts w:ascii="Arial" w:hAnsi="Arial" w:cs="Arial"/>
+                <w:sz w:val="24"/>
+                <w:szCs w:val="24"/>
+              </w:rPr>
+            </w:r>
+            <w:r>
+              <w:rPr>
+                <w:rFonts w:ascii="Arial" w:hAnsi="Arial" w:cs="Arial"/>
+                <w:sz w:val="24"/>
+                <w:szCs w:val="24"/>
+              </w:rPr>
+            </w:r>
+          </w:p>
+        </w:tc>
+      </w:tr>
+      <w:tr>
+        <w:trPr/>
+        <w:tc>
+          <w:tcPr>
+            <w:tcBorders/>
+            <w:tcW w:w="3957" w:type="dxa"/>
+            <w:vAlign w:val="center"/>
+          </w:tcPr>
+          <w:p>
+            <w:pPr>
+              <w:pBdr/>
+              <w:spacing w:after="170" w:afterAutospacing="0" w:line="240" w:lineRule="auto"/>
+              <w:ind/>
+              <w:jc w:val="left"/>
+              <w:rPr>
+                <w:rFonts w:ascii="Arial" w:hAnsi="Arial" w:cs="Arial"/>
+                <w:sz w:val="24"/>
+                <w:szCs w:val="24"/>
+              </w:rPr>
+            </w:pPr>
+            <w:r>
+              <w:rPr>
+                <w:rFonts w:ascii="Arial" w:hAnsi="Arial" w:cs="Arial"/>
+                <w:sz w:val="24"/>
+                <w:szCs w:val="24"/>
+              </w:rPr>
+            </w:r>
+            <w:r>
+              <w:rPr>
+                <w:rFonts w:ascii="Arial" w:hAnsi="Arial" w:eastAsia="Arial" w:cs="Arial"/>
+                <w:b/>
+                <w:color w:val="000000" w:themeColor="text1"/>
+                <w:sz w:val="24"/>
+                <w:szCs w:val="24"/>
+              </w:rPr>
+              <w:t xml:space="preserve">{{translate(</w:t>
+            </w:r>
+            <w:r>
+              <w:rPr>
+                <w:rFonts w:ascii="Arial" w:hAnsi="Arial" w:eastAsia="Arial" w:cs="Arial"/>
+                <w:b/>
+                <w:color w:val="000000" w:themeColor="text1"/>
+                <w:sz w:val="24"/>
+                <w:szCs w:val="24"/>
+                <w:lang w:val="en-US"/>
+              </w:rPr>
+              <w:t xml:space="preserve">'</w:t>
+            </w:r>
+            <w:r>
+              <w:rPr>
+                <w:rFonts w:ascii="Arial" w:hAnsi="Arial" w:eastAsia="Arial" w:cs="Arial"/>
+                <w:b/>
+                <w:color w:val="000000" w:themeColor="text1"/>
+                <w:sz w:val="24"/>
+                <w:szCs w:val="24"/>
+                <w:lang w:val="de-DE"/>
+              </w:rPr>
+              <w:t xml:space="preserve">Findings</w:t>
+            </w:r>
+            <w:r>
+              <w:rPr>
+                <w:rFonts w:ascii="Arial" w:hAnsi="Arial" w:eastAsia="Arial" w:cs="Arial"/>
+                <w:b/>
+                <w:color w:val="000000" w:themeColor="text1"/>
+                <w:sz w:val="24"/>
+                <w:szCs w:val="24"/>
+                <w:lang w:val="en-US"/>
+              </w:rPr>
+              <w:t xml:space="preserve">'</w:t>
+            </w:r>
+            <w:r>
+              <w:rPr>
+                <w:rFonts w:ascii="Arial" w:hAnsi="Arial" w:eastAsia="Arial" w:cs="Arial"/>
+                <w:b/>
+                <w:color w:val="000000" w:themeColor="text1"/>
+                <w:sz w:val="24"/>
+                <w:szCs w:val="24"/>
+              </w:rPr>
+              <w:t xml:space="preserve">)}}</w:t>
+            </w:r>
+            <w:r>
+              <w:rPr>
+                <w:rFonts w:ascii="Arial" w:hAnsi="Arial" w:eastAsia="Arial" w:cs="Arial"/>
+                <w:b/>
+                <w:sz w:val="24"/>
+                <w:szCs w:val="24"/>
+              </w:rPr>
+              <w:t xml:space="preserve">:</w:t>
+            </w:r>
+            <w:r>
+              <w:rPr>
+                <w:rFonts w:ascii="Arial" w:hAnsi="Arial" w:cs="Arial"/>
+                <w:sz w:val="24"/>
+                <w:szCs w:val="24"/>
+              </w:rPr>
+            </w:r>
+            <w:r>
+              <w:rPr>
+                <w:rFonts w:ascii="Arial" w:hAnsi="Arial" w:cs="Arial"/>
+                <w:sz w:val="24"/>
+                <w:szCs w:val="24"/>
+              </w:rPr>
+            </w:r>
+          </w:p>
+        </w:tc>
+        <w:tc>
+          <w:tcPr>
+            <w:tcBorders/>
+            <w:tcW w:w="6509" w:type="dxa"/>
+            <w:vAlign w:val="center"/>
+          </w:tcPr>
+          <w:p>
+            <w:pPr>
+              <w:pBdr/>
+              <w:spacing w:after="170" w:afterAutospacing="0" w:line="240" w:lineRule="auto"/>
+              <w:ind/>
+              <w:jc w:val="left"/>
+              <w:rPr>
+                <w:rFonts w:ascii="Arial" w:hAnsi="Arial" w:cs="Arial"/>
+                <w:sz w:val="24"/>
+                <w:szCs w:val="24"/>
+              </w:rPr>
+            </w:pPr>
+            <w:r>
+              <w:rPr>
+                <w:rFonts w:ascii="Arial" w:hAnsi="Arial" w:cs="Arial"/>
+                <w:sz w:val="24"/>
+                <w:szCs w:val="24"/>
+              </w:rPr>
+            </w:r>
+            <w:r>
+              <w:rPr>
+                <w:rFonts w:ascii="Arial" w:hAnsi="Arial" w:eastAsia="Arial" w:cs="Arial"/>
+                <w:sz w:val="24"/>
+                <w:szCs w:val="24"/>
+                <w:lang w:val="de-DE"/>
+              </w:rPr>
+              <w:t xml:space="preserve">{</w:t>
+            </w:r>
+            <w:r>
+              <w:rPr>
+                <w:rFonts w:ascii="Arial" w:hAnsi="Arial" w:eastAsia="Arial" w:cs="Arial"/>
+                <w:sz w:val="24"/>
+                <w:szCs w:val="24"/>
+                <w:lang w:val="en-GB"/>
+              </w:rPr>
+              <w:t xml:space="preserve">{</w:t>
+            </w:r>
+            <w:r>
+              <w:rPr>
+                <w:rFonts w:ascii="Arial" w:hAnsi="Arial" w:eastAsia="Arial" w:cs="Arial"/>
+                <w:sz w:val="24"/>
+                <w:szCs w:val="24"/>
+                <w:lang w:val="en-GB"/>
+              </w:rPr>
+              <w:t xml:space="preserve">record.</w:t>
+            </w:r>
+            <w:r>
+              <w:rPr>
+                <w:rFonts w:ascii="Arial" w:hAnsi="Arial" w:eastAsia="Arial" w:cs="Arial"/>
+                <w:sz w:val="24"/>
+                <w:szCs w:val="24"/>
+                <w:lang w:val="de-DE"/>
+              </w:rPr>
+              <w:t xml:space="preserve">findings</w:t>
+            </w:r>
+            <w:r>
+              <w:rPr>
+                <w:rFonts w:ascii="Arial" w:hAnsi="Arial" w:eastAsia="Arial" w:cs="Arial"/>
+                <w:sz w:val="24"/>
+                <w:szCs w:val="24"/>
+                <w:highlight w:val="none"/>
+              </w:rPr>
+              <w:t xml:space="preserve">}</w:t>
+            </w:r>
+            <w:r>
+              <w:rPr>
+                <w:rFonts w:ascii="Arial" w:hAnsi="Arial" w:eastAsia="Arial" w:cs="Arial"/>
+                <w:sz w:val="24"/>
+                <w:szCs w:val="24"/>
+                <w:highlight w:val="none"/>
+              </w:rPr>
+              <w:t xml:space="preserve">}</w:t>
+            </w:r>
+            <w:r>
+              <w:rPr>
+                <w:rFonts w:ascii="Arial" w:hAnsi="Arial" w:cs="Arial"/>
+                <w:sz w:val="24"/>
+                <w:szCs w:val="24"/>
+              </w:rPr>
+            </w:r>
+            <w:r>
+              <w:rPr>
+                <w:rFonts w:ascii="Arial" w:hAnsi="Arial" w:cs="Arial"/>
+                <w:sz w:val="24"/>
+                <w:szCs w:val="24"/>
+              </w:rPr>
+            </w:r>
+          </w:p>
+        </w:tc>
+      </w:tr>
+      <w:tr>
+        <w:trPr/>
+        <w:tc>
+          <w:tcPr>
+            <w:tcBorders/>
+            <w:tcW w:w="3957" w:type="dxa"/>
+            <w:vAlign w:val="center"/>
+            <w:vMerge w:val="restart"/>
+          </w:tcPr>
+          <w:p>
+            <w:pPr>
+              <w:pBdr/>
+              <w:spacing w:after="170" w:afterAutospacing="0" w:line="240" w:lineRule="auto"/>
+              <w:ind/>
+              <w:jc w:val="left"/>
+              <w:rPr>
+                <w:rFonts w:ascii="Arial" w:hAnsi="Arial" w:cs="Arial"/>
+                <w:sz w:val="24"/>
+                <w:szCs w:val="24"/>
+              </w:rPr>
+            </w:pPr>
+            <w:r>
+              <w:rPr>
+                <w:rFonts w:ascii="Arial" w:hAnsi="Arial" w:cs="Arial"/>
+                <w:sz w:val="24"/>
+                <w:szCs w:val="24"/>
+              </w:rPr>
+            </w:r>
+            <w:r>
+              <w:rPr>
+                <w:rFonts w:ascii="Arial" w:hAnsi="Arial" w:cs="Arial"/>
+                <w:sz w:val="24"/>
+                <w:szCs w:val="24"/>
+              </w:rPr>
+            </w:r>
+            <w:r>
+              <w:rPr>
+                <w:rFonts w:ascii="Arial" w:hAnsi="Arial" w:cs="Arial"/>
+                <w:sz w:val="24"/>
+                <w:szCs w:val="24"/>
+              </w:rPr>
+            </w:r>
+          </w:p>
+        </w:tc>
+        <w:tc>
+          <w:tcPr>
+            <w:tcBorders/>
+            <w:tcW w:w="6509" w:type="dxa"/>
+            <w:vAlign w:val="center"/>
+            <w:vMerge w:val="restart"/>
+          </w:tcPr>
+          <w:p>
+            <w:pPr>
+              <w:pBdr/>
+              <w:spacing w:after="170" w:afterAutospacing="0" w:line="240" w:lineRule="auto"/>
+              <w:ind/>
+              <w:jc w:val="left"/>
+              <w:rPr>
+                <w:rFonts w:ascii="Arial" w:hAnsi="Arial" w:cs="Arial"/>
+                <w:sz w:val="24"/>
+                <w:szCs w:val="24"/>
+              </w:rPr>
+            </w:pPr>
+            <w:r>
+              <w:rPr>
+                <w:rFonts w:ascii="Arial" w:hAnsi="Arial" w:cs="Arial"/>
+                <w:sz w:val="24"/>
+                <w:szCs w:val="24"/>
+              </w:rPr>
+            </w:r>
+            <w:r>
+              <w:rPr>
+                <w:rFonts w:ascii="Arial" w:hAnsi="Arial" w:cs="Arial"/>
+                <w:sz w:val="24"/>
+                <w:szCs w:val="24"/>
+              </w:rPr>
+            </w:r>
+            <w:r>
+              <w:rPr>
+                <w:rFonts w:ascii="Arial" w:hAnsi="Arial" w:cs="Arial"/>
+                <w:sz w:val="24"/>
+                <w:szCs w:val="24"/>
+              </w:rPr>
+            </w:r>
+          </w:p>
+        </w:tc>
+      </w:tr>
+      <w:tr>
+        <w:trPr/>
+        <w:tc>
+          <w:tcPr>
+            <w:tcBorders/>
+            <w:tcW w:w="3957" w:type="dxa"/>
+            <w:vAlign w:val="center"/>
+          </w:tcPr>
+          <w:p>
+            <w:pPr>
+              <w:pBdr/>
+              <w:spacing w:after="170" w:afterAutospacing="0" w:line="240" w:lineRule="auto"/>
+              <w:ind/>
+              <w:jc w:val="left"/>
+              <w:rPr>
+                <w:rFonts w:ascii="Arial" w:hAnsi="Arial" w:cs="Arial"/>
+                <w:sz w:val="24"/>
+                <w:szCs w:val="24"/>
+              </w:rPr>
+            </w:pPr>
+            <w:r>
+              <w:rPr>
+                <w:rFonts w:ascii="Arial" w:hAnsi="Arial" w:cs="Arial"/>
+                <w:sz w:val="24"/>
+                <w:szCs w:val="24"/>
+              </w:rPr>
+            </w:r>
+            <w:r>
+              <w:rPr>
+                <w:rFonts w:ascii="Arial" w:hAnsi="Arial" w:eastAsia="Arial" w:cs="Arial"/>
+                <w:b/>
+                <w:color w:val="000000" w:themeColor="text1"/>
+                <w:sz w:val="24"/>
+                <w:szCs w:val="24"/>
+              </w:rPr>
+              <w:t xml:space="preserve">{{translate(</w:t>
+            </w:r>
+            <w:r>
+              <w:rPr>
+                <w:rFonts w:ascii="Arial" w:hAnsi="Arial" w:eastAsia="Arial" w:cs="Arial"/>
+                <w:b/>
+                <w:color w:val="000000" w:themeColor="text1"/>
+                <w:sz w:val="24"/>
+                <w:szCs w:val="24"/>
+                <w:lang w:val="en-US"/>
+              </w:rPr>
+              <w:t xml:space="preserve">'</w:t>
+            </w:r>
+            <w:r>
+              <w:rPr>
+                <w:rFonts w:ascii="Arial" w:hAnsi="Arial" w:eastAsia="Arial" w:cs="Arial"/>
+                <w:b/>
+                <w:color w:val="000000" w:themeColor="text1"/>
+                <w:sz w:val="24"/>
+                <w:szCs w:val="24"/>
+                <w:lang w:val="de-DE"/>
+              </w:rPr>
+              <w:t xml:space="preserve">Inspector</w:t>
+            </w:r>
+            <w:r>
+              <w:rPr>
+                <w:rFonts w:ascii="Arial" w:hAnsi="Arial" w:eastAsia="Arial" w:cs="Arial"/>
+                <w:b/>
+                <w:color w:val="000000" w:themeColor="text1"/>
+                <w:sz w:val="24"/>
+                <w:szCs w:val="24"/>
+                <w:lang w:val="en-US"/>
+              </w:rPr>
+              <w:t xml:space="preserve">'</w:t>
+            </w:r>
+            <w:r>
+              <w:rPr>
+                <w:rFonts w:ascii="Arial" w:hAnsi="Arial" w:eastAsia="Arial" w:cs="Arial"/>
+                <w:b/>
+                <w:color w:val="000000" w:themeColor="text1"/>
+                <w:sz w:val="24"/>
+                <w:szCs w:val="24"/>
+              </w:rPr>
+              <w:t xml:space="preserve">)}}</w:t>
+            </w:r>
+            <w:r>
+              <w:rPr>
+                <w:rFonts w:ascii="Arial" w:hAnsi="Arial" w:eastAsia="Arial" w:cs="Arial"/>
+                <w:b/>
+                <w:sz w:val="24"/>
+                <w:szCs w:val="24"/>
+              </w:rPr>
+              <w:t xml:space="preserve">:</w:t>
+            </w:r>
+            <w:r>
+              <w:rPr>
+                <w:rFonts w:ascii="Arial" w:hAnsi="Arial" w:cs="Arial"/>
+                <w:sz w:val="24"/>
+                <w:szCs w:val="24"/>
+              </w:rPr>
+            </w:r>
+            <w:r>
+              <w:rPr>
+                <w:rFonts w:ascii="Arial" w:hAnsi="Arial" w:cs="Arial"/>
+                <w:sz w:val="24"/>
+                <w:szCs w:val="24"/>
+              </w:rPr>
+            </w:r>
+          </w:p>
+        </w:tc>
+        <w:tc>
+          <w:tcPr>
+            <w:tcBorders/>
+            <w:tcW w:w="6509" w:type="dxa"/>
+            <w:vAlign w:val="center"/>
+          </w:tcPr>
+          <w:p>
+            <w:pPr>
+              <w:pBdr/>
+              <w:spacing w:after="170" w:afterAutospacing="0" w:line="240" w:lineRule="auto"/>
+              <w:ind/>
+              <w:jc w:val="left"/>
+              <w:rPr>
+                <w:rFonts w:ascii="Arial" w:hAnsi="Arial" w:cs="Arial"/>
+                <w:sz w:val="24"/>
+                <w:szCs w:val="24"/>
+              </w:rPr>
+            </w:pPr>
+            <w:r>
+              <w:rPr>
+                <w:rFonts w:ascii="Arial" w:hAnsi="Arial" w:cs="Arial"/>
+                <w:sz w:val="24"/>
+                <w:szCs w:val="24"/>
+              </w:rPr>
+            </w:r>
+            <w:r>
+              <w:rPr>
+                <w:rFonts w:ascii="Arial" w:hAnsi="Arial" w:eastAsia="Arial" w:cs="Arial"/>
+                <w:sz w:val="24"/>
+                <w:szCs w:val="24"/>
+                <w:lang w:val="de-DE"/>
+              </w:rPr>
+              <w:t xml:space="preserve">{</w:t>
+            </w:r>
+            <w:r>
+              <w:rPr>
+                <w:rFonts w:ascii="Arial" w:hAnsi="Arial" w:eastAsia="Arial" w:cs="Arial"/>
+                <w:sz w:val="24"/>
+                <w:szCs w:val="24"/>
+                <w:lang w:val="en-GB"/>
+              </w:rPr>
+              <w:t xml:space="preserve">{</w:t>
+            </w:r>
+            <w:r>
+              <w:rPr>
+                <w:rFonts w:ascii="Arial" w:hAnsi="Arial" w:eastAsia="Arial" w:cs="Arial"/>
+                <w:sz w:val="24"/>
+                <w:szCs w:val="24"/>
+                <w:lang w:val="en-GB"/>
+              </w:rPr>
+              <w:t xml:space="preserve">record</w:t>
+            </w:r>
+            <w:r>
+              <w:rPr>
+                <w:rFonts w:ascii="Arial" w:hAnsi="Arial" w:eastAsia="Arial" w:cs="Arial"/>
+                <w:sz w:val="24"/>
+                <w:szCs w:val="24"/>
+                <w:lang w:val="de-DE"/>
               </w:rPr>
               <w:t xml:space="preserve">.</w:t>
             </w:r>
             <w:r>
               <w:rPr>
-                <w:sz w:val="20"/>
-                <w:szCs w:val="20"/>
+                <w:rFonts w:ascii="Arial" w:hAnsi="Arial" w:eastAsia="Arial" w:cs="Arial"/>
+                <w:b w:val="0"/>
+                <w:bCs w:val="0"/>
+                <w:sz w:val="24"/>
+                <w:szCs w:val="24"/>
+                <w:highlight w:val="none"/>
+                <w:lang w:val="de-DE"/>
               </w:rPr>
+              <w:t xml:space="preserve">inspector</w:t>
             </w:r>
             <w:r>
               <w:rPr>
-                <w:sz w:val="20"/>
-                <w:szCs w:val="20"/>
-              </w:rPr>
-              <w:t xml:space="preserve">test_date</w:t>
-            </w:r>
-            <w:r>
-              <w:rPr>
-                <w:sz w:val="20"/>
-                <w:szCs w:val="20"/>
-              </w:rPr>
-            </w:r>
-            <w:r>
-              <w:rPr>
-                <w:sz w:val="20"/>
-                <w:szCs w:val="20"/>
+                <w:rFonts w:ascii="Arial" w:hAnsi="Arial" w:eastAsia="Arial" w:cs="Arial"/>
+                <w:sz w:val="24"/>
+                <w:szCs w:val="24"/>
+                <w:lang w:val="en-GB"/>
               </w:rPr>
               <w:t xml:space="preserve">}</w:t>
             </w:r>
             <w:r>
               <w:rPr>
-                <w:sz w:val="20"/>
-                <w:szCs w:val="20"/>
+                <w:rFonts w:ascii="Arial" w:hAnsi="Arial" w:eastAsia="Arial" w:cs="Arial"/>
+                <w:sz w:val="24"/>
+                <w:szCs w:val="24"/>
+                <w:highlight w:val="none"/>
+              </w:rPr>
+              <w:t xml:space="preserve">}</w:t>
+            </w:r>
+            <w:r>
+              <w:rPr>
+                <w:rFonts w:ascii="Arial" w:hAnsi="Arial" w:cs="Arial"/>
+                <w:sz w:val="24"/>
+                <w:szCs w:val="24"/>
+              </w:rPr>
+            </w:r>
+            <w:r>
+              <w:rPr>
+                <w:rFonts w:ascii="Arial" w:hAnsi="Arial" w:cs="Arial"/>
+                <w:sz w:val="24"/>
+                <w:szCs w:val="24"/>
               </w:rPr>
             </w:r>
           </w:p>
@@ -536,81 +3470,175 @@
     <w:p>
       <w:pPr>
         <w:pBdr/>
-        <w:spacing/>
-        <w:ind/>
-        <w:rPr/>
-      </w:pPr>
-      <w:r/>
-      <w:r/>
-      <w:r/>
-    </w:p>
-    <w:p>
-      <w:pPr>
-        <w:pBdr/>
-        <w:spacing/>
+        <w:spacing w:after="0"/>
         <w:ind/>
         <w:rPr>
+          <w:rFonts w:ascii="Arial" w:hAnsi="Arial" w:eastAsia="Arial" w:cs="Arial"/>
           <w:sz w:val="16"/>
           <w:szCs w:val="16"/>
-          <w:lang w:val="en"/>
+          <w:highlight w:val="none"/>
         </w:rPr>
       </w:pPr>
       <w:r>
         <w:rPr>
+          <w:rFonts w:ascii="Arial" w:hAnsi="Arial" w:eastAsia="Arial" w:cs="Arial"/>
           <w:sz w:val="16"/>
           <w:szCs w:val="16"/>
-          <w:lang w:val="en"/>
         </w:rPr>
-        <w:t xml:space="preserve">${</w:t>
+        <w:t xml:space="preserve">${/RECORD_BLOCK}</w:t>
       </w:r>
       <w:r>
         <w:rPr>
+          <w:rFonts w:ascii="Arial" w:hAnsi="Arial" w:eastAsia="Arial" w:cs="Arial"/>
           <w:sz w:val="16"/>
           <w:szCs w:val="16"/>
-          <w:lang w:val="de-DE"/>
-        </w:rPr>
-        <w:t xml:space="preserve">/</w:t>
-      </w:r>
-      <w:r>
-        <w:rPr>
-          <w:sz w:val="16"/>
-          <w:szCs w:val="16"/>
-          <w:lang w:val="en"/>
-        </w:rPr>
-        <w:t xml:space="preserve">RECORD_BLOCK}</w:t>
-      </w:r>
-      <w:r>
-        <w:rPr>
-          <w:sz w:val="16"/>
-          <w:szCs w:val="16"/>
-          <w:lang w:val="en"/>
+          <w:highlight w:val="none"/>
         </w:rPr>
       </w:r>
       <w:r>
         <w:rPr>
+          <w:rFonts w:ascii="Arial" w:hAnsi="Arial" w:eastAsia="Arial" w:cs="Arial"/>
           <w:sz w:val="16"/>
           <w:szCs w:val="16"/>
-          <w:lang w:val="en"/>
+          <w:highlight w:val="none"/>
         </w:rPr>
       </w:r>
-      <w:r/>
-      <w:r/>
+    </w:p>
+    <w:p>
+      <w:pPr>
+        <w:pBdr/>
+        <w:spacing/>
+        <w:ind/>
+        <w:rPr>
+          <w:rFonts w:ascii="Arial" w:hAnsi="Arial" w:eastAsia="Arial" w:cs="Arial"/>
+          <w:b w:val="0"/>
+          <w:bCs w:val="0"/>
+          <w:highlight w:val="none"/>
+          <w:lang w:val="de-DE"/>
+        </w:rPr>
+      </w:pPr>
       <w:r>
         <w:rPr>
-          <w:sz w:val="16"/>
-          <w:szCs w:val="16"/>
-          <w:lang w:val="en"/>
+          <w:rFonts w:ascii="Arial" w:hAnsi="Arial" w:eastAsia="Arial" w:cs="Arial"/>
+          <w:b w:val="0"/>
+          <w:bCs w:val="0"/>
+          <w:highlight w:val="none"/>
+          <w:lang w:val="de-DE"/>
+        </w:rPr>
+      </w:r>
+      <w:r>
+        <w:rPr>
+          <w:rFonts w:ascii="Arial" w:hAnsi="Arial" w:eastAsia="Arial" w:cs="Arial"/>
+          <w:b w:val="0"/>
+          <w:bCs w:val="0"/>
+          <w:highlight w:val="none"/>
+          <w:lang w:val="de-DE"/>
+        </w:rPr>
+      </w:r>
+      <w:r>
+        <w:rPr>
+          <w:rFonts w:ascii="Arial" w:hAnsi="Arial" w:eastAsia="Arial" w:cs="Arial"/>
+          <w:b w:val="0"/>
+          <w:bCs w:val="0"/>
+          <w:highlight w:val="none"/>
+          <w:lang w:val="de-DE"/>
+        </w:rPr>
+      </w:r>
+    </w:p>
+    <w:p>
+      <w:pPr>
+        <w:pBdr/>
+        <w:spacing/>
+        <w:ind/>
+        <w:rPr>
+          <w:rFonts w:ascii="Arial" w:hAnsi="Arial" w:eastAsia="Arial" w:cs="Arial"/>
+          <w:b w:val="0"/>
+          <w:bCs w:val="0"/>
+          <w:highlight w:val="none"/>
+          <w:lang w:val="de-DE"/>
+        </w:rPr>
+      </w:pPr>
+      <w:r>
+        <w:rPr>
+          <w:rFonts w:ascii="Arial" w:hAnsi="Arial" w:eastAsia="Arial" w:cs="Arial"/>
+          <w:b w:val="0"/>
+          <w:bCs w:val="0"/>
+          <w:highlight w:val="none"/>
+          <w:lang w:val="de-DE"/>
+        </w:rPr>
+      </w:r>
+      <w:r>
+        <w:rPr>
+          <w:rFonts w:ascii="Arial" w:hAnsi="Arial" w:eastAsia="Arial" w:cs="Arial"/>
+          <w:b w:val="0"/>
+          <w:bCs w:val="0"/>
+          <w:highlight w:val="none"/>
+          <w:lang w:val="de-DE"/>
+        </w:rPr>
+      </w:r>
+      <w:r>
+        <w:rPr>
+          <w:rFonts w:ascii="Arial" w:hAnsi="Arial" w:eastAsia="Arial" w:cs="Arial"/>
+          <w:b w:val="0"/>
+          <w:bCs w:val="0"/>
+          <w:highlight w:val="none"/>
+          <w:lang w:val="de-DE"/>
+        </w:rPr>
+      </w:r>
+    </w:p>
+    <w:p>
+      <w:pPr>
+        <w:pBdr/>
+        <w:spacing/>
+        <w:ind/>
+        <w:rPr>
+          <w:rFonts w:ascii="Arial" w:hAnsi="Arial" w:eastAsia="Arial" w:cs="Arial"/>
+          <w:b w:val="0"/>
+          <w:bCs w:val="0"/>
+          <w:highlight w:val="none"/>
+          <w:lang w:val="de-DE"/>
+        </w:rPr>
+      </w:pPr>
+      <w:r>
+        <w:rPr>
+          <w:rFonts w:ascii="Arial" w:hAnsi="Arial" w:eastAsia="Arial" w:cs="Arial"/>
+          <w:b w:val="0"/>
+          <w:bCs w:val="0"/>
+          <w:highlight w:val="none"/>
+          <w:lang w:val="de-DE" w:bidi="de-DE"/>
+        </w:rPr>
+      </w:r>
+      <w:r>
+        <w:rPr>
+          <w:rFonts w:ascii="Arial" w:hAnsi="Arial" w:eastAsia="Arial" w:cs="Arial"/>
+          <w:b w:val="0"/>
+          <w:bCs w:val="0"/>
+          <w:highlight w:val="none"/>
+          <w:lang w:val="de-DE"/>
+        </w:rPr>
+      </w:r>
+      <w:r>
+        <w:rPr>
+          <w:rFonts w:ascii="Arial" w:hAnsi="Arial" w:eastAsia="Arial" w:cs="Arial"/>
+          <w:b w:val="0"/>
+          <w:bCs w:val="0"/>
+          <w:highlight w:val="none"/>
+          <w:lang w:val="de-DE"/>
         </w:rPr>
       </w:r>
     </w:p>
     <w:sectPr>
-      <w:headerReference w:type="default" r:id="rId8"/>
-      <w:footerReference w:type="default" r:id="rId9"/>
+      <w:headerReference w:type="default" r:id="rId9"/>
+      <w:headerReference w:type="even" r:id="rId10"/>
+      <w:headerReference w:type="first" r:id="rId11"/>
+      <w:footerReference w:type="default" r:id="rId12"/>
+      <w:footerReference w:type="even" r:id="rId13"/>
+      <w:footerReference w:type="first" r:id="rId14"/>
       <w:footnotePr/>
       <w:endnotePr/>
       <w:type w:val="nextPage"/>
       <w:pgSz w:h="16838" w:orient="portrait" w:w="11906"/>
-      <w:pgMar w:top="1417" w:right="1417" w:bottom="1134" w:left="1417" w:header="708" w:footer="708" w:gutter="0"/>
+      <w:pgMar w:top="720" w:right="720" w:bottom="720" w:left="720" w:header="567" w:footer="567" w:gutter="0"/>
       <w:cols w:num="1" w:sep="0" w:space="720" w:equalWidth="1"/>
     </w:sectPr>
   </w:body>
@@ -654,177 +3682,46 @@
 <w:ftr xmlns:wpc="http://schemas.microsoft.com/office/word/2010/wordprocessingCanvas" xmlns:mc="http://schemas.openxmlformats.org/markup-compatibility/2006" xmlns:o="urn:schemas-microsoft-com:office:office" xmlns:r="http://schemas.openxmlformats.org/officeDocument/2006/relationships" xmlns:m="http://schemas.openxmlformats.org/officeDocument/2006/math" xmlns:v="urn:schemas-microsoft-com:vml" xmlns:wp14="http://schemas.microsoft.com/office/word/2010/wordprocessingDrawing" xmlns:wp="http://schemas.openxmlformats.org/drawingml/2006/wordprocessingDrawing" xmlns:w10="urn:schemas-microsoft-com:office:word" xmlns:w="http://schemas.openxmlformats.org/wordprocessingml/2006/main" xmlns:w14="http://schemas.microsoft.com/office/word/2010/wordml" xmlns:w15="http://schemas.microsoft.com/office/word/2012/wordml" xmlns:wpg="http://schemas.microsoft.com/office/word/2010/wordprocessingGroup" xmlns:wpi="http://schemas.microsoft.com/office/word/2010/wordprocessingInk" xmlns:wne="http://schemas.microsoft.com/office/word/2006/wordml" xmlns:a="http://schemas.openxmlformats.org/drawingml/2006/main" xmlns:wps="http://schemas.microsoft.com/office/word/2010/wordprocessingShape" mc:Ignorable="w14 w15 wp14">
   <w:p>
     <w:pPr>
-      <w:pStyle w:val="790"/>
+      <w:pStyle w:val="1025"/>
       <w:pBdr/>
       <w:spacing/>
       <w:ind/>
-      <w:rPr>
-        <w:sz w:val="20"/>
-        <w:szCs w:val="20"/>
-        <w:lang w:val="en"/>
-      </w:rPr>
+      <w:rPr/>
     </w:pPr>
-    <w:r>
-      <w:rPr>
-        <w:rStyle w:val="783"/>
-      </w:rPr>
-      <w:fldChar w:fldCharType="begin"/>
-    </w:r>
-    <w:r>
-      <w:rPr>
-        <w:sz w:val="20"/>
-        <w:szCs w:val="20"/>
-        <w:lang w:val="en"/>
-      </w:rPr>
-      <w:instrText xml:space="preserve">PAGE</w:instrText>
-    </w:r>
-    <w:r>
-      <w:rPr>
-        <w:sz w:val="20"/>
-        <w:szCs w:val="20"/>
-      </w:rPr>
-      <w:fldChar w:fldCharType="separate"/>
-    </w:r>
-    <w:r>
-      <w:rPr>
-        <w:sz w:val="20"/>
-        <w:szCs w:val="20"/>
-        <w:lang w:val="en"/>
-      </w:rPr>
-      <w:t xml:space="preserve">1</w:t>
-    </w:r>
-    <w:r>
-      <w:rPr>
-        <w:sz w:val="20"/>
-        <w:szCs w:val="20"/>
-      </w:rPr>
-      <w:fldChar w:fldCharType="end"/>
-    </w:r>
-    <w:r>
-      <w:rPr>
-        <w:rStyle w:val="783"/>
-        <w:sz w:val="20"/>
-        <w:szCs w:val="20"/>
-        <w:lang w:val="en"/>
-      </w:rPr>
-      <w:t xml:space="preserve"> / </w:t>
-    </w:r>
-    <w:r>
-      <w:rPr>
-        <w:rStyle w:val="783"/>
-      </w:rPr>
-      <w:fldChar w:fldCharType="begin"/>
-    </w:r>
-    <w:r>
-      <w:rPr>
-        <w:sz w:val="20"/>
-        <w:szCs w:val="20"/>
-        <w:lang w:val="en"/>
-      </w:rPr>
-      <w:instrText xml:space="preserve">NUMPAGES</w:instrText>
-    </w:r>
-    <w:r>
-      <w:rPr>
-        <w:sz w:val="20"/>
-        <w:szCs w:val="20"/>
-      </w:rPr>
-      <w:fldChar w:fldCharType="separate"/>
-    </w:r>
-    <w:r>
-      <w:rPr>
-        <w:sz w:val="20"/>
-        <w:szCs w:val="20"/>
-        <w:lang w:val="en"/>
-      </w:rPr>
-      <w:t xml:space="preserve">2</w:t>
-    </w:r>
-    <w:r>
-      <w:rPr>
-        <w:sz w:val="20"/>
-        <w:szCs w:val="20"/>
-      </w:rPr>
-      <w:fldChar w:fldCharType="end"/>
-    </w:r>
-    <w:r>
-      <w:rPr>
-        <w:rStyle w:val="783"/>
-        <w:sz w:val="20"/>
-        <w:szCs w:val="20"/>
-        <w:lang w:val="en"/>
-      </w:rPr>
-      <w:tab/>
-    </w:r>
-    <w:r>
-      <w:rPr>
-        <w:rStyle w:val="783"/>
-        <w:sz w:val="20"/>
-        <w:szCs w:val="20"/>
-        <w:lang w:val="en"/>
-      </w:rPr>
-      <w:tab/>
-      <w:t xml:space="preserve">${</w:t>
-    </w:r>
-    <w:r>
-      <w:rPr>
-        <w:rStyle w:val="783"/>
-        <w:sz w:val="20"/>
-        <w:szCs w:val="20"/>
-        <w:lang w:val="en"/>
-      </w:rPr>
-      <w:t xml:space="preserve">twig:export</w:t>
-    </w:r>
-    <w:r>
-      <w:rPr>
-        <w:rStyle w:val="783"/>
-        <w:sz w:val="20"/>
-        <w:szCs w:val="20"/>
-        <w:lang w:val="en"/>
-      </w:rPr>
-      <w:t xml:space="preserve">.timestamp</w:t>
-    </w:r>
-    <w:r>
-      <w:rPr>
-        <w:rStyle w:val="783"/>
-        <w:sz w:val="20"/>
-        <w:szCs w:val="20"/>
-        <w:lang w:val="en"/>
-      </w:rPr>
-      <w:t xml:space="preserve">} // ${</w:t>
-    </w:r>
-    <w:r>
-      <w:rPr>
-        <w:rStyle w:val="783"/>
-        <w:sz w:val="20"/>
-        <w:szCs w:val="20"/>
-        <w:lang w:val="en"/>
-      </w:rPr>
-      <w:t xml:space="preserve">twig:export.</w:t>
-    </w:r>
-    <w:r>
-      <w:rPr>
-        <w:rStyle w:val="783"/>
-        <w:sz w:val="20"/>
-        <w:szCs w:val="20"/>
-        <w:lang w:val="en"/>
-      </w:rPr>
-      <w:t xml:space="preserve">account</w:t>
-    </w:r>
-    <w:r>
-      <w:rPr>
-        <w:rStyle w:val="783"/>
-        <w:sz w:val="20"/>
-        <w:szCs w:val="20"/>
-        <w:lang w:val="en"/>
-      </w:rPr>
-      <w:t xml:space="preserve">}</w:t>
-    </w:r>
-    <w:r>
-      <w:rPr>
-        <w:sz w:val="20"/>
-        <w:szCs w:val="20"/>
-        <w:lang w:val="en"/>
-      </w:rPr>
-    </w:r>
+    <w:r/>
+    <w:r/>
+  </w:p>
+</w:ftr>
+</file>
+
+<file path=word/footer2.xml><?xml version="1.0" encoding="utf-8"?>
+<w:ftr xmlns:wpc="http://schemas.microsoft.com/office/word/2010/wordprocessingCanvas" xmlns:mc="http://schemas.openxmlformats.org/markup-compatibility/2006" xmlns:o="urn:schemas-microsoft-com:office:office" xmlns:r="http://schemas.openxmlformats.org/officeDocument/2006/relationships" xmlns:m="http://schemas.openxmlformats.org/officeDocument/2006/math" xmlns:v="urn:schemas-microsoft-com:vml" xmlns:wp14="http://schemas.microsoft.com/office/word/2010/wordprocessingDrawing" xmlns:wp="http://schemas.openxmlformats.org/drawingml/2006/wordprocessingDrawing" xmlns:w10="urn:schemas-microsoft-com:office:word" xmlns:w="http://schemas.openxmlformats.org/wordprocessingml/2006/main" xmlns:w14="http://schemas.microsoft.com/office/word/2010/wordml" xmlns:w15="http://schemas.microsoft.com/office/word/2012/wordml" xmlns:wpg="http://schemas.microsoft.com/office/word/2010/wordprocessingGroup" xmlns:wpi="http://schemas.microsoft.com/office/word/2010/wordprocessingInk" xmlns:wne="http://schemas.microsoft.com/office/word/2006/wordml" xmlns:a="http://schemas.openxmlformats.org/drawingml/2006/main" xmlns:wps="http://schemas.microsoft.com/office/word/2010/wordprocessingShape" mc:Ignorable="w14 w15 wp14">
+  <w:p>
+    <w:pPr>
+      <w:pStyle w:val="1025"/>
+      <w:pBdr/>
+      <w:spacing/>
+      <w:ind/>
+      <w:rPr/>
+    </w:pPr>
+    <w:r/>
+    <w:r/>
+  </w:p>
+</w:ftr>
+</file>
+
+<file path=word/footer3.xml><?xml version="1.0" encoding="utf-8"?>
+<w:ftr xmlns:wpc="http://schemas.microsoft.com/office/word/2010/wordprocessingCanvas" xmlns:mc="http://schemas.openxmlformats.org/markup-compatibility/2006" xmlns:o="urn:schemas-microsoft-com:office:office" xmlns:r="http://schemas.openxmlformats.org/officeDocument/2006/relationships" xmlns:m="http://schemas.openxmlformats.org/officeDocument/2006/math" xmlns:v="urn:schemas-microsoft-com:vml" xmlns:wp14="http://schemas.microsoft.com/office/word/2010/wordprocessingDrawing" xmlns:wp="http://schemas.openxmlformats.org/drawingml/2006/wordprocessingDrawing" xmlns:w10="urn:schemas-microsoft-com:office:word" xmlns:w="http://schemas.openxmlformats.org/wordprocessingml/2006/main" xmlns:w14="http://schemas.microsoft.com/office/word/2010/wordml" xmlns:w15="http://schemas.microsoft.com/office/word/2012/wordml" xmlns:wpg="http://schemas.microsoft.com/office/word/2010/wordprocessingGroup" xmlns:wpi="http://schemas.microsoft.com/office/word/2010/wordprocessingInk" xmlns:wne="http://schemas.microsoft.com/office/word/2006/wordml" xmlns:a="http://schemas.openxmlformats.org/drawingml/2006/main" xmlns:wps="http://schemas.microsoft.com/office/word/2010/wordprocessingShape" mc:Ignorable="w14 w15 wp14">
+  <w:p>
+    <w:pPr>
+      <w:pStyle w:val="1025"/>
+      <w:pBdr/>
+      <w:spacing/>
+      <w:ind/>
+      <w:rPr/>
+    </w:pPr>
+    <w:r/>
+    <w:r/>
   </w:p>
 </w:ftr>
 </file>
@@ -870,9 +3767,21 @@
       <w:spacing/>
       <w:ind/>
       <w:rPr>
-        <w:b/>
+        <w:rFonts w:ascii="Arial" w:hAnsi="Arial" w:cs="Arial"/>
+        <w:sz w:val="36"/>
+        <w:szCs w:val="36"/>
+        <w:highlight w:val="none"/>
       </w:rPr>
     </w:pPr>
+    <w:r>
+      <w:rPr>
+        <w:rFonts w:ascii="Arial" w:hAnsi="Arial" w:cs="Arial"/>
+        <w:sz w:val="36"/>
+        <w:szCs w:val="36"/>
+        <w:highlight w:val="none"/>
+        <w:lang w:val="en-GB"/>
+      </w:rPr>
+    </w:r>
     <w:r>
       <w:rPr>
         <w:b/>
@@ -880,18 +3789,25 @@
       <mc:AlternateContent>
         <mc:Choice Requires="wpg">
           <w:drawing>
-            <wp:anchor xmlns:wp="http://schemas.openxmlformats.org/drawingml/2006/wordprocessingDrawing" xmlns:wp14="http://schemas.microsoft.com/office/word/2010/wordprocessingDrawing" distT="0" distB="0" distL="114300" distR="114300" simplePos="0" relativeHeight="2" behindDoc="1" locked="0" layoutInCell="1" allowOverlap="1">
+            <wp:anchor xmlns:wp="http://schemas.openxmlformats.org/drawingml/2006/wordprocessingDrawing" xmlns:wp14="http://schemas.microsoft.com/office/word/2010/wordprocessingDrawing" distT="0" distB="0" distL="115200" distR="115200" simplePos="0" relativeHeight="251659264" behindDoc="0" locked="0" layoutInCell="1" allowOverlap="1">
               <wp:simplePos x="0" y="0"/>
-              <wp:positionH relativeFrom="margin">
-                <wp:posOffset>3953510</wp:posOffset>
+              <wp:positionH relativeFrom="column">
+                <wp:posOffset>4809490</wp:posOffset>
               </wp:positionH>
-              <wp:positionV relativeFrom="margin">
-                <wp:posOffset>-868045</wp:posOffset>
+              <wp:positionV relativeFrom="paragraph">
+                <wp:posOffset>0</wp:posOffset>
               </wp:positionV>
               <wp:extent cx="1712595" cy="481965"/>
-              <wp:effectExtent l="0" t="0" r="0" b="635"/>
-              <wp:wrapSquare wrapText="bothSides"/>
-              <wp:docPr id="1" name="Picture" descr="${twig:branding.logo}"/>
+              <wp:effectExtent l="0" t="0" r="0" b="0"/>
+              <wp:wrapTight wrapText="bothSides">
+                <wp:wrapPolygon edited="1">
+                  <wp:start x="0" y="0"/>
+                  <wp:lineTo x="21600" y="0"/>
+                  <wp:lineTo x="21600" y="21600"/>
+                  <wp:lineTo x="0" y="21600"/>
+                </wp:wrapPolygon>
+              </wp:wrapTight>
+              <wp:docPr id="1" name="Picture" descr="${twig:branding.logo}" title=""/>
               <wp:cNvGraphicFramePr>
                 <a:graphicFrameLocks xmlns:a="http://schemas.openxmlformats.org/drawingml/2006/main" noChangeAspect="1"/>
               </wp:cNvGraphicFramePr>
@@ -899,7 +3815,7 @@
                 <a:graphicData uri="http://schemas.openxmlformats.org/drawingml/2006/picture">
                   <pic:pic xmlns:pic="http://schemas.openxmlformats.org/drawingml/2006/picture">
                     <pic:nvPicPr>
-                      <pic:cNvPr id="1" name="Picture" descr="logo.png"/>
+                      <pic:cNvPr id="702961462" name="Picture" descr="logo.png"/>
                       <pic:cNvPicPr>
                         <a:picLocks noChangeAspect="1"/>
                       </pic:cNvPicPr>
@@ -910,9 +3826,9 @@
                       <a:stretch/>
                     </pic:blipFill>
                     <pic:spPr bwMode="auto">
-                      <a:xfrm>
+                      <a:xfrm rot="0" flipH="0" flipV="0">
                         <a:off x="0" y="0"/>
-                        <a:ext cx="1712595" cy="481965"/>
+                        <a:ext cx="1712594" cy="481963"/>
                       </a:xfrm>
                       <a:prstGeom prst="rect">
                         <a:avLst/>
@@ -925,12 +3841,6 @@
                   </pic:pic>
                 </a:graphicData>
               </a:graphic>
-              <wp14:sizeRelH relativeFrom="margin">
-                <wp14:pctWidth>0</wp14:pctWidth>
-              </wp14:sizeRelH>
-              <wp14:sizeRelV relativeFrom="margin">
-                <wp14:pctHeight>0</wp14:pctHeight>
-              </wp14:sizeRelV>
             </wp:anchor>
           </w:drawing>
         </mc:Choice>
@@ -955,8 +3865,8 @@
               <v:path o:extrusionok="f" gradientshapeok="t" o:connecttype="rect"/>
               <o:lock v:ext="edit" aspectratio="t"/>
             </v:shapetype>
-            <v:shape id="_x0000_i0" o:spid="_x0000_s0" type="#_x0000_t75" style="position:absolute;z-index:-2;o:allowoverlap:true;o:allowincell:true;mso-position-horizontal-relative:margin;margin-left:311.30pt;mso-position-horizontal:absolute;mso-position-vertical-relative:margin;margin-top:-68.35pt;mso-position-vertical:absolute;width:134.85pt;height:37.95pt;mso-wrap-distance-left:9.00pt;mso-wrap-distance-top:0.00pt;mso-wrap-distance-right:9.00pt;mso-wrap-distance-bottom:0.00pt;z-index:1;" stroked="f">
-              <w10:wrap type="square"/>
+            <v:shape id="_x0000_i0" o:spid="_x0000_s0" type="#_x0000_t75" style="position:absolute;z-index:251659264;o:allowoverlap:true;o:allowincell:true;mso-position-horizontal-relative:text;margin-left:378.70pt;mso-position-horizontal:absolute;mso-position-vertical-relative:text;margin-top:0.00pt;mso-position-vertical:absolute;width:134.85pt;height:37.95pt;mso-wrap-distance-left:9.07pt;mso-wrap-distance-top:0.00pt;mso-wrap-distance-right:9.07pt;mso-wrap-distance-bottom:0.00pt;rotation:0;z-index:1;" wrapcoords="0 0 100000 0 100000 100000 0 100000" stroked="f">
+              <w10:wrap type="tight"/>
               <v:imagedata r:id="rId1" o:title=""/>
               <o:lock v:ext="edit" rotation="t"/>
             </v:shape>
@@ -966,31 +3876,176 @@
     </w:r>
     <w:r>
       <w:rPr>
-        <w:b/>
-      </w:rPr>
-      <w:t xml:space="preserve">${</w:t>
+        <w:rFonts w:ascii="Arial" w:hAnsi="Arial" w:eastAsia="Arial" w:cs="Arial"/>
+        <w:b w:val="0"/>
+        <w:bCs w:val="0"/>
+        <w:color w:val="000000" w:themeColor="text1"/>
+        <w:sz w:val="36"/>
+        <w:szCs w:val="36"/>
+      </w:rPr>
+      <w:t xml:space="preserve">{{translate(</w:t>
     </w:r>
     <w:r>
       <w:rPr>
-        <w:b/>
-      </w:rPr>
-      <w:t xml:space="preserve">twig:branding</w:t>
+        <w:rFonts w:ascii="Arial" w:hAnsi="Arial" w:eastAsia="Arial" w:cs="Arial"/>
+        <w:b w:val="0"/>
+        <w:bCs w:val="0"/>
+        <w:color w:val="000000" w:themeColor="text1"/>
+        <w:sz w:val="36"/>
+        <w:szCs w:val="36"/>
+        <w:lang w:val="en-US"/>
+      </w:rPr>
+      <w:t xml:space="preserve">'</w:t>
     </w:r>
     <w:r>
       <w:rPr>
-        <w:b/>
-      </w:rPr>
-      <w:t xml:space="preserve">.title</w:t>
+        <w:rFonts w:ascii="Arial" w:hAnsi="Arial" w:eastAsia="Arial" w:cs="Arial"/>
+        <w:b w:val="0"/>
+        <w:bCs w:val="0"/>
+        <w:color w:val="000000" w:themeColor="text1"/>
+        <w:sz w:val="36"/>
+        <w:szCs w:val="36"/>
+        <w:lang w:val="de-DE"/>
+      </w:rPr>
+      <w:t xml:space="preserve">Protocol</w:t>
     </w:r>
     <w:r>
       <w:rPr>
-        <w:b/>
-      </w:rPr>
-      <w:t xml:space="preserve">}</w:t>
+        <w:rFonts w:ascii="Arial" w:hAnsi="Arial" w:eastAsia="Arial" w:cs="Arial"/>
+        <w:b w:val="0"/>
+        <w:bCs w:val="0"/>
+        <w:color w:val="000000" w:themeColor="text1"/>
+        <w:sz w:val="36"/>
+        <w:szCs w:val="36"/>
+        <w:lang w:val="en-US"/>
+      </w:rPr>
+      <w:t xml:space="preserve">'</w:t>
     </w:r>
     <w:r>
       <w:rPr>
-        <w:b/>
+        <w:rFonts w:ascii="Arial" w:hAnsi="Arial" w:eastAsia="Arial" w:cs="Arial"/>
+        <w:b w:val="0"/>
+        <w:bCs w:val="0"/>
+        <w:color w:val="000000" w:themeColor="text1"/>
+        <w:sz w:val="36"/>
+        <w:szCs w:val="36"/>
+      </w:rPr>
+      <w:t xml:space="preserve">)}}</w:t>
+    </w:r>
+    <w:r>
+      <w:rPr>
+        <w:rFonts w:ascii="Arial" w:hAnsi="Arial" w:cs="Arial"/>
+        <w:sz w:val="36"/>
+        <w:szCs w:val="36"/>
+        <w:highlight w:val="none"/>
+      </w:rPr>
+    </w:r>
+    <w:r>
+      <w:rPr>
+        <w:rFonts w:ascii="Arial" w:hAnsi="Arial" w:cs="Arial"/>
+        <w:sz w:val="36"/>
+        <w:szCs w:val="36"/>
+        <w:highlight w:val="none"/>
+      </w:rPr>
+    </w:r>
+  </w:p>
+  <w:p>
+    <w:pPr>
+      <w:pBdr/>
+      <w:spacing w:after="0" w:afterAutospacing="0" w:line="240" w:lineRule="auto"/>
+      <w:ind/>
+      <w:jc w:val="left"/>
+      <w:rPr>
+        <w:rFonts w:ascii="Arial" w:hAnsi="Arial" w:cs="Arial"/>
+        <w:b w:val="0"/>
+        <w:bCs w:val="0"/>
+        <w:sz w:val="36"/>
+        <w:szCs w:val="36"/>
+      </w:rPr>
+    </w:pPr>
+    <w:r>
+      <w:rPr>
+        <w:rFonts w:ascii="Arial" w:hAnsi="Arial" w:cs="Arial"/>
+        <w:b w:val="0"/>
+        <w:bCs w:val="0"/>
+        <w:sz w:val="36"/>
+        <w:szCs w:val="36"/>
+      </w:rPr>
+    </w:r>
+    <w:r>
+      <w:rPr>
+        <w:rFonts w:ascii="Arial" w:hAnsi="Arial" w:eastAsia="Arial" w:cs="Arial"/>
+        <w:b w:val="0"/>
+        <w:bCs w:val="0"/>
+        <w:color w:val="000000" w:themeColor="text1"/>
+        <w:sz w:val="36"/>
+        <w:szCs w:val="36"/>
+      </w:rPr>
+      <w:t xml:space="preserve">{{translate(</w:t>
+    </w:r>
+    <w:r>
+      <w:rPr>
+        <w:rFonts w:ascii="Arial" w:hAnsi="Arial" w:eastAsia="Arial" w:cs="Arial"/>
+        <w:b w:val="0"/>
+        <w:bCs w:val="0"/>
+        <w:color w:val="000000" w:themeColor="text1"/>
+        <w:sz w:val="36"/>
+        <w:szCs w:val="36"/>
+        <w:lang w:val="en-US"/>
+      </w:rPr>
+      <w:t xml:space="preserve">'</w:t>
+    </w:r>
+    <w:r>
+      <w:rPr>
+        <w:rFonts w:ascii="Arial" w:hAnsi="Arial" w:eastAsia="Arial" w:cs="Arial"/>
+        <w:b w:val="0"/>
+        <w:bCs w:val="0"/>
+        <w:color w:val="000000" w:themeColor="text1"/>
+        <w:sz w:val="36"/>
+        <w:szCs w:val="36"/>
+        <w:lang w:val="de-DE"/>
+      </w:rPr>
+      <w:t xml:space="preserve">Electrical Safety Test</w:t>
+    </w:r>
+    <w:r>
+      <w:rPr>
+        <w:rFonts w:ascii="Arial" w:hAnsi="Arial" w:eastAsia="Arial" w:cs="Arial"/>
+        <w:b w:val="0"/>
+        <w:bCs w:val="0"/>
+        <w:color w:val="000000" w:themeColor="text1"/>
+        <w:sz w:val="36"/>
+        <w:szCs w:val="36"/>
+        <w:lang w:val="en-US"/>
+      </w:rPr>
+      <w:t xml:space="preserve">'</w:t>
+    </w:r>
+    <w:r>
+      <w:rPr>
+        <w:rFonts w:ascii="Arial" w:hAnsi="Arial" w:eastAsia="Arial" w:cs="Arial"/>
+        <w:b w:val="0"/>
+        <w:bCs w:val="0"/>
+        <w:color w:val="000000" w:themeColor="text1"/>
+        <w:sz w:val="36"/>
+        <w:szCs w:val="36"/>
+      </w:rPr>
+      <w:t xml:space="preserve">)}}</w:t>
+    </w:r>
+    <w:r>
+      <w:rPr>
+        <w:rFonts w:ascii="Arial" w:hAnsi="Arial" w:cs="Arial"/>
+        <w:b w:val="0"/>
+        <w:bCs w:val="0"/>
+        <w:sz w:val="36"/>
+        <w:szCs w:val="36"/>
+      </w:rPr>
+    </w:r>
+    <w:r>
+      <w:rPr>
+        <w:rFonts w:ascii="Arial" w:hAnsi="Arial" w:cs="Arial"/>
+        <w:b w:val="0"/>
+        <w:bCs w:val="0"/>
+        <w:sz w:val="36"/>
+        <w:szCs w:val="36"/>
       </w:rPr>
     </w:r>
   </w:p>
@@ -999,52 +4054,260 @@
       <w:pBdr/>
       <w:spacing/>
       <w:ind/>
-      <w:rPr/>
+      <w:rPr>
+        <w:sz w:val="28"/>
+        <w:szCs w:val="28"/>
+        <w:highlight w:val="none"/>
+      </w:rPr>
     </w:pPr>
     <w:r>
-      <w:t xml:space="preserve">${</w:t>
+      <w:rPr>
+        <w:rFonts w:ascii="Arial" w:hAnsi="Arial" w:cs="Arial"/>
+        <w:sz w:val="28"/>
+        <w:szCs w:val="28"/>
+        <w:highlight w:val="none"/>
+        <w:lang w:val="en-GB"/>
+      </w:rPr>
     </w:r>
     <w:r>
-      <w:t xml:space="preserve">twig:branding</w:t>
+      <w:rPr>
+        <w:rFonts w:ascii="Arial" w:hAnsi="Arial" w:cs="Arial"/>
+        <w:sz w:val="28"/>
+        <w:szCs w:val="28"/>
+        <w:highlight w:val="none"/>
+        <w:lang w:val="en-GB"/>
+      </w:rPr>
+      <w:t xml:space="preserve">{{app.branding.title}}</w:t>
     </w:r>
     <w:r>
-      <w:t xml:space="preserve">.description</w:t>
+      <w:rPr>
+        <w:sz w:val="28"/>
+        <w:szCs w:val="28"/>
+        <w:highlight w:val="none"/>
+      </w:rPr>
     </w:r>
     <w:r>
-      <w:t xml:space="preserve">}</w:t>
+      <w:rPr>
+        <w:sz w:val="28"/>
+        <w:szCs w:val="28"/>
+        <w:highlight w:val="none"/>
+      </w:rPr>
     </w:r>
-    <w:r/>
   </w:p>
   <w:p>
     <w:pPr>
       <w:pBdr/>
       <w:spacing/>
+      <w:ind w:right="0" w:firstLine="0" w:left="0"/>
+      <w:jc w:val="left"/>
+      <w:rPr>
+        <w:rFonts w:ascii="Arial" w:hAnsi="Arial" w:cs="Arial"/>
+        <w:sz w:val="20"/>
+        <w:szCs w:val="20"/>
+        <w:highlight w:val="none"/>
+        <w:lang w:val="en-GB"/>
+      </w:rPr>
+    </w:pPr>
+    <w:r>
+      <w:rPr>
+        <w:rFonts w:ascii="Arial" w:hAnsi="Arial" w:cs="Arial"/>
+        <w:sz w:val="20"/>
+        <w:szCs w:val="20"/>
+        <w:highlight w:val="none"/>
+        <w:lang w:val="en-GB"/>
+      </w:rPr>
+    </w:r>
+    <w:r>
+      <w:rPr>
+        <w:rFonts w:ascii="Arial" w:hAnsi="Arial" w:cs="Arial"/>
+        <w:sz w:val="20"/>
+        <w:szCs w:val="20"/>
+        <w:highlight w:val="none"/>
+        <w:lang w:val="en-GB"/>
+      </w:rPr>
+    </w:r>
+    <w:r>
+      <w:rPr>
+        <w:rFonts w:ascii="Arial" w:hAnsi="Arial" w:cs="Arial"/>
+        <w:sz w:val="20"/>
+        <w:szCs w:val="20"/>
+        <w:highlight w:val="none"/>
+        <w:lang w:val="en-GB"/>
+      </w:rPr>
+    </w:r>
+  </w:p>
+  <w:p>
+    <w:pPr>
+      <w:pBdr/>
+      <w:spacing/>
+      <w:ind w:right="0" w:firstLine="0" w:left="0"/>
+      <w:jc w:val="left"/>
+      <w:rPr>
+        <w:rFonts w:ascii="Arial" w:hAnsi="Arial" w:cs="Arial"/>
+        <w:sz w:val="20"/>
+        <w:szCs w:val="20"/>
+        <w:highlight w:val="none"/>
+        <w:lang w:val="en-GB"/>
+      </w:rPr>
+    </w:pPr>
+    <w:r>
+      <w:rPr>
+        <w:rFonts w:ascii="Arial" w:hAnsi="Arial" w:cs="Arial"/>
+        <w:sz w:val="36"/>
+        <w:szCs w:val="36"/>
+      </w:rPr>
+    </w:r>
+    <w:r>
+      <w:rPr>
+        <w:rFonts w:ascii="Arial" w:hAnsi="Arial" w:cs="Arial"/>
+        <w:sz w:val="20"/>
+        <w:szCs w:val="20"/>
+        <w:lang w:val="de-DE"/>
+      </w:rPr>
+      <w:t xml:space="preserve">Erstellt</w:t>
+    </w:r>
+    <w:r>
+      <w:rPr>
+        <w:rFonts w:ascii="Arial" w:hAnsi="Arial" w:cs="Arial"/>
+        <w:sz w:val="20"/>
+        <w:szCs w:val="20"/>
+        <w:lang w:val="en-US"/>
+      </w:rPr>
+      <w:t xml:space="preserve">: </w:t>
+    </w:r>
+    <w:r>
+      <w:rPr>
+        <w:rFonts w:ascii="Arial" w:hAnsi="Arial" w:cs="Arial"/>
+        <w:sz w:val="20"/>
+        <w:szCs w:val="20"/>
+        <w:lang w:val="en-GB"/>
+      </w:rPr>
+      <w:t xml:space="preserve">{{</w:t>
+    </w:r>
+    <w:r>
+      <w:rPr>
+        <w:rFonts w:ascii="Arial" w:hAnsi="Arial" w:cs="Arial"/>
+        <w:sz w:val="20"/>
+        <w:szCs w:val="20"/>
+        <w:lang w:val="en-GB"/>
+      </w:rPr>
+      <w:t xml:space="preserve">dateFormat</w:t>
+    </w:r>
+    <w:r>
+      <w:rPr>
+        <w:rFonts w:ascii="Arial" w:hAnsi="Arial" w:cs="Arial"/>
+        <w:sz w:val="20"/>
+        <w:szCs w:val="20"/>
+        <w:lang w:val="en-GB"/>
+      </w:rPr>
+      <w:t xml:space="preserve">(</w:t>
+    </w:r>
+    <w:r>
+      <w:rPr>
+        <w:rStyle w:val="1018"/>
+        <w:rFonts w:ascii="Arial" w:hAnsi="Arial" w:cs="Arial"/>
+        <w:sz w:val="20"/>
+        <w:szCs w:val="20"/>
+        <w:lang w:val="en"/>
+      </w:rPr>
+      <w:t xml:space="preserve">export.timestamp</w:t>
+    </w:r>
+    <w:r>
+      <w:rPr>
+        <w:rStyle w:val="1018"/>
+        <w:rFonts w:ascii="Arial" w:hAnsi="Arial" w:cs="Arial"/>
+        <w:sz w:val="20"/>
+        <w:szCs w:val="20"/>
+        <w:lang w:val="en"/>
+      </w:rPr>
+      <w:t xml:space="preserve">, </w:t>
+    </w:r>
+    <w:r>
+      <w:rPr>
+        <w:rFonts w:ascii="Arial" w:hAnsi="Arial" w:cs="Arial"/>
+        <w:sz w:val="20"/>
+        <w:szCs w:val="20"/>
+        <w:lang w:val="en-GB"/>
+      </w:rPr>
+      <w:t xml:space="preserve">'</w:t>
+    </w:r>
+    <w:r>
+      <w:rPr>
+        <w:rFonts w:ascii="Arial" w:hAnsi="Arial" w:cs="Arial"/>
+        <w:sz w:val="20"/>
+        <w:szCs w:val="20"/>
+        <w:lang w:val="en-GB"/>
+      </w:rPr>
+      <w:t xml:space="preserve">dd.MM.YYYY</w:t>
+    </w:r>
+    <w:r>
+      <w:rPr>
+        <w:rFonts w:ascii="Arial" w:hAnsi="Arial" w:cs="Arial"/>
+        <w:sz w:val="20"/>
+        <w:szCs w:val="20"/>
+        <w:lang w:val="en-GB"/>
+      </w:rPr>
+      <w:t xml:space="preserve">'</w:t>
+    </w:r>
+    <w:r>
+      <w:rPr>
+        <w:rFonts w:ascii="Arial" w:hAnsi="Arial" w:cs="Arial"/>
+        <w:sz w:val="20"/>
+        <w:szCs w:val="20"/>
+        <w:lang w:val="en-GB"/>
+      </w:rPr>
+      <w:t xml:space="preserve">)</w:t>
+    </w:r>
+    <w:r>
+      <w:rPr>
+        <w:rFonts w:ascii="Arial" w:hAnsi="Arial" w:cs="Arial"/>
+        <w:sz w:val="20"/>
+        <w:szCs w:val="20"/>
+        <w:lang w:val="en-GB"/>
+      </w:rPr>
+      <w:t xml:space="preserve">}}</w:t>
+    </w:r>
+    <w:r>
+      <w:rPr>
+        <w:rFonts w:ascii="Arial" w:hAnsi="Arial" w:cs="Arial"/>
+        <w:sz w:val="20"/>
+        <w:szCs w:val="20"/>
+        <w:highlight w:val="none"/>
+        <w:lang w:val="en-GB"/>
+      </w:rPr>
+    </w:r>
+    <w:r>
+      <w:rPr>
+        <w:rFonts w:ascii="Arial" w:hAnsi="Arial" w:cs="Arial"/>
+        <w:sz w:val="20"/>
+        <w:szCs w:val="20"/>
+        <w:highlight w:val="none"/>
+        <w:lang w:val="en-GB"/>
+      </w:rPr>
+    </w:r>
+  </w:p>
+  <w:p>
+    <w:pPr>
+      <w:pStyle w:val="1024"/>
+      <w:pBdr/>
+      <w:spacing/>
       <w:ind/>
+      <w:jc w:val="left"/>
       <w:rPr/>
     </w:pPr>
     <w:r>
-      <w:t xml:space="preserve">${</w:t>
-    </w:r>
-    <w:r>
-      <w:t xml:space="preserve">twig:branding</w:t>
-    </w:r>
-    <w:r>
-      <w:t xml:space="preserve">.</w:t>
-    </w:r>
-    <w:r>
-      <w:t xml:space="preserve">web</w:t>
-    </w:r>
-    <w:r>
-      <w:t xml:space="preserve">url</w:t>
-    </w:r>
-    <w:r>
-      <w:t xml:space="preserve">}</w:t>
+      <w:t xml:space="preserve">———————————————————————————————————————————</w:t>
     </w:r>
     <w:r/>
   </w:p>
+</w:hdr>
+</file>
+
+<file path=word/header2.xml><?xml version="1.0" encoding="utf-8"?>
+<w:hdr xmlns:wpc="http://schemas.microsoft.com/office/word/2010/wordprocessingCanvas" xmlns:mc="http://schemas.openxmlformats.org/markup-compatibility/2006" xmlns:o="urn:schemas-microsoft-com:office:office" xmlns:r="http://schemas.openxmlformats.org/officeDocument/2006/relationships" xmlns:m="http://schemas.openxmlformats.org/officeDocument/2006/math" xmlns:v="urn:schemas-microsoft-com:vml" xmlns:wp14="http://schemas.microsoft.com/office/word/2010/wordprocessingDrawing" xmlns:wp="http://schemas.openxmlformats.org/drawingml/2006/wordprocessingDrawing" xmlns:w10="urn:schemas-microsoft-com:office:word" xmlns:w="http://schemas.openxmlformats.org/wordprocessingml/2006/main" xmlns:w14="http://schemas.microsoft.com/office/word/2010/wordml" xmlns:w15="http://schemas.microsoft.com/office/word/2012/wordml" xmlns:wpg="http://schemas.microsoft.com/office/word/2010/wordprocessingGroup" xmlns:wpi="http://schemas.microsoft.com/office/word/2010/wordprocessingInk" xmlns:wne="http://schemas.microsoft.com/office/word/2006/wordml" xmlns:a="http://schemas.openxmlformats.org/drawingml/2006/main" xmlns:wps="http://schemas.microsoft.com/office/word/2010/wordprocessingShape" mc:Ignorable="w14 w15 wp14">
   <w:p>
     <w:pPr>
-      <w:pStyle w:val="789"/>
+      <w:pStyle w:val="1024"/>
       <w:pBdr/>
       <w:spacing/>
       <w:ind/>
@@ -1053,12 +4316,15 @@
     <w:r/>
     <w:r/>
   </w:p>
+</w:hdr>
+</file>
+
+<file path=word/header3.xml><?xml version="1.0" encoding="utf-8"?>
+<w:hdr xmlns:wpc="http://schemas.microsoft.com/office/word/2010/wordprocessingCanvas" xmlns:mc="http://schemas.openxmlformats.org/markup-compatibility/2006" xmlns:o="urn:schemas-microsoft-com:office:office" xmlns:r="http://schemas.openxmlformats.org/officeDocument/2006/relationships" xmlns:m="http://schemas.openxmlformats.org/officeDocument/2006/math" xmlns:v="urn:schemas-microsoft-com:vml" xmlns:wp14="http://schemas.microsoft.com/office/word/2010/wordprocessingDrawing" xmlns:wp="http://schemas.openxmlformats.org/drawingml/2006/wordprocessingDrawing" xmlns:w10="urn:schemas-microsoft-com:office:word" xmlns:w="http://schemas.openxmlformats.org/wordprocessingml/2006/main" xmlns:w14="http://schemas.microsoft.com/office/word/2010/wordml" xmlns:w15="http://schemas.microsoft.com/office/word/2012/wordml" xmlns:wpg="http://schemas.microsoft.com/office/word/2010/wordprocessingGroup" xmlns:wpi="http://schemas.microsoft.com/office/word/2010/wordprocessingInk" xmlns:wne="http://schemas.microsoft.com/office/word/2006/wordml" xmlns:a="http://schemas.openxmlformats.org/drawingml/2006/main" xmlns:wps="http://schemas.microsoft.com/office/word/2010/wordprocessingShape" mc:Ignorable="w14 w15 wp14">
   <w:p>
     <w:pPr>
-      <w:pStyle w:val="789"/>
-      <w:pBdr>
-        <w:top w:val="single" w:color="bfbfbf" w:themeColor="background1" w:themeShade="BF" w:sz="4" w:space="1"/>
-      </w:pBdr>
+      <w:pStyle w:val="1024"/>
+      <w:pBdr/>
       <w:spacing/>
       <w:ind/>
       <w:rPr/>
@@ -1067,6 +4333,161 @@
     <w:r/>
   </w:p>
 </w:hdr>
+</file>
+
+<file path=word/numbering.xml><?xml version="1.0" encoding="utf-8"?>
+<w:numbering xmlns:wpc="http://schemas.microsoft.com/office/word/2010/wordprocessingCanvas" xmlns:mc="http://schemas.openxmlformats.org/markup-compatibility/2006" xmlns:o="urn:schemas-microsoft-com:office:office" xmlns:r="http://schemas.openxmlformats.org/officeDocument/2006/relationships" xmlns:m="http://schemas.openxmlformats.org/officeDocument/2006/math" xmlns:v="urn:schemas-microsoft-com:vml" xmlns:wp14="http://schemas.microsoft.com/office/word/2010/wordprocessingDrawing" xmlns:wp="http://schemas.openxmlformats.org/drawingml/2006/wordprocessingDrawing" xmlns:w10="urn:schemas-microsoft-com:office:word" xmlns:w="http://schemas.openxmlformats.org/wordprocessingml/2006/main" xmlns:w14="http://schemas.microsoft.com/office/word/2010/wordml" xmlns:w15="http://schemas.microsoft.com/office/word/2012/wordml" xmlns:wpg="http://schemas.microsoft.com/office/word/2010/wordprocessingGroup" xmlns:wpi="http://schemas.microsoft.com/office/word/2010/wordprocessingInk" xmlns:wne="http://schemas.microsoft.com/office/word/2006/wordml" xmlns:wps="http://schemas.microsoft.com/office/word/2010/wordprocessingShape" mc:Ignorable="w14 w15 wp14">
+  <w:abstractNum w:abstractNumId="0">
+    <w:nsid w:val="6F5E3C32"/>
+    <w:lvl w:ilvl="0">
+      <w:isLgl w:val="false"/>
+      <w:lvlJc w:val="left"/>
+      <w:lvlText w:val=""/>
+      <w:numFmt w:val="bullet"/>
+      <w:pPr>
+        <w:pBdr/>
+        <w:spacing/>
+        <w:ind w:hanging="360" w:left="720"/>
+      </w:pPr>
+      <w:rPr>
+        <w:rFonts w:hint="default" w:ascii="Wingdings" w:hAnsi="Wingdings" w:eastAsia="Times New Roman" w:cs="Times New Roman"/>
+      </w:rPr>
+      <w:start w:val="0"/>
+      <w:suff w:val="tab"/>
+    </w:lvl>
+    <w:lvl w:ilvl="1">
+      <w:isLgl w:val="false"/>
+      <w:lvlJc w:val="left"/>
+      <w:lvlText w:val="o"/>
+      <w:numFmt w:val="bullet"/>
+      <w:pPr>
+        <w:pBdr/>
+        <w:spacing/>
+        <w:ind w:hanging="360" w:left="1440"/>
+      </w:pPr>
+      <w:rPr>
+        <w:rFonts w:hint="default" w:ascii="Courier New" w:hAnsi="Courier New" w:cs="Courier New"/>
+      </w:rPr>
+      <w:start w:val="1"/>
+      <w:suff w:val="tab"/>
+    </w:lvl>
+    <w:lvl w:ilvl="2">
+      <w:isLgl w:val="false"/>
+      <w:lvlJc w:val="left"/>
+      <w:lvlText w:val=""/>
+      <w:numFmt w:val="bullet"/>
+      <w:pPr>
+        <w:pBdr/>
+        <w:spacing/>
+        <w:ind w:hanging="360" w:left="2160"/>
+      </w:pPr>
+      <w:rPr>
+        <w:rFonts w:hint="default" w:ascii="Wingdings" w:hAnsi="Wingdings"/>
+      </w:rPr>
+      <w:start w:val="1"/>
+      <w:suff w:val="tab"/>
+    </w:lvl>
+    <w:lvl w:ilvl="3">
+      <w:isLgl w:val="false"/>
+      <w:lvlJc w:val="left"/>
+      <w:lvlText w:val=""/>
+      <w:numFmt w:val="bullet"/>
+      <w:pPr>
+        <w:pBdr/>
+        <w:spacing/>
+        <w:ind w:hanging="360" w:left="2880"/>
+      </w:pPr>
+      <w:rPr>
+        <w:rFonts w:hint="default" w:ascii="Symbol" w:hAnsi="Symbol"/>
+      </w:rPr>
+      <w:start w:val="1"/>
+      <w:suff w:val="tab"/>
+    </w:lvl>
+    <w:lvl w:ilvl="4">
+      <w:isLgl w:val="false"/>
+      <w:lvlJc w:val="left"/>
+      <w:lvlText w:val="o"/>
+      <w:numFmt w:val="bullet"/>
+      <w:pPr>
+        <w:pBdr/>
+        <w:spacing/>
+        <w:ind w:hanging="360" w:left="3600"/>
+      </w:pPr>
+      <w:rPr>
+        <w:rFonts w:hint="default" w:ascii="Courier New" w:hAnsi="Courier New" w:cs="Courier New"/>
+      </w:rPr>
+      <w:start w:val="1"/>
+      <w:suff w:val="tab"/>
+    </w:lvl>
+    <w:lvl w:ilvl="5">
+      <w:isLgl w:val="false"/>
+      <w:lvlJc w:val="left"/>
+      <w:lvlText w:val=""/>
+      <w:numFmt w:val="bullet"/>
+      <w:pPr>
+        <w:pBdr/>
+        <w:spacing/>
+        <w:ind w:hanging="360" w:left="4320"/>
+      </w:pPr>
+      <w:rPr>
+        <w:rFonts w:hint="default" w:ascii="Wingdings" w:hAnsi="Wingdings"/>
+      </w:rPr>
+      <w:start w:val="1"/>
+      <w:suff w:val="tab"/>
+    </w:lvl>
+    <w:lvl w:ilvl="6">
+      <w:isLgl w:val="false"/>
+      <w:lvlJc w:val="left"/>
+      <w:lvlText w:val=""/>
+      <w:numFmt w:val="bullet"/>
+      <w:pPr>
+        <w:pBdr/>
+        <w:spacing/>
+        <w:ind w:hanging="360" w:left="5040"/>
+      </w:pPr>
+      <w:rPr>
+        <w:rFonts w:hint="default" w:ascii="Symbol" w:hAnsi="Symbol"/>
+      </w:rPr>
+      <w:start w:val="1"/>
+      <w:suff w:val="tab"/>
+    </w:lvl>
+    <w:lvl w:ilvl="7">
+      <w:isLgl w:val="false"/>
+      <w:lvlJc w:val="left"/>
+      <w:lvlText w:val="o"/>
+      <w:numFmt w:val="bullet"/>
+      <w:pPr>
+        <w:pBdr/>
+        <w:spacing/>
+        <w:ind w:hanging="360" w:left="5760"/>
+      </w:pPr>
+      <w:rPr>
+        <w:rFonts w:hint="default" w:ascii="Courier New" w:hAnsi="Courier New" w:cs="Courier New"/>
+      </w:rPr>
+      <w:start w:val="1"/>
+      <w:suff w:val="tab"/>
+    </w:lvl>
+    <w:lvl w:ilvl="8">
+      <w:isLgl w:val="false"/>
+      <w:lvlJc w:val="left"/>
+      <w:lvlText w:val=""/>
+      <w:numFmt w:val="bullet"/>
+      <w:pPr>
+        <w:pBdr/>
+        <w:spacing/>
+        <w:ind w:hanging="360" w:left="6480"/>
+      </w:pPr>
+      <w:rPr>
+        <w:rFonts w:hint="default" w:ascii="Wingdings" w:hAnsi="Wingdings"/>
+      </w:rPr>
+      <w:start w:val="1"/>
+      <w:suff w:val="tab"/>
+    </w:lvl>
+  </w:abstractNum>
+  <w:num w:numId="1">
+    <w:abstractNumId w:val="0"/>
+  </w:num>
+</w:numbering>
 </file>
 
 <file path=word/styles.xml><?xml version="1.0" encoding="utf-8"?>
@@ -1224,9 +4645,9 @@
     <w:lsdException w:name="Bibliography" w:uiPriority="37"/>
     <w:lsdException w:name="TOC Heading" w:uiPriority="39" w:qFormat="1"/>
   </w:latentStyles>
-  <w:style w:type="table" w:styleId="13">
+  <w:style w:type="table" w:styleId="831">
     <w:name w:val="Table Grid Light"/>
-    <w:basedOn w:val="779"/>
+    <w:basedOn w:val="1014"/>
     <w:uiPriority w:val="59"/>
     <w:pPr>
       <w:pBdr/>
@@ -1423,9 +4844,9 @@
       </w:tcPr>
     </w:tblStylePr>
   </w:style>
-  <w:style w:type="table" w:styleId="14">
+  <w:style w:type="table" w:styleId="832">
     <w:name w:val="Plain Table 1"/>
-    <w:basedOn w:val="779"/>
+    <w:basedOn w:val="1014"/>
     <w:uiPriority w:val="59"/>
     <w:pPr>
       <w:pBdr/>
@@ -1648,9 +5069,9 @@
       </w:tcPr>
     </w:tblStylePr>
   </w:style>
-  <w:style w:type="table" w:styleId="15">
+  <w:style w:type="table" w:styleId="833">
     <w:name w:val="Plain Table 2"/>
-    <w:basedOn w:val="779"/>
+    <w:basedOn w:val="1014"/>
     <w:uiPriority w:val="59"/>
     <w:pPr>
       <w:pBdr/>
@@ -1881,9 +5302,9 @@
       </w:tcPr>
     </w:tblStylePr>
   </w:style>
-  <w:style w:type="table" w:styleId="16">
+  <w:style w:type="table" w:styleId="834">
     <w:name w:val="Plain Table 3"/>
-    <w:basedOn w:val="779"/>
+    <w:basedOn w:val="1014"/>
     <w:uiPriority w:val="99"/>
     <w:pPr>
       <w:pBdr/>
@@ -2111,9 +5532,9 @@
       </w:tcPr>
     </w:tblStylePr>
   </w:style>
-  <w:style w:type="table" w:styleId="17">
+  <w:style w:type="table" w:styleId="835">
     <w:name w:val="Plain Table 4"/>
-    <w:basedOn w:val="779"/>
+    <w:basedOn w:val="1014"/>
     <w:uiPriority w:val="99"/>
     <w:pPr>
       <w:pBdr/>
@@ -2327,9 +5748,9 @@
       </w:tcPr>
     </w:tblStylePr>
   </w:style>
-  <w:style w:type="table" w:styleId="18">
+  <w:style w:type="table" w:styleId="836">
     <w:name w:val="Plain Table 5"/>
-    <w:basedOn w:val="779"/>
+    <w:basedOn w:val="1014"/>
     <w:uiPriority w:val="99"/>
     <w:pPr>
       <w:pBdr/>
@@ -2560,9 +5981,9 @@
       </w:tcPr>
     </w:tblStylePr>
   </w:style>
-  <w:style w:type="table" w:styleId="19">
+  <w:style w:type="table" w:styleId="837">
     <w:name w:val="Grid Table 1 Light"/>
-    <w:basedOn w:val="779"/>
+    <w:basedOn w:val="1014"/>
     <w:uiPriority w:val="99"/>
     <w:pPr>
       <w:pBdr/>
@@ -2783,9 +6204,9 @@
       </w:tcPr>
     </w:tblStylePr>
   </w:style>
-  <w:style w:type="table" w:styleId="20">
+  <w:style w:type="table" w:styleId="838">
     <w:name w:val="Grid Table 1 Light - Accent 1"/>
-    <w:basedOn w:val="779"/>
+    <w:basedOn w:val="1014"/>
     <w:uiPriority w:val="99"/>
     <w:pPr>
       <w:pBdr/>
@@ -3006,9 +6427,9 @@
       </w:tcPr>
     </w:tblStylePr>
   </w:style>
-  <w:style w:type="table" w:styleId="21">
+  <w:style w:type="table" w:styleId="839">
     <w:name w:val="Grid Table 1 Light - Accent 2"/>
-    <w:basedOn w:val="779"/>
+    <w:basedOn w:val="1014"/>
     <w:uiPriority w:val="99"/>
     <w:pPr>
       <w:pBdr/>
@@ -3229,9 +6650,9 @@
       </w:tcPr>
     </w:tblStylePr>
   </w:style>
-  <w:style w:type="table" w:styleId="22">
+  <w:style w:type="table" w:styleId="840">
     <w:name w:val="Grid Table 1 Light - Accent 3"/>
-    <w:basedOn w:val="779"/>
+    <w:basedOn w:val="1014"/>
     <w:uiPriority w:val="99"/>
     <w:pPr>
       <w:pBdr/>
@@ -3452,9 +6873,9 @@
       </w:tcPr>
     </w:tblStylePr>
   </w:style>
-  <w:style w:type="table" w:styleId="23">
+  <w:style w:type="table" w:styleId="841">
     <w:name w:val="Grid Table 1 Light - Accent 4"/>
-    <w:basedOn w:val="779"/>
+    <w:basedOn w:val="1014"/>
     <w:uiPriority w:val="99"/>
     <w:pPr>
       <w:pBdr/>
@@ -3675,9 +7096,9 @@
       </w:tcPr>
     </w:tblStylePr>
   </w:style>
-  <w:style w:type="table" w:styleId="24">
+  <w:style w:type="table" w:styleId="842">
     <w:name w:val="Grid Table 1 Light - Accent 5"/>
-    <w:basedOn w:val="779"/>
+    <w:basedOn w:val="1014"/>
     <w:uiPriority w:val="99"/>
     <w:pPr>
       <w:pBdr/>
@@ -3898,9 +7319,9 @@
       </w:tcPr>
     </w:tblStylePr>
   </w:style>
-  <w:style w:type="table" w:styleId="25">
+  <w:style w:type="table" w:styleId="843">
     <w:name w:val="Grid Table 1 Light - Accent 6"/>
-    <w:basedOn w:val="779"/>
+    <w:basedOn w:val="1014"/>
     <w:uiPriority w:val="99"/>
     <w:pPr>
       <w:pBdr/>
@@ -4121,9 +7542,9 @@
       </w:tcPr>
     </w:tblStylePr>
   </w:style>
-  <w:style w:type="table" w:styleId="26">
+  <w:style w:type="table" w:styleId="844">
     <w:name w:val="Grid Table 2"/>
-    <w:basedOn w:val="779"/>
+    <w:basedOn w:val="1014"/>
     <w:uiPriority w:val="99"/>
     <w:pPr>
       <w:pBdr/>
@@ -4353,9 +7774,9 @@
       </w:tcPr>
     </w:tblStylePr>
   </w:style>
-  <w:style w:type="table" w:styleId="27">
+  <w:style w:type="table" w:styleId="845">
     <w:name w:val="Grid Table 2 - Accent 1"/>
-    <w:basedOn w:val="779"/>
+    <w:basedOn w:val="1014"/>
     <w:uiPriority w:val="99"/>
     <w:pPr>
       <w:pBdr/>
@@ -4585,9 +8006,9 @@
       </w:tcPr>
     </w:tblStylePr>
   </w:style>
-  <w:style w:type="table" w:styleId="28">
+  <w:style w:type="table" w:styleId="846">
     <w:name w:val="Grid Table 2 - Accent 2"/>
-    <w:basedOn w:val="779"/>
+    <w:basedOn w:val="1014"/>
     <w:uiPriority w:val="99"/>
     <w:pPr>
       <w:pBdr/>
@@ -4817,9 +8238,9 @@
       </w:tcPr>
     </w:tblStylePr>
   </w:style>
-  <w:style w:type="table" w:styleId="29">
+  <w:style w:type="table" w:styleId="847">
     <w:name w:val="Grid Table 2 - Accent 3"/>
-    <w:basedOn w:val="779"/>
+    <w:basedOn w:val="1014"/>
     <w:uiPriority w:val="99"/>
     <w:pPr>
       <w:pBdr/>
@@ -5049,9 +8470,9 @@
       </w:tcPr>
     </w:tblStylePr>
   </w:style>
-  <w:style w:type="table" w:styleId="30">
+  <w:style w:type="table" w:styleId="848">
     <w:name w:val="Grid Table 2 - Accent 4"/>
-    <w:basedOn w:val="779"/>
+    <w:basedOn w:val="1014"/>
     <w:uiPriority w:val="99"/>
     <w:pPr>
       <w:pBdr/>
@@ -5281,9 +8702,9 @@
       </w:tcPr>
     </w:tblStylePr>
   </w:style>
-  <w:style w:type="table" w:styleId="31">
+  <w:style w:type="table" w:styleId="849">
     <w:name w:val="Grid Table 2 - Accent 5"/>
-    <w:basedOn w:val="779"/>
+    <w:basedOn w:val="1014"/>
     <w:uiPriority w:val="99"/>
     <w:pPr>
       <w:pBdr/>
@@ -5513,9 +8934,9 @@
       </w:tcPr>
     </w:tblStylePr>
   </w:style>
-  <w:style w:type="table" w:styleId="32">
+  <w:style w:type="table" w:styleId="850">
     <w:name w:val="Grid Table 2 - Accent 6"/>
-    <w:basedOn w:val="779"/>
+    <w:basedOn w:val="1014"/>
     <w:uiPriority w:val="99"/>
     <w:pPr>
       <w:pBdr/>
@@ -5745,9 +9166,9 @@
       </w:tcPr>
     </w:tblStylePr>
   </w:style>
-  <w:style w:type="table" w:styleId="33">
+  <w:style w:type="table" w:styleId="851">
     <w:name w:val="Grid Table 3"/>
-    <w:basedOn w:val="779"/>
+    <w:basedOn w:val="1014"/>
     <w:uiPriority w:val="99"/>
     <w:pPr>
       <w:pBdr/>
@@ -5846,29 +9267,6 @@
         <w:tblBorders/>
       </w:tblPr>
       <w:tcPr>
-        <w:shd w:color="ffffff"/>
-        <w:tcBorders>
-          <w:top w:val="none" w:color="000000" w:sz="4" w:space="0"/>
-          <w:left w:val="none" w:color="000000" w:sz="4" w:space="0"/>
-          <w:bottom w:val="none" w:color="000000" w:sz="4" w:space="0"/>
-          <w:right w:val="none" w:color="000000" w:sz="4" w:space="0"/>
-        </w:tcBorders>
-      </w:tcPr>
-    </w:tblStylePr>
-    <w:tblStylePr w:type="firstRow">
-      <w:rPr>
-        <w:b/>
-        <w:color w:val="404040"/>
-      </w:rPr>
-      <w:pPr>
-        <w:pBdr/>
-        <w:spacing/>
-        <w:ind/>
-      </w:pPr>
-      <w:tblPr>
-        <w:tblBorders/>
-      </w:tblPr>
-      <w:tcPr>
         <w:shd w:val="clear" w:color="ffffff"/>
         <w:tcBorders>
           <w:top w:val="none" w:color="000000" w:sz="4" w:space="0"/>
@@ -5878,30 +9276,7 @@
         </w:tcBorders>
       </w:tcPr>
     </w:tblStylePr>
-    <w:tblStylePr w:type="lastCol">
-      <w:rPr>
-        <w:i/>
-        <w:color w:val="404040"/>
-      </w:rPr>
-      <w:pPr>
-        <w:pBdr/>
-        <w:spacing/>
-        <w:ind/>
-      </w:pPr>
-      <w:tblPr>
-        <w:tblBorders/>
-      </w:tblPr>
-      <w:tcPr>
-        <w:shd w:color="ffffff"/>
-        <w:tcBorders>
-          <w:top w:val="none" w:color="000000" w:sz="4" w:space="0"/>
-          <w:left w:val="none" w:color="000000" w:sz="4" w:space="0"/>
-          <w:bottom w:val="none" w:color="000000" w:sz="4" w:space="0"/>
-          <w:right w:val="none" w:color="000000" w:sz="4" w:space="0"/>
-        </w:tcBorders>
-      </w:tcPr>
-    </w:tblStylePr>
-    <w:tblStylePr w:type="lastRow">
+    <w:tblStylePr w:type="firstRow">
       <w:rPr>
         <w:b/>
         <w:color w:val="404040"/>
@@ -5924,6 +9299,52 @@
         </w:tcBorders>
       </w:tcPr>
     </w:tblStylePr>
+    <w:tblStylePr w:type="lastCol">
+      <w:rPr>
+        <w:i/>
+        <w:color w:val="404040"/>
+      </w:rPr>
+      <w:pPr>
+        <w:pBdr/>
+        <w:spacing/>
+        <w:ind/>
+      </w:pPr>
+      <w:tblPr>
+        <w:tblBorders/>
+      </w:tblPr>
+      <w:tcPr>
+        <w:shd w:val="clear" w:color="ffffff"/>
+        <w:tcBorders>
+          <w:top w:val="none" w:color="000000" w:sz="4" w:space="0"/>
+          <w:left w:val="none" w:color="000000" w:sz="4" w:space="0"/>
+          <w:bottom w:val="none" w:color="000000" w:sz="4" w:space="0"/>
+          <w:right w:val="none" w:color="000000" w:sz="4" w:space="0"/>
+        </w:tcBorders>
+      </w:tcPr>
+    </w:tblStylePr>
+    <w:tblStylePr w:type="lastRow">
+      <w:rPr>
+        <w:b/>
+        <w:color w:val="404040"/>
+      </w:rPr>
+      <w:pPr>
+        <w:pBdr/>
+        <w:spacing/>
+        <w:ind/>
+      </w:pPr>
+      <w:tblPr>
+        <w:tblBorders/>
+      </w:tblPr>
+      <w:tcPr>
+        <w:shd w:val="clear" w:color="ffffff"/>
+        <w:tcBorders>
+          <w:top w:val="none" w:color="000000" w:sz="4" w:space="0"/>
+          <w:left w:val="none" w:color="000000" w:sz="4" w:space="0"/>
+          <w:bottom w:val="none" w:color="000000" w:sz="4" w:space="0"/>
+          <w:right w:val="none" w:color="000000" w:sz="4" w:space="0"/>
+        </w:tcBorders>
+      </w:tcPr>
+    </w:tblStylePr>
     <w:tblStylePr w:type="nwCell">
       <w:pPr>
         <w:pBdr/>
@@ -5990,9 +9411,9 @@
       </w:tcPr>
     </w:tblStylePr>
   </w:style>
-  <w:style w:type="table" w:styleId="34">
+  <w:style w:type="table" w:styleId="852">
     <w:name w:val="Grid Table 3 - Accent 1"/>
-    <w:basedOn w:val="779"/>
+    <w:basedOn w:val="1014"/>
     <w:uiPriority w:val="99"/>
     <w:pPr>
       <w:pBdr/>
@@ -6091,29 +9512,6 @@
         <w:tblBorders/>
       </w:tblPr>
       <w:tcPr>
-        <w:shd w:color="ffffff"/>
-        <w:tcBorders>
-          <w:top w:val="none" w:color="000000" w:sz="4" w:space="0"/>
-          <w:left w:val="none" w:color="000000" w:sz="4" w:space="0"/>
-          <w:bottom w:val="none" w:color="000000" w:sz="4" w:space="0"/>
-          <w:right w:val="none" w:color="000000" w:sz="4" w:space="0"/>
-        </w:tcBorders>
-      </w:tcPr>
-    </w:tblStylePr>
-    <w:tblStylePr w:type="firstRow">
-      <w:rPr>
-        <w:b/>
-        <w:color w:val="404040"/>
-      </w:rPr>
-      <w:pPr>
-        <w:pBdr/>
-        <w:spacing/>
-        <w:ind/>
-      </w:pPr>
-      <w:tblPr>
-        <w:tblBorders/>
-      </w:tblPr>
-      <w:tcPr>
         <w:shd w:val="clear" w:color="ffffff"/>
         <w:tcBorders>
           <w:top w:val="none" w:color="000000" w:sz="4" w:space="0"/>
@@ -6123,30 +9521,7 @@
         </w:tcBorders>
       </w:tcPr>
     </w:tblStylePr>
-    <w:tblStylePr w:type="lastCol">
-      <w:rPr>
-        <w:i/>
-        <w:color w:val="404040"/>
-      </w:rPr>
-      <w:pPr>
-        <w:pBdr/>
-        <w:spacing/>
-        <w:ind/>
-      </w:pPr>
-      <w:tblPr>
-        <w:tblBorders/>
-      </w:tblPr>
-      <w:tcPr>
-        <w:shd w:color="ffffff"/>
-        <w:tcBorders>
-          <w:top w:val="none" w:color="000000" w:sz="4" w:space="0"/>
-          <w:left w:val="none" w:color="000000" w:sz="4" w:space="0"/>
-          <w:bottom w:val="none" w:color="000000" w:sz="4" w:space="0"/>
-          <w:right w:val="none" w:color="000000" w:sz="4" w:space="0"/>
-        </w:tcBorders>
-      </w:tcPr>
-    </w:tblStylePr>
-    <w:tblStylePr w:type="lastRow">
+    <w:tblStylePr w:type="firstRow">
       <w:rPr>
         <w:b/>
         <w:color w:val="404040"/>
@@ -6169,6 +9544,52 @@
         </w:tcBorders>
       </w:tcPr>
     </w:tblStylePr>
+    <w:tblStylePr w:type="lastCol">
+      <w:rPr>
+        <w:i/>
+        <w:color w:val="404040"/>
+      </w:rPr>
+      <w:pPr>
+        <w:pBdr/>
+        <w:spacing/>
+        <w:ind/>
+      </w:pPr>
+      <w:tblPr>
+        <w:tblBorders/>
+      </w:tblPr>
+      <w:tcPr>
+        <w:shd w:val="clear" w:color="ffffff"/>
+        <w:tcBorders>
+          <w:top w:val="none" w:color="000000" w:sz="4" w:space="0"/>
+          <w:left w:val="none" w:color="000000" w:sz="4" w:space="0"/>
+          <w:bottom w:val="none" w:color="000000" w:sz="4" w:space="0"/>
+          <w:right w:val="none" w:color="000000" w:sz="4" w:space="0"/>
+        </w:tcBorders>
+      </w:tcPr>
+    </w:tblStylePr>
+    <w:tblStylePr w:type="lastRow">
+      <w:rPr>
+        <w:b/>
+        <w:color w:val="404040"/>
+      </w:rPr>
+      <w:pPr>
+        <w:pBdr/>
+        <w:spacing/>
+        <w:ind/>
+      </w:pPr>
+      <w:tblPr>
+        <w:tblBorders/>
+      </w:tblPr>
+      <w:tcPr>
+        <w:shd w:val="clear" w:color="ffffff"/>
+        <w:tcBorders>
+          <w:top w:val="none" w:color="000000" w:sz="4" w:space="0"/>
+          <w:left w:val="none" w:color="000000" w:sz="4" w:space="0"/>
+          <w:bottom w:val="none" w:color="000000" w:sz="4" w:space="0"/>
+          <w:right w:val="none" w:color="000000" w:sz="4" w:space="0"/>
+        </w:tcBorders>
+      </w:tcPr>
+    </w:tblStylePr>
     <w:tblStylePr w:type="nwCell">
       <w:pPr>
         <w:pBdr/>
@@ -6235,9 +9656,9 @@
       </w:tcPr>
     </w:tblStylePr>
   </w:style>
-  <w:style w:type="table" w:styleId="35">
+  <w:style w:type="table" w:styleId="853">
     <w:name w:val="Grid Table 3 - Accent 2"/>
-    <w:basedOn w:val="779"/>
+    <w:basedOn w:val="1014"/>
     <w:uiPriority w:val="99"/>
     <w:pPr>
       <w:pBdr/>
@@ -6336,29 +9757,6 @@
         <w:tblBorders/>
       </w:tblPr>
       <w:tcPr>
-        <w:shd w:color="ffffff"/>
-        <w:tcBorders>
-          <w:top w:val="none" w:color="000000" w:sz="4" w:space="0"/>
-          <w:left w:val="none" w:color="000000" w:sz="4" w:space="0"/>
-          <w:bottom w:val="none" w:color="000000" w:sz="4" w:space="0"/>
-          <w:right w:val="none" w:color="000000" w:sz="4" w:space="0"/>
-        </w:tcBorders>
-      </w:tcPr>
-    </w:tblStylePr>
-    <w:tblStylePr w:type="firstRow">
-      <w:rPr>
-        <w:b/>
-        <w:color w:val="404040"/>
-      </w:rPr>
-      <w:pPr>
-        <w:pBdr/>
-        <w:spacing/>
-        <w:ind/>
-      </w:pPr>
-      <w:tblPr>
-        <w:tblBorders/>
-      </w:tblPr>
-      <w:tcPr>
         <w:shd w:val="clear" w:color="ffffff"/>
         <w:tcBorders>
           <w:top w:val="none" w:color="000000" w:sz="4" w:space="0"/>
@@ -6368,30 +9766,7 @@
         </w:tcBorders>
       </w:tcPr>
     </w:tblStylePr>
-    <w:tblStylePr w:type="lastCol">
-      <w:rPr>
-        <w:i/>
-        <w:color w:val="404040"/>
-      </w:rPr>
-      <w:pPr>
-        <w:pBdr/>
-        <w:spacing/>
-        <w:ind/>
-      </w:pPr>
-      <w:tblPr>
-        <w:tblBorders/>
-      </w:tblPr>
-      <w:tcPr>
-        <w:shd w:color="ffffff"/>
-        <w:tcBorders>
-          <w:top w:val="none" w:color="000000" w:sz="4" w:space="0"/>
-          <w:left w:val="none" w:color="000000" w:sz="4" w:space="0"/>
-          <w:bottom w:val="none" w:color="000000" w:sz="4" w:space="0"/>
-          <w:right w:val="none" w:color="000000" w:sz="4" w:space="0"/>
-        </w:tcBorders>
-      </w:tcPr>
-    </w:tblStylePr>
-    <w:tblStylePr w:type="lastRow">
+    <w:tblStylePr w:type="firstRow">
       <w:rPr>
         <w:b/>
         <w:color w:val="404040"/>
@@ -6414,6 +9789,52 @@
         </w:tcBorders>
       </w:tcPr>
     </w:tblStylePr>
+    <w:tblStylePr w:type="lastCol">
+      <w:rPr>
+        <w:i/>
+        <w:color w:val="404040"/>
+      </w:rPr>
+      <w:pPr>
+        <w:pBdr/>
+        <w:spacing/>
+        <w:ind/>
+      </w:pPr>
+      <w:tblPr>
+        <w:tblBorders/>
+      </w:tblPr>
+      <w:tcPr>
+        <w:shd w:val="clear" w:color="ffffff"/>
+        <w:tcBorders>
+          <w:top w:val="none" w:color="000000" w:sz="4" w:space="0"/>
+          <w:left w:val="none" w:color="000000" w:sz="4" w:space="0"/>
+          <w:bottom w:val="none" w:color="000000" w:sz="4" w:space="0"/>
+          <w:right w:val="none" w:color="000000" w:sz="4" w:space="0"/>
+        </w:tcBorders>
+      </w:tcPr>
+    </w:tblStylePr>
+    <w:tblStylePr w:type="lastRow">
+      <w:rPr>
+        <w:b/>
+        <w:color w:val="404040"/>
+      </w:rPr>
+      <w:pPr>
+        <w:pBdr/>
+        <w:spacing/>
+        <w:ind/>
+      </w:pPr>
+      <w:tblPr>
+        <w:tblBorders/>
+      </w:tblPr>
+      <w:tcPr>
+        <w:shd w:val="clear" w:color="ffffff"/>
+        <w:tcBorders>
+          <w:top w:val="none" w:color="000000" w:sz="4" w:space="0"/>
+          <w:left w:val="none" w:color="000000" w:sz="4" w:space="0"/>
+          <w:bottom w:val="none" w:color="000000" w:sz="4" w:space="0"/>
+          <w:right w:val="none" w:color="000000" w:sz="4" w:space="0"/>
+        </w:tcBorders>
+      </w:tcPr>
+    </w:tblStylePr>
     <w:tblStylePr w:type="nwCell">
       <w:pPr>
         <w:pBdr/>
@@ -6480,9 +9901,9 @@
       </w:tcPr>
     </w:tblStylePr>
   </w:style>
-  <w:style w:type="table" w:styleId="36">
+  <w:style w:type="table" w:styleId="854">
     <w:name w:val="Grid Table 3 - Accent 3"/>
-    <w:basedOn w:val="779"/>
+    <w:basedOn w:val="1014"/>
     <w:uiPriority w:val="99"/>
     <w:pPr>
       <w:pBdr/>
@@ -6581,29 +10002,6 @@
         <w:tblBorders/>
       </w:tblPr>
       <w:tcPr>
-        <w:shd w:color="ffffff"/>
-        <w:tcBorders>
-          <w:top w:val="none" w:color="000000" w:sz="4" w:space="0"/>
-          <w:left w:val="none" w:color="000000" w:sz="4" w:space="0"/>
-          <w:bottom w:val="none" w:color="000000" w:sz="4" w:space="0"/>
-          <w:right w:val="none" w:color="000000" w:sz="4" w:space="0"/>
-        </w:tcBorders>
-      </w:tcPr>
-    </w:tblStylePr>
-    <w:tblStylePr w:type="firstRow">
-      <w:rPr>
-        <w:b/>
-        <w:color w:val="404040"/>
-      </w:rPr>
-      <w:pPr>
-        <w:pBdr/>
-        <w:spacing/>
-        <w:ind/>
-      </w:pPr>
-      <w:tblPr>
-        <w:tblBorders/>
-      </w:tblPr>
-      <w:tcPr>
         <w:shd w:val="clear" w:color="ffffff"/>
         <w:tcBorders>
           <w:top w:val="none" w:color="000000" w:sz="4" w:space="0"/>
@@ -6613,30 +10011,7 @@
         </w:tcBorders>
       </w:tcPr>
     </w:tblStylePr>
-    <w:tblStylePr w:type="lastCol">
-      <w:rPr>
-        <w:i/>
-        <w:color w:val="404040"/>
-      </w:rPr>
-      <w:pPr>
-        <w:pBdr/>
-        <w:spacing/>
-        <w:ind/>
-      </w:pPr>
-      <w:tblPr>
-        <w:tblBorders/>
-      </w:tblPr>
-      <w:tcPr>
-        <w:shd w:color="ffffff"/>
-        <w:tcBorders>
-          <w:top w:val="none" w:color="000000" w:sz="4" w:space="0"/>
-          <w:left w:val="none" w:color="000000" w:sz="4" w:space="0"/>
-          <w:bottom w:val="none" w:color="000000" w:sz="4" w:space="0"/>
-          <w:right w:val="none" w:color="000000" w:sz="4" w:space="0"/>
-        </w:tcBorders>
-      </w:tcPr>
-    </w:tblStylePr>
-    <w:tblStylePr w:type="lastRow">
+    <w:tblStylePr w:type="firstRow">
       <w:rPr>
         <w:b/>
         <w:color w:val="404040"/>
@@ -6659,6 +10034,52 @@
         </w:tcBorders>
       </w:tcPr>
     </w:tblStylePr>
+    <w:tblStylePr w:type="lastCol">
+      <w:rPr>
+        <w:i/>
+        <w:color w:val="404040"/>
+      </w:rPr>
+      <w:pPr>
+        <w:pBdr/>
+        <w:spacing/>
+        <w:ind/>
+      </w:pPr>
+      <w:tblPr>
+        <w:tblBorders/>
+      </w:tblPr>
+      <w:tcPr>
+        <w:shd w:val="clear" w:color="ffffff"/>
+        <w:tcBorders>
+          <w:top w:val="none" w:color="000000" w:sz="4" w:space="0"/>
+          <w:left w:val="none" w:color="000000" w:sz="4" w:space="0"/>
+          <w:bottom w:val="none" w:color="000000" w:sz="4" w:space="0"/>
+          <w:right w:val="none" w:color="000000" w:sz="4" w:space="0"/>
+        </w:tcBorders>
+      </w:tcPr>
+    </w:tblStylePr>
+    <w:tblStylePr w:type="lastRow">
+      <w:rPr>
+        <w:b/>
+        <w:color w:val="404040"/>
+      </w:rPr>
+      <w:pPr>
+        <w:pBdr/>
+        <w:spacing/>
+        <w:ind/>
+      </w:pPr>
+      <w:tblPr>
+        <w:tblBorders/>
+      </w:tblPr>
+      <w:tcPr>
+        <w:shd w:val="clear" w:color="ffffff"/>
+        <w:tcBorders>
+          <w:top w:val="none" w:color="000000" w:sz="4" w:space="0"/>
+          <w:left w:val="none" w:color="000000" w:sz="4" w:space="0"/>
+          <w:bottom w:val="none" w:color="000000" w:sz="4" w:space="0"/>
+          <w:right w:val="none" w:color="000000" w:sz="4" w:space="0"/>
+        </w:tcBorders>
+      </w:tcPr>
+    </w:tblStylePr>
     <w:tblStylePr w:type="nwCell">
       <w:pPr>
         <w:pBdr/>
@@ -6725,9 +10146,9 @@
       </w:tcPr>
     </w:tblStylePr>
   </w:style>
-  <w:style w:type="table" w:styleId="37">
+  <w:style w:type="table" w:styleId="855">
     <w:name w:val="Grid Table 3 - Accent 4"/>
-    <w:basedOn w:val="779"/>
+    <w:basedOn w:val="1014"/>
     <w:uiPriority w:val="99"/>
     <w:pPr>
       <w:pBdr/>
@@ -6826,29 +10247,6 @@
         <w:tblBorders/>
       </w:tblPr>
       <w:tcPr>
-        <w:shd w:color="ffffff"/>
-        <w:tcBorders>
-          <w:top w:val="none" w:color="000000" w:sz="4" w:space="0"/>
-          <w:left w:val="none" w:color="000000" w:sz="4" w:space="0"/>
-          <w:bottom w:val="none" w:color="000000" w:sz="4" w:space="0"/>
-          <w:right w:val="none" w:color="000000" w:sz="4" w:space="0"/>
-        </w:tcBorders>
-      </w:tcPr>
-    </w:tblStylePr>
-    <w:tblStylePr w:type="firstRow">
-      <w:rPr>
-        <w:b/>
-        <w:color w:val="404040"/>
-      </w:rPr>
-      <w:pPr>
-        <w:pBdr/>
-        <w:spacing/>
-        <w:ind/>
-      </w:pPr>
-      <w:tblPr>
-        <w:tblBorders/>
-      </w:tblPr>
-      <w:tcPr>
         <w:shd w:val="clear" w:color="ffffff"/>
         <w:tcBorders>
           <w:top w:val="none" w:color="000000" w:sz="4" w:space="0"/>
@@ -6858,30 +10256,7 @@
         </w:tcBorders>
       </w:tcPr>
     </w:tblStylePr>
-    <w:tblStylePr w:type="lastCol">
-      <w:rPr>
-        <w:i/>
-        <w:color w:val="404040"/>
-      </w:rPr>
-      <w:pPr>
-        <w:pBdr/>
-        <w:spacing/>
-        <w:ind/>
-      </w:pPr>
-      <w:tblPr>
-        <w:tblBorders/>
-      </w:tblPr>
-      <w:tcPr>
-        <w:shd w:color="ffffff"/>
-        <w:tcBorders>
-          <w:top w:val="none" w:color="000000" w:sz="4" w:space="0"/>
-          <w:left w:val="none" w:color="000000" w:sz="4" w:space="0"/>
-          <w:bottom w:val="none" w:color="000000" w:sz="4" w:space="0"/>
-          <w:right w:val="none" w:color="000000" w:sz="4" w:space="0"/>
-        </w:tcBorders>
-      </w:tcPr>
-    </w:tblStylePr>
-    <w:tblStylePr w:type="lastRow">
+    <w:tblStylePr w:type="firstRow">
       <w:rPr>
         <w:b/>
         <w:color w:val="404040"/>
@@ -6904,6 +10279,52 @@
         </w:tcBorders>
       </w:tcPr>
     </w:tblStylePr>
+    <w:tblStylePr w:type="lastCol">
+      <w:rPr>
+        <w:i/>
+        <w:color w:val="404040"/>
+      </w:rPr>
+      <w:pPr>
+        <w:pBdr/>
+        <w:spacing/>
+        <w:ind/>
+      </w:pPr>
+      <w:tblPr>
+        <w:tblBorders/>
+      </w:tblPr>
+      <w:tcPr>
+        <w:shd w:val="clear" w:color="ffffff"/>
+        <w:tcBorders>
+          <w:top w:val="none" w:color="000000" w:sz="4" w:space="0"/>
+          <w:left w:val="none" w:color="000000" w:sz="4" w:space="0"/>
+          <w:bottom w:val="none" w:color="000000" w:sz="4" w:space="0"/>
+          <w:right w:val="none" w:color="000000" w:sz="4" w:space="0"/>
+        </w:tcBorders>
+      </w:tcPr>
+    </w:tblStylePr>
+    <w:tblStylePr w:type="lastRow">
+      <w:rPr>
+        <w:b/>
+        <w:color w:val="404040"/>
+      </w:rPr>
+      <w:pPr>
+        <w:pBdr/>
+        <w:spacing/>
+        <w:ind/>
+      </w:pPr>
+      <w:tblPr>
+        <w:tblBorders/>
+      </w:tblPr>
+      <w:tcPr>
+        <w:shd w:val="clear" w:color="ffffff"/>
+        <w:tcBorders>
+          <w:top w:val="none" w:color="000000" w:sz="4" w:space="0"/>
+          <w:left w:val="none" w:color="000000" w:sz="4" w:space="0"/>
+          <w:bottom w:val="none" w:color="000000" w:sz="4" w:space="0"/>
+          <w:right w:val="none" w:color="000000" w:sz="4" w:space="0"/>
+        </w:tcBorders>
+      </w:tcPr>
+    </w:tblStylePr>
     <w:tblStylePr w:type="nwCell">
       <w:pPr>
         <w:pBdr/>
@@ -6970,9 +10391,9 @@
       </w:tcPr>
     </w:tblStylePr>
   </w:style>
-  <w:style w:type="table" w:styleId="38">
+  <w:style w:type="table" w:styleId="856">
     <w:name w:val="Grid Table 3 - Accent 5"/>
-    <w:basedOn w:val="779"/>
+    <w:basedOn w:val="1014"/>
     <w:uiPriority w:val="99"/>
     <w:pPr>
       <w:pBdr/>
@@ -7071,29 +10492,6 @@
         <w:tblBorders/>
       </w:tblPr>
       <w:tcPr>
-        <w:shd w:color="ffffff"/>
-        <w:tcBorders>
-          <w:top w:val="none" w:color="000000" w:sz="4" w:space="0"/>
-          <w:left w:val="none" w:color="000000" w:sz="4" w:space="0"/>
-          <w:bottom w:val="none" w:color="000000" w:sz="4" w:space="0"/>
-          <w:right w:val="none" w:color="000000" w:sz="4" w:space="0"/>
-        </w:tcBorders>
-      </w:tcPr>
-    </w:tblStylePr>
-    <w:tblStylePr w:type="firstRow">
-      <w:rPr>
-        <w:b/>
-        <w:color w:val="404040"/>
-      </w:rPr>
-      <w:pPr>
-        <w:pBdr/>
-        <w:spacing/>
-        <w:ind/>
-      </w:pPr>
-      <w:tblPr>
-        <w:tblBorders/>
-      </w:tblPr>
-      <w:tcPr>
         <w:shd w:val="clear" w:color="ffffff"/>
         <w:tcBorders>
           <w:top w:val="none" w:color="000000" w:sz="4" w:space="0"/>
@@ -7103,30 +10501,7 @@
         </w:tcBorders>
       </w:tcPr>
     </w:tblStylePr>
-    <w:tblStylePr w:type="lastCol">
-      <w:rPr>
-        <w:i/>
-        <w:color w:val="404040"/>
-      </w:rPr>
-      <w:pPr>
-        <w:pBdr/>
-        <w:spacing/>
-        <w:ind/>
-      </w:pPr>
-      <w:tblPr>
-        <w:tblBorders/>
-      </w:tblPr>
-      <w:tcPr>
-        <w:shd w:color="ffffff"/>
-        <w:tcBorders>
-          <w:top w:val="none" w:color="000000" w:sz="4" w:space="0"/>
-          <w:left w:val="none" w:color="000000" w:sz="4" w:space="0"/>
-          <w:bottom w:val="none" w:color="000000" w:sz="4" w:space="0"/>
-          <w:right w:val="none" w:color="000000" w:sz="4" w:space="0"/>
-        </w:tcBorders>
-      </w:tcPr>
-    </w:tblStylePr>
-    <w:tblStylePr w:type="lastRow">
+    <w:tblStylePr w:type="firstRow">
       <w:rPr>
         <w:b/>
         <w:color w:val="404040"/>
@@ -7149,6 +10524,52 @@
         </w:tcBorders>
       </w:tcPr>
     </w:tblStylePr>
+    <w:tblStylePr w:type="lastCol">
+      <w:rPr>
+        <w:i/>
+        <w:color w:val="404040"/>
+      </w:rPr>
+      <w:pPr>
+        <w:pBdr/>
+        <w:spacing/>
+        <w:ind/>
+      </w:pPr>
+      <w:tblPr>
+        <w:tblBorders/>
+      </w:tblPr>
+      <w:tcPr>
+        <w:shd w:val="clear" w:color="ffffff"/>
+        <w:tcBorders>
+          <w:top w:val="none" w:color="000000" w:sz="4" w:space="0"/>
+          <w:left w:val="none" w:color="000000" w:sz="4" w:space="0"/>
+          <w:bottom w:val="none" w:color="000000" w:sz="4" w:space="0"/>
+          <w:right w:val="none" w:color="000000" w:sz="4" w:space="0"/>
+        </w:tcBorders>
+      </w:tcPr>
+    </w:tblStylePr>
+    <w:tblStylePr w:type="lastRow">
+      <w:rPr>
+        <w:b/>
+        <w:color w:val="404040"/>
+      </w:rPr>
+      <w:pPr>
+        <w:pBdr/>
+        <w:spacing/>
+        <w:ind/>
+      </w:pPr>
+      <w:tblPr>
+        <w:tblBorders/>
+      </w:tblPr>
+      <w:tcPr>
+        <w:shd w:val="clear" w:color="ffffff"/>
+        <w:tcBorders>
+          <w:top w:val="none" w:color="000000" w:sz="4" w:space="0"/>
+          <w:left w:val="none" w:color="000000" w:sz="4" w:space="0"/>
+          <w:bottom w:val="none" w:color="000000" w:sz="4" w:space="0"/>
+          <w:right w:val="none" w:color="000000" w:sz="4" w:space="0"/>
+        </w:tcBorders>
+      </w:tcPr>
+    </w:tblStylePr>
     <w:tblStylePr w:type="nwCell">
       <w:pPr>
         <w:pBdr/>
@@ -7215,9 +10636,9 @@
       </w:tcPr>
     </w:tblStylePr>
   </w:style>
-  <w:style w:type="table" w:styleId="39">
+  <w:style w:type="table" w:styleId="857">
     <w:name w:val="Grid Table 3 - Accent 6"/>
-    <w:basedOn w:val="779"/>
+    <w:basedOn w:val="1014"/>
     <w:uiPriority w:val="99"/>
     <w:pPr>
       <w:pBdr/>
@@ -7316,29 +10737,6 @@
         <w:tblBorders/>
       </w:tblPr>
       <w:tcPr>
-        <w:shd w:color="ffffff"/>
-        <w:tcBorders>
-          <w:top w:val="none" w:color="000000" w:sz="4" w:space="0"/>
-          <w:left w:val="none" w:color="000000" w:sz="4" w:space="0"/>
-          <w:bottom w:val="none" w:color="000000" w:sz="4" w:space="0"/>
-          <w:right w:val="none" w:color="000000" w:sz="4" w:space="0"/>
-        </w:tcBorders>
-      </w:tcPr>
-    </w:tblStylePr>
-    <w:tblStylePr w:type="firstRow">
-      <w:rPr>
-        <w:b/>
-        <w:color w:val="404040"/>
-      </w:rPr>
-      <w:pPr>
-        <w:pBdr/>
-        <w:spacing/>
-        <w:ind/>
-      </w:pPr>
-      <w:tblPr>
-        <w:tblBorders/>
-      </w:tblPr>
-      <w:tcPr>
         <w:shd w:val="clear" w:color="ffffff"/>
         <w:tcBorders>
           <w:top w:val="none" w:color="000000" w:sz="4" w:space="0"/>
@@ -7348,30 +10746,7 @@
         </w:tcBorders>
       </w:tcPr>
     </w:tblStylePr>
-    <w:tblStylePr w:type="lastCol">
-      <w:rPr>
-        <w:i/>
-        <w:color w:val="404040"/>
-      </w:rPr>
-      <w:pPr>
-        <w:pBdr/>
-        <w:spacing/>
-        <w:ind/>
-      </w:pPr>
-      <w:tblPr>
-        <w:tblBorders/>
-      </w:tblPr>
-      <w:tcPr>
-        <w:shd w:color="ffffff"/>
-        <w:tcBorders>
-          <w:top w:val="none" w:color="000000" w:sz="4" w:space="0"/>
-          <w:left w:val="none" w:color="000000" w:sz="4" w:space="0"/>
-          <w:bottom w:val="none" w:color="000000" w:sz="4" w:space="0"/>
-          <w:right w:val="none" w:color="000000" w:sz="4" w:space="0"/>
-        </w:tcBorders>
-      </w:tcPr>
-    </w:tblStylePr>
-    <w:tblStylePr w:type="lastRow">
+    <w:tblStylePr w:type="firstRow">
       <w:rPr>
         <w:b/>
         <w:color w:val="404040"/>
@@ -7394,6 +10769,52 @@
         </w:tcBorders>
       </w:tcPr>
     </w:tblStylePr>
+    <w:tblStylePr w:type="lastCol">
+      <w:rPr>
+        <w:i/>
+        <w:color w:val="404040"/>
+      </w:rPr>
+      <w:pPr>
+        <w:pBdr/>
+        <w:spacing/>
+        <w:ind/>
+      </w:pPr>
+      <w:tblPr>
+        <w:tblBorders/>
+      </w:tblPr>
+      <w:tcPr>
+        <w:shd w:val="clear" w:color="ffffff"/>
+        <w:tcBorders>
+          <w:top w:val="none" w:color="000000" w:sz="4" w:space="0"/>
+          <w:left w:val="none" w:color="000000" w:sz="4" w:space="0"/>
+          <w:bottom w:val="none" w:color="000000" w:sz="4" w:space="0"/>
+          <w:right w:val="none" w:color="000000" w:sz="4" w:space="0"/>
+        </w:tcBorders>
+      </w:tcPr>
+    </w:tblStylePr>
+    <w:tblStylePr w:type="lastRow">
+      <w:rPr>
+        <w:b/>
+        <w:color w:val="404040"/>
+      </w:rPr>
+      <w:pPr>
+        <w:pBdr/>
+        <w:spacing/>
+        <w:ind/>
+      </w:pPr>
+      <w:tblPr>
+        <w:tblBorders/>
+      </w:tblPr>
+      <w:tcPr>
+        <w:shd w:val="clear" w:color="ffffff"/>
+        <w:tcBorders>
+          <w:top w:val="none" w:color="000000" w:sz="4" w:space="0"/>
+          <w:left w:val="none" w:color="000000" w:sz="4" w:space="0"/>
+          <w:bottom w:val="none" w:color="000000" w:sz="4" w:space="0"/>
+          <w:right w:val="none" w:color="000000" w:sz="4" w:space="0"/>
+        </w:tcBorders>
+      </w:tcPr>
+    </w:tblStylePr>
     <w:tblStylePr w:type="nwCell">
       <w:pPr>
         <w:pBdr/>
@@ -7460,9 +10881,9 @@
       </w:tcPr>
     </w:tblStylePr>
   </w:style>
-  <w:style w:type="table" w:styleId="40">
+  <w:style w:type="table" w:styleId="858">
     <w:name w:val="Grid Table 4"/>
-    <w:basedOn w:val="779"/>
+    <w:basedOn w:val="1014"/>
     <w:uiPriority w:val="59"/>
     <w:pPr>
       <w:pBdr/>
@@ -7693,9 +11114,9 @@
       </w:tcPr>
     </w:tblStylePr>
   </w:style>
-  <w:style w:type="table" w:styleId="41">
+  <w:style w:type="table" w:styleId="859">
     <w:name w:val="Grid Table 4 - Accent 1"/>
-    <w:basedOn w:val="779"/>
+    <w:basedOn w:val="1014"/>
     <w:uiPriority w:val="59"/>
     <w:pPr>
       <w:pBdr/>
@@ -7926,9 +11347,9 @@
       </w:tcPr>
     </w:tblStylePr>
   </w:style>
-  <w:style w:type="table" w:styleId="42">
+  <w:style w:type="table" w:styleId="860">
     <w:name w:val="Grid Table 4 - Accent 2"/>
-    <w:basedOn w:val="779"/>
+    <w:basedOn w:val="1014"/>
     <w:uiPriority w:val="59"/>
     <w:pPr>
       <w:pBdr/>
@@ -8159,9 +11580,9 @@
       </w:tcPr>
     </w:tblStylePr>
   </w:style>
-  <w:style w:type="table" w:styleId="43">
+  <w:style w:type="table" w:styleId="861">
     <w:name w:val="Grid Table 4 - Accent 3"/>
-    <w:basedOn w:val="779"/>
+    <w:basedOn w:val="1014"/>
     <w:uiPriority w:val="59"/>
     <w:pPr>
       <w:pBdr/>
@@ -8392,9 +11813,9 @@
       </w:tcPr>
     </w:tblStylePr>
   </w:style>
-  <w:style w:type="table" w:styleId="44">
+  <w:style w:type="table" w:styleId="862">
     <w:name w:val="Grid Table 4 - Accent 4"/>
-    <w:basedOn w:val="779"/>
+    <w:basedOn w:val="1014"/>
     <w:uiPriority w:val="59"/>
     <w:pPr>
       <w:pBdr/>
@@ -8625,9 +12046,9 @@
       </w:tcPr>
     </w:tblStylePr>
   </w:style>
-  <w:style w:type="table" w:styleId="45">
+  <w:style w:type="table" w:styleId="863">
     <w:name w:val="Grid Table 4 - Accent 5"/>
-    <w:basedOn w:val="779"/>
+    <w:basedOn w:val="1014"/>
     <w:uiPriority w:val="59"/>
     <w:pPr>
       <w:pBdr/>
@@ -8858,9 +12279,9 @@
       </w:tcPr>
     </w:tblStylePr>
   </w:style>
-  <w:style w:type="table" w:styleId="46">
+  <w:style w:type="table" w:styleId="864">
     <w:name w:val="Grid Table 4 - Accent 6"/>
-    <w:basedOn w:val="779"/>
+    <w:basedOn w:val="1014"/>
     <w:uiPriority w:val="59"/>
     <w:pPr>
       <w:pBdr/>
@@ -9091,9 +12512,9 @@
       </w:tcPr>
     </w:tblStylePr>
   </w:style>
-  <w:style w:type="table" w:styleId="47">
+  <w:style w:type="table" w:styleId="865">
     <w:name w:val="Grid Table 5 Dark"/>
-    <w:basedOn w:val="779"/>
+    <w:basedOn w:val="1014"/>
     <w:uiPriority w:val="99"/>
     <w:pPr>
       <w:pBdr/>
@@ -9319,9 +12740,9 @@
       </w:tcPr>
     </w:tblStylePr>
   </w:style>
-  <w:style w:type="table" w:styleId="48">
+  <w:style w:type="table" w:styleId="866">
     <w:name w:val="Grid Table 5 Dark- Accent 1"/>
-    <w:basedOn w:val="779"/>
+    <w:basedOn w:val="1014"/>
     <w:uiPriority w:val="99"/>
     <w:pPr>
       <w:pBdr/>
@@ -9547,9 +12968,9 @@
       </w:tcPr>
     </w:tblStylePr>
   </w:style>
-  <w:style w:type="table" w:styleId="49">
+  <w:style w:type="table" w:styleId="867">
     <w:name w:val="Grid Table 5 Dark - Accent 2"/>
-    <w:basedOn w:val="779"/>
+    <w:basedOn w:val="1014"/>
     <w:uiPriority w:val="99"/>
     <w:pPr>
       <w:pBdr/>
@@ -9775,9 +13196,9 @@
       </w:tcPr>
     </w:tblStylePr>
   </w:style>
-  <w:style w:type="table" w:styleId="50">
+  <w:style w:type="table" w:styleId="868">
     <w:name w:val="Grid Table 5 Dark - Accent 3"/>
-    <w:basedOn w:val="779"/>
+    <w:basedOn w:val="1014"/>
     <w:uiPriority w:val="99"/>
     <w:pPr>
       <w:pBdr/>
@@ -10003,9 +13424,9 @@
       </w:tcPr>
     </w:tblStylePr>
   </w:style>
-  <w:style w:type="table" w:styleId="51">
+  <w:style w:type="table" w:styleId="869">
     <w:name w:val="Grid Table 5 Dark- Accent 4"/>
-    <w:basedOn w:val="779"/>
+    <w:basedOn w:val="1014"/>
     <w:uiPriority w:val="99"/>
     <w:pPr>
       <w:pBdr/>
@@ -10231,9 +13652,9 @@
       </w:tcPr>
     </w:tblStylePr>
   </w:style>
-  <w:style w:type="table" w:styleId="52">
+  <w:style w:type="table" w:styleId="870">
     <w:name w:val="Grid Table 5 Dark - Accent 5"/>
-    <w:basedOn w:val="779"/>
+    <w:basedOn w:val="1014"/>
     <w:uiPriority w:val="99"/>
     <w:pPr>
       <w:pBdr/>
@@ -10459,9 +13880,9 @@
       </w:tcPr>
     </w:tblStylePr>
   </w:style>
-  <w:style w:type="table" w:styleId="53">
+  <w:style w:type="table" w:styleId="871">
     <w:name w:val="Grid Table 5 Dark - Accent 6"/>
-    <w:basedOn w:val="779"/>
+    <w:basedOn w:val="1014"/>
     <w:uiPriority w:val="99"/>
     <w:pPr>
       <w:pBdr/>
@@ -10687,9 +14108,9 @@
       </w:tcPr>
     </w:tblStylePr>
   </w:style>
-  <w:style w:type="table" w:styleId="54">
+  <w:style w:type="table" w:styleId="872">
     <w:name w:val="Grid Table 6 Colorful"/>
-    <w:basedOn w:val="779"/>
+    <w:basedOn w:val="1014"/>
     <w:uiPriority w:val="99"/>
     <w:pPr>
       <w:pBdr/>
@@ -10917,9 +14338,9 @@
       </w:tcPr>
     </w:tblStylePr>
   </w:style>
-  <w:style w:type="table" w:styleId="55">
+  <w:style w:type="table" w:styleId="873">
     <w:name w:val="Grid Table 6 Colorful - Accent 1"/>
-    <w:basedOn w:val="779"/>
+    <w:basedOn w:val="1014"/>
     <w:uiPriority w:val="99"/>
     <w:pPr>
       <w:pBdr/>
@@ -11147,9 +14568,9 @@
       </w:tcPr>
     </w:tblStylePr>
   </w:style>
-  <w:style w:type="table" w:styleId="56">
+  <w:style w:type="table" w:styleId="874">
     <w:name w:val="Grid Table 6 Colorful - Accent 2"/>
-    <w:basedOn w:val="779"/>
+    <w:basedOn w:val="1014"/>
     <w:uiPriority w:val="99"/>
     <w:pPr>
       <w:pBdr/>
@@ -11377,9 +14798,9 @@
       </w:tcPr>
     </w:tblStylePr>
   </w:style>
-  <w:style w:type="table" w:styleId="57">
+  <w:style w:type="table" w:styleId="875">
     <w:name w:val="Grid Table 6 Colorful - Accent 3"/>
-    <w:basedOn w:val="779"/>
+    <w:basedOn w:val="1014"/>
     <w:uiPriority w:val="99"/>
     <w:pPr>
       <w:pBdr/>
@@ -11607,9 +15028,9 @@
       </w:tcPr>
     </w:tblStylePr>
   </w:style>
-  <w:style w:type="table" w:styleId="58">
+  <w:style w:type="table" w:styleId="876">
     <w:name w:val="Grid Table 6 Colorful - Accent 4"/>
-    <w:basedOn w:val="779"/>
+    <w:basedOn w:val="1014"/>
     <w:uiPriority w:val="99"/>
     <w:pPr>
       <w:pBdr/>
@@ -11837,9 +15258,9 @@
       </w:tcPr>
     </w:tblStylePr>
   </w:style>
-  <w:style w:type="table" w:styleId="59">
+  <w:style w:type="table" w:styleId="877">
     <w:name w:val="Grid Table 6 Colorful - Accent 5"/>
-    <w:basedOn w:val="779"/>
+    <w:basedOn w:val="1014"/>
     <w:uiPriority w:val="99"/>
     <w:pPr>
       <w:pBdr/>
@@ -12067,9 +15488,9 @@
       </w:tcPr>
     </w:tblStylePr>
   </w:style>
-  <w:style w:type="table" w:styleId="60">
+  <w:style w:type="table" w:styleId="878">
     <w:name w:val="Grid Table 6 Colorful - Accent 6"/>
-    <w:basedOn w:val="779"/>
+    <w:basedOn w:val="1014"/>
     <w:uiPriority w:val="99"/>
     <w:pPr>
       <w:pBdr/>
@@ -12297,9 +15718,9 @@
       </w:tcPr>
     </w:tblStylePr>
   </w:style>
-  <w:style w:type="table" w:styleId="61">
+  <w:style w:type="table" w:styleId="879">
     <w:name w:val="Grid Table 7 Colorful"/>
-    <w:basedOn w:val="779"/>
+    <w:basedOn w:val="1014"/>
     <w:uiPriority w:val="99"/>
     <w:pPr>
       <w:pBdr/>
@@ -12401,11 +15822,11 @@
         <w:tblBorders/>
       </w:tblPr>
       <w:tcPr>
-        <w:shd w:color="ffffff"/>
+        <w:shd w:val="clear" w:color="ffffff"/>
         <w:tcBorders>
-          <w:top w:val="none"/>
-          <w:left w:val="none"/>
-          <w:bottom w:val="none"/>
+          <w:top w:val="none" w:color="000000" w:sz="4" w:space="0"/>
+          <w:left w:val="none" w:color="000000" w:sz="4" w:space="0"/>
+          <w:bottom w:val="none" w:color="000000" w:sz="4" w:space="0"/>
           <w:right w:val="single" w:color="000000" w:themeColor="text1" w:themeTint="80" w:sz="4" w:space="0"/>
         </w:tcBorders>
       </w:tcPr>
@@ -12428,10 +15849,10 @@
       <w:tcPr>
         <w:shd w:val="clear" w:color="ffffff" w:themeColor="light1" w:fill="ffffff" w:themeFill="light1"/>
         <w:tcBorders>
-          <w:top w:val="none"/>
-          <w:left w:val="none"/>
+          <w:top w:val="none" w:color="000000" w:sz="4" w:space="0"/>
+          <w:left w:val="none" w:color="000000" w:sz="4" w:space="0"/>
           <w:bottom w:val="single" w:color="000000" w:themeColor="text1" w:themeTint="80" w:sz="4" w:space="0"/>
-          <w:right w:val="none"/>
+          <w:right w:val="none" w:color="000000" w:sz="4" w:space="0"/>
         </w:tcBorders>
       </w:tcPr>
     </w:tblStylePr>
@@ -12451,12 +15872,12 @@
         <w:tblBorders/>
       </w:tblPr>
       <w:tcPr>
-        <w:shd w:color="ffffff"/>
+        <w:shd w:val="clear" w:color="ffffff"/>
         <w:tcBorders>
-          <w:top w:val="none"/>
+          <w:top w:val="none" w:color="000000" w:sz="4" w:space="0"/>
           <w:left w:val="single" w:color="000000" w:themeColor="text1" w:themeTint="80" w:sz="4" w:space="0"/>
-          <w:bottom w:val="none"/>
-          <w:right w:val="none"/>
+          <w:bottom w:val="none" w:color="000000" w:sz="4" w:space="0"/>
+          <w:right w:val="none" w:color="000000" w:sz="4" w:space="0"/>
         </w:tcBorders>
       </w:tcPr>
     </w:tblStylePr>
@@ -12479,9 +15900,9 @@
         <w:shd w:val="clear" w:color="ffffff" w:themeColor="light1" w:fill="ffffff" w:themeFill="light1"/>
         <w:tcBorders>
           <w:top w:val="single" w:color="000000" w:themeColor="text1" w:themeTint="80" w:sz="4" w:space="0"/>
-          <w:left w:val="none"/>
-          <w:bottom w:val="none"/>
-          <w:right w:val="none"/>
+          <w:left w:val="none" w:color="000000" w:sz="4" w:space="0"/>
+          <w:bottom w:val="none" w:color="000000" w:sz="4" w:space="0"/>
+          <w:right w:val="none" w:color="000000" w:sz="4" w:space="0"/>
         </w:tcBorders>
       </w:tcPr>
     </w:tblStylePr>
@@ -12551,9 +15972,9 @@
       </w:tcPr>
     </w:tblStylePr>
   </w:style>
-  <w:style w:type="table" w:styleId="62">
+  <w:style w:type="table" w:styleId="880">
     <w:name w:val="Grid Table 7 Colorful - Accent 1"/>
-    <w:basedOn w:val="779"/>
+    <w:basedOn w:val="1014"/>
     <w:uiPriority w:val="99"/>
     <w:pPr>
       <w:pBdr/>
@@ -12655,11 +16076,11 @@
         <w:tblBorders/>
       </w:tblPr>
       <w:tcPr>
-        <w:shd w:color="ffffff"/>
+        <w:shd w:val="clear" w:color="ffffff"/>
         <w:tcBorders>
-          <w:top w:val="none"/>
-          <w:left w:val="none"/>
-          <w:bottom w:val="none"/>
+          <w:top w:val="none" w:color="000000" w:sz="4" w:space="0"/>
+          <w:left w:val="none" w:color="000000" w:sz="4" w:space="0"/>
+          <w:bottom w:val="none" w:color="000000" w:sz="4" w:space="0"/>
           <w:right w:val="single" w:color="000000" w:themeColor="accent1" w:themeTint="80" w:sz="4" w:space="0"/>
         </w:tcBorders>
       </w:tcPr>
@@ -12682,10 +16103,10 @@
       <w:tcPr>
         <w:shd w:val="clear" w:color="ffffff" w:themeColor="light1" w:fill="ffffff" w:themeFill="light1"/>
         <w:tcBorders>
-          <w:top w:val="none"/>
-          <w:left w:val="none"/>
+          <w:top w:val="none" w:color="000000" w:sz="4" w:space="0"/>
+          <w:left w:val="none" w:color="000000" w:sz="4" w:space="0"/>
           <w:bottom w:val="single" w:color="000000" w:themeColor="accent1" w:themeTint="80" w:sz="4" w:space="0"/>
-          <w:right w:val="none"/>
+          <w:right w:val="none" w:color="000000" w:sz="4" w:space="0"/>
         </w:tcBorders>
       </w:tcPr>
     </w:tblStylePr>
@@ -12705,12 +16126,12 @@
         <w:tblBorders/>
       </w:tblPr>
       <w:tcPr>
-        <w:shd w:color="ffffff"/>
+        <w:shd w:val="clear" w:color="ffffff"/>
         <w:tcBorders>
-          <w:top w:val="none"/>
+          <w:top w:val="none" w:color="000000" w:sz="4" w:space="0"/>
           <w:left w:val="single" w:color="000000" w:themeColor="accent1" w:themeTint="80" w:sz="4" w:space="0"/>
-          <w:bottom w:val="none"/>
-          <w:right w:val="none"/>
+          <w:bottom w:val="none" w:color="000000" w:sz="4" w:space="0"/>
+          <w:right w:val="none" w:color="000000" w:sz="4" w:space="0"/>
         </w:tcBorders>
       </w:tcPr>
     </w:tblStylePr>
@@ -12733,9 +16154,9 @@
         <w:shd w:val="clear" w:color="ffffff" w:themeColor="light1" w:fill="ffffff" w:themeFill="light1"/>
         <w:tcBorders>
           <w:top w:val="single" w:color="000000" w:themeColor="accent1" w:themeTint="80" w:sz="4" w:space="0"/>
-          <w:left w:val="none"/>
-          <w:bottom w:val="none"/>
-          <w:right w:val="none"/>
+          <w:left w:val="none" w:color="000000" w:sz="4" w:space="0"/>
+          <w:bottom w:val="none" w:color="000000" w:sz="4" w:space="0"/>
+          <w:right w:val="none" w:color="000000" w:sz="4" w:space="0"/>
         </w:tcBorders>
       </w:tcPr>
     </w:tblStylePr>
@@ -12805,9 +16226,9 @@
       </w:tcPr>
     </w:tblStylePr>
   </w:style>
-  <w:style w:type="table" w:styleId="63">
+  <w:style w:type="table" w:styleId="881">
     <w:name w:val="Grid Table 7 Colorful - Accent 2"/>
-    <w:basedOn w:val="779"/>
+    <w:basedOn w:val="1014"/>
     <w:uiPriority w:val="99"/>
     <w:pPr>
       <w:pBdr/>
@@ -12909,11 +16330,11 @@
         <w:tblBorders/>
       </w:tblPr>
       <w:tcPr>
-        <w:shd w:color="ffffff"/>
+        <w:shd w:val="clear" w:color="ffffff"/>
         <w:tcBorders>
-          <w:top w:val="none"/>
-          <w:left w:val="none"/>
-          <w:bottom w:val="none"/>
+          <w:top w:val="none" w:color="000000" w:sz="4" w:space="0"/>
+          <w:left w:val="none" w:color="000000" w:sz="4" w:space="0"/>
+          <w:bottom w:val="none" w:color="000000" w:sz="4" w:space="0"/>
           <w:right w:val="single" w:color="000000" w:themeColor="accent2" w:themeTint="97" w:sz="4" w:space="0"/>
         </w:tcBorders>
       </w:tcPr>
@@ -12936,10 +16357,10 @@
       <w:tcPr>
         <w:shd w:val="clear" w:color="ffffff" w:themeColor="light1" w:fill="ffffff" w:themeFill="light1"/>
         <w:tcBorders>
-          <w:top w:val="none"/>
-          <w:left w:val="none"/>
+          <w:top w:val="none" w:color="000000" w:sz="4" w:space="0"/>
+          <w:left w:val="none" w:color="000000" w:sz="4" w:space="0"/>
           <w:bottom w:val="single" w:color="000000" w:themeColor="accent2" w:themeTint="97" w:sz="4" w:space="0"/>
-          <w:right w:val="none"/>
+          <w:right w:val="none" w:color="000000" w:sz="4" w:space="0"/>
         </w:tcBorders>
       </w:tcPr>
     </w:tblStylePr>
@@ -12959,12 +16380,12 @@
         <w:tblBorders/>
       </w:tblPr>
       <w:tcPr>
-        <w:shd w:color="ffffff"/>
+        <w:shd w:val="clear" w:color="ffffff"/>
         <w:tcBorders>
-          <w:top w:val="none"/>
+          <w:top w:val="none" w:color="000000" w:sz="4" w:space="0"/>
           <w:left w:val="single" w:color="000000" w:themeColor="accent2" w:themeTint="97" w:sz="4" w:space="0"/>
-          <w:bottom w:val="none"/>
-          <w:right w:val="none"/>
+          <w:bottom w:val="none" w:color="000000" w:sz="4" w:space="0"/>
+          <w:right w:val="none" w:color="000000" w:sz="4" w:space="0"/>
         </w:tcBorders>
       </w:tcPr>
     </w:tblStylePr>
@@ -12987,9 +16408,9 @@
         <w:shd w:val="clear" w:color="ffffff" w:themeColor="light1" w:fill="ffffff" w:themeFill="light1"/>
         <w:tcBorders>
           <w:top w:val="single" w:color="000000" w:themeColor="accent2" w:themeTint="97" w:sz="4" w:space="0"/>
-          <w:left w:val="none"/>
-          <w:bottom w:val="none"/>
-          <w:right w:val="none"/>
+          <w:left w:val="none" w:color="000000" w:sz="4" w:space="0"/>
+          <w:bottom w:val="none" w:color="000000" w:sz="4" w:space="0"/>
+          <w:right w:val="none" w:color="000000" w:sz="4" w:space="0"/>
         </w:tcBorders>
       </w:tcPr>
     </w:tblStylePr>
@@ -13059,9 +16480,9 @@
       </w:tcPr>
     </w:tblStylePr>
   </w:style>
-  <w:style w:type="table" w:styleId="64">
+  <w:style w:type="table" w:styleId="882">
     <w:name w:val="Grid Table 7 Colorful - Accent 3"/>
-    <w:basedOn w:val="779"/>
+    <w:basedOn w:val="1014"/>
     <w:uiPriority w:val="99"/>
     <w:pPr>
       <w:pBdr/>
@@ -13163,11 +16584,11 @@
         <w:tblBorders/>
       </w:tblPr>
       <w:tcPr>
-        <w:shd w:color="ffffff"/>
+        <w:shd w:val="clear" w:color="ffffff"/>
         <w:tcBorders>
-          <w:top w:val="none"/>
-          <w:left w:val="none"/>
-          <w:bottom w:val="none"/>
+          <w:top w:val="none" w:color="000000" w:sz="4" w:space="0"/>
+          <w:left w:val="none" w:color="000000" w:sz="4" w:space="0"/>
+          <w:bottom w:val="none" w:color="000000" w:sz="4" w:space="0"/>
           <w:right w:val="single" w:color="000000" w:themeColor="accent3" w:themeTint="FE" w:sz="4" w:space="0"/>
         </w:tcBorders>
       </w:tcPr>
@@ -13190,10 +16611,10 @@
       <w:tcPr>
         <w:shd w:val="clear" w:color="ffffff" w:themeColor="light1" w:fill="ffffff" w:themeFill="light1"/>
         <w:tcBorders>
-          <w:top w:val="none"/>
-          <w:left w:val="none"/>
+          <w:top w:val="none" w:color="000000" w:sz="4" w:space="0"/>
+          <w:left w:val="none" w:color="000000" w:sz="4" w:space="0"/>
           <w:bottom w:val="single" w:color="000000" w:themeColor="accent3" w:themeTint="FE" w:sz="4" w:space="0"/>
-          <w:right w:val="none"/>
+          <w:right w:val="none" w:color="000000" w:sz="4" w:space="0"/>
         </w:tcBorders>
       </w:tcPr>
     </w:tblStylePr>
@@ -13213,12 +16634,12 @@
         <w:tblBorders/>
       </w:tblPr>
       <w:tcPr>
-        <w:shd w:color="ffffff"/>
+        <w:shd w:val="clear" w:color="ffffff"/>
         <w:tcBorders>
-          <w:top w:val="none"/>
+          <w:top w:val="none" w:color="000000" w:sz="4" w:space="0"/>
           <w:left w:val="single" w:color="000000" w:themeColor="accent3" w:themeTint="FE" w:sz="4" w:space="0"/>
-          <w:bottom w:val="none"/>
-          <w:right w:val="none"/>
+          <w:bottom w:val="none" w:color="000000" w:sz="4" w:space="0"/>
+          <w:right w:val="none" w:color="000000" w:sz="4" w:space="0"/>
         </w:tcBorders>
       </w:tcPr>
     </w:tblStylePr>
@@ -13241,9 +16662,9 @@
         <w:shd w:val="clear" w:color="ffffff" w:themeColor="light1" w:fill="ffffff" w:themeFill="light1"/>
         <w:tcBorders>
           <w:top w:val="single" w:color="000000" w:themeColor="accent3" w:themeTint="FE" w:sz="4" w:space="0"/>
-          <w:left w:val="none"/>
-          <w:bottom w:val="none"/>
-          <w:right w:val="none"/>
+          <w:left w:val="none" w:color="000000" w:sz="4" w:space="0"/>
+          <w:bottom w:val="none" w:color="000000" w:sz="4" w:space="0"/>
+          <w:right w:val="none" w:color="000000" w:sz="4" w:space="0"/>
         </w:tcBorders>
       </w:tcPr>
     </w:tblStylePr>
@@ -13313,9 +16734,9 @@
       </w:tcPr>
     </w:tblStylePr>
   </w:style>
-  <w:style w:type="table" w:styleId="65">
+  <w:style w:type="table" w:styleId="883">
     <w:name w:val="Grid Table 7 Colorful - Accent 4"/>
-    <w:basedOn w:val="779"/>
+    <w:basedOn w:val="1014"/>
     <w:uiPriority w:val="99"/>
     <w:pPr>
       <w:pBdr/>
@@ -13417,11 +16838,11 @@
         <w:tblBorders/>
       </w:tblPr>
       <w:tcPr>
-        <w:shd w:color="ffffff"/>
+        <w:shd w:val="clear" w:color="ffffff"/>
         <w:tcBorders>
-          <w:top w:val="none"/>
-          <w:left w:val="none"/>
-          <w:bottom w:val="none"/>
+          <w:top w:val="none" w:color="000000" w:sz="4" w:space="0"/>
+          <w:left w:val="none" w:color="000000" w:sz="4" w:space="0"/>
+          <w:bottom w:val="none" w:color="000000" w:sz="4" w:space="0"/>
           <w:right w:val="single" w:color="000000" w:themeColor="accent4" w:themeTint="9A" w:sz="4" w:space="0"/>
         </w:tcBorders>
       </w:tcPr>
@@ -13444,10 +16865,10 @@
       <w:tcPr>
         <w:shd w:val="clear" w:color="ffffff" w:themeColor="light1" w:fill="ffffff" w:themeFill="light1"/>
         <w:tcBorders>
-          <w:top w:val="none"/>
-          <w:left w:val="none"/>
+          <w:top w:val="none" w:color="000000" w:sz="4" w:space="0"/>
+          <w:left w:val="none" w:color="000000" w:sz="4" w:space="0"/>
           <w:bottom w:val="single" w:color="000000" w:themeColor="accent4" w:themeTint="9A" w:sz="4" w:space="0"/>
-          <w:right w:val="none"/>
+          <w:right w:val="none" w:color="000000" w:sz="4" w:space="0"/>
         </w:tcBorders>
       </w:tcPr>
     </w:tblStylePr>
@@ -13467,12 +16888,12 @@
         <w:tblBorders/>
       </w:tblPr>
       <w:tcPr>
-        <w:shd w:color="ffffff"/>
+        <w:shd w:val="clear" w:color="ffffff"/>
         <w:tcBorders>
-          <w:top w:val="none"/>
+          <w:top w:val="none" w:color="000000" w:sz="4" w:space="0"/>
           <w:left w:val="single" w:color="000000" w:themeColor="accent4" w:themeTint="9A" w:sz="4" w:space="0"/>
-          <w:bottom w:val="none"/>
-          <w:right w:val="none"/>
+          <w:bottom w:val="none" w:color="000000" w:sz="4" w:space="0"/>
+          <w:right w:val="none" w:color="000000" w:sz="4" w:space="0"/>
         </w:tcBorders>
       </w:tcPr>
     </w:tblStylePr>
@@ -13495,9 +16916,9 @@
         <w:shd w:val="clear" w:color="ffffff" w:themeColor="light1" w:fill="ffffff" w:themeFill="light1"/>
         <w:tcBorders>
           <w:top w:val="single" w:color="000000" w:themeColor="accent4" w:themeTint="9A" w:sz="4" w:space="0"/>
-          <w:left w:val="none"/>
-          <w:bottom w:val="none"/>
-          <w:right w:val="none"/>
+          <w:left w:val="none" w:color="000000" w:sz="4" w:space="0"/>
+          <w:bottom w:val="none" w:color="000000" w:sz="4" w:space="0"/>
+          <w:right w:val="none" w:color="000000" w:sz="4" w:space="0"/>
         </w:tcBorders>
       </w:tcPr>
     </w:tblStylePr>
@@ -13567,9 +16988,9 @@
       </w:tcPr>
     </w:tblStylePr>
   </w:style>
-  <w:style w:type="table" w:styleId="66">
+  <w:style w:type="table" w:styleId="884">
     <w:name w:val="Grid Table 7 Colorful - Accent 5"/>
-    <w:basedOn w:val="779"/>
+    <w:basedOn w:val="1014"/>
     <w:uiPriority w:val="99"/>
     <w:pPr>
       <w:pBdr/>
@@ -13671,11 +17092,11 @@
         <w:tblBorders/>
       </w:tblPr>
       <w:tcPr>
-        <w:shd w:color="ffffff"/>
+        <w:shd w:val="clear" w:color="ffffff"/>
         <w:tcBorders>
-          <w:top w:val="none"/>
-          <w:left w:val="none"/>
-          <w:bottom w:val="none"/>
+          <w:top w:val="none" w:color="000000" w:sz="4" w:space="0"/>
+          <w:left w:val="none" w:color="000000" w:sz="4" w:space="0"/>
+          <w:bottom w:val="none" w:color="000000" w:sz="4" w:space="0"/>
           <w:right w:val="single" w:color="000000" w:themeColor="accent5" w:themeTint="90" w:sz="4" w:space="0"/>
         </w:tcBorders>
       </w:tcPr>
@@ -13698,10 +17119,10 @@
       <w:tcPr>
         <w:shd w:val="clear" w:color="ffffff" w:themeColor="light1" w:fill="ffffff" w:themeFill="light1"/>
         <w:tcBorders>
-          <w:top w:val="none"/>
-          <w:left w:val="none"/>
+          <w:top w:val="none" w:color="000000" w:sz="4" w:space="0"/>
+          <w:left w:val="none" w:color="000000" w:sz="4" w:space="0"/>
           <w:bottom w:val="single" w:color="000000" w:themeColor="accent5" w:themeTint="90" w:sz="4" w:space="0"/>
-          <w:right w:val="none"/>
+          <w:right w:val="none" w:color="000000" w:sz="4" w:space="0"/>
         </w:tcBorders>
       </w:tcPr>
     </w:tblStylePr>
@@ -13721,12 +17142,12 @@
         <w:tblBorders/>
       </w:tblPr>
       <w:tcPr>
-        <w:shd w:color="ffffff"/>
+        <w:shd w:val="clear" w:color="ffffff"/>
         <w:tcBorders>
-          <w:top w:val="none"/>
+          <w:top w:val="none" w:color="000000" w:sz="4" w:space="0"/>
           <w:left w:val="single" w:color="000000" w:themeColor="accent5" w:themeTint="90" w:sz="4" w:space="0"/>
-          <w:bottom w:val="none"/>
-          <w:right w:val="none"/>
+          <w:bottom w:val="none" w:color="000000" w:sz="4" w:space="0"/>
+          <w:right w:val="none" w:color="000000" w:sz="4" w:space="0"/>
         </w:tcBorders>
       </w:tcPr>
     </w:tblStylePr>
@@ -13749,9 +17170,9 @@
         <w:shd w:val="clear" w:color="ffffff" w:themeColor="light1" w:fill="ffffff" w:themeFill="light1"/>
         <w:tcBorders>
           <w:top w:val="single" w:color="000000" w:themeColor="accent5" w:themeTint="90" w:sz="4" w:space="0"/>
-          <w:left w:val="none"/>
-          <w:bottom w:val="none"/>
-          <w:right w:val="none"/>
+          <w:left w:val="none" w:color="000000" w:sz="4" w:space="0"/>
+          <w:bottom w:val="none" w:color="000000" w:sz="4" w:space="0"/>
+          <w:right w:val="none" w:color="000000" w:sz="4" w:space="0"/>
         </w:tcBorders>
       </w:tcPr>
     </w:tblStylePr>
@@ -13821,9 +17242,9 @@
       </w:tcPr>
     </w:tblStylePr>
   </w:style>
-  <w:style w:type="table" w:styleId="67">
+  <w:style w:type="table" w:styleId="885">
     <w:name w:val="Grid Table 7 Colorful - Accent 6"/>
-    <w:basedOn w:val="779"/>
+    <w:basedOn w:val="1014"/>
     <w:uiPriority w:val="99"/>
     <w:pPr>
       <w:pBdr/>
@@ -13925,11 +17346,11 @@
         <w:tblBorders/>
       </w:tblPr>
       <w:tcPr>
-        <w:shd w:color="ffffff"/>
+        <w:shd w:val="clear" w:color="ffffff"/>
         <w:tcBorders>
-          <w:top w:val="none"/>
-          <w:left w:val="none"/>
-          <w:bottom w:val="none"/>
+          <w:top w:val="none" w:color="000000" w:sz="4" w:space="0"/>
+          <w:left w:val="none" w:color="000000" w:sz="4" w:space="0"/>
+          <w:bottom w:val="none" w:color="000000" w:sz="4" w:space="0"/>
           <w:right w:val="single" w:color="000000" w:themeColor="accent6" w:themeTint="90" w:sz="4" w:space="0"/>
         </w:tcBorders>
       </w:tcPr>
@@ -13952,10 +17373,10 @@
       <w:tcPr>
         <w:shd w:val="clear" w:color="ffffff" w:themeColor="light1" w:fill="ffffff" w:themeFill="light1"/>
         <w:tcBorders>
-          <w:top w:val="none"/>
-          <w:left w:val="none"/>
+          <w:top w:val="none" w:color="000000" w:sz="4" w:space="0"/>
+          <w:left w:val="none" w:color="000000" w:sz="4" w:space="0"/>
           <w:bottom w:val="single" w:color="000000" w:themeColor="accent6" w:themeTint="90" w:sz="4" w:space="0"/>
-          <w:right w:val="none"/>
+          <w:right w:val="none" w:color="000000" w:sz="4" w:space="0"/>
         </w:tcBorders>
       </w:tcPr>
     </w:tblStylePr>
@@ -13975,12 +17396,12 @@
         <w:tblBorders/>
       </w:tblPr>
       <w:tcPr>
-        <w:shd w:color="ffffff"/>
+        <w:shd w:val="clear" w:color="ffffff"/>
         <w:tcBorders>
-          <w:top w:val="none"/>
+          <w:top w:val="none" w:color="000000" w:sz="4" w:space="0"/>
           <w:left w:val="single" w:color="000000" w:themeColor="accent6" w:themeTint="90" w:sz="4" w:space="0"/>
-          <w:bottom w:val="none"/>
-          <w:right w:val="none"/>
+          <w:bottom w:val="none" w:color="000000" w:sz="4" w:space="0"/>
+          <w:right w:val="none" w:color="000000" w:sz="4" w:space="0"/>
         </w:tcBorders>
       </w:tcPr>
     </w:tblStylePr>
@@ -14003,9 +17424,9 @@
         <w:shd w:val="clear" w:color="ffffff" w:themeColor="light1" w:fill="ffffff" w:themeFill="light1"/>
         <w:tcBorders>
           <w:top w:val="single" w:color="000000" w:themeColor="accent6" w:themeTint="90" w:sz="4" w:space="0"/>
-          <w:left w:val="none"/>
-          <w:bottom w:val="none"/>
-          <w:right w:val="none"/>
+          <w:left w:val="none" w:color="000000" w:sz="4" w:space="0"/>
+          <w:bottom w:val="none" w:color="000000" w:sz="4" w:space="0"/>
+          <w:right w:val="none" w:color="000000" w:sz="4" w:space="0"/>
         </w:tcBorders>
       </w:tcPr>
     </w:tblStylePr>
@@ -14075,9 +17496,9 @@
       </w:tcPr>
     </w:tblStylePr>
   </w:style>
-  <w:style w:type="table" w:styleId="68">
+  <w:style w:type="table" w:styleId="886">
     <w:name w:val="List Table 1 Light"/>
-    <w:basedOn w:val="779"/>
+    <w:basedOn w:val="1014"/>
     <w:uiPriority w:val="99"/>
     <w:pPr>
       <w:pBdr/>
@@ -14291,9 +17712,9 @@
       </w:tcPr>
     </w:tblStylePr>
   </w:style>
-  <w:style w:type="table" w:styleId="69">
+  <w:style w:type="table" w:styleId="887">
     <w:name w:val="List Table 1 Light - Accent 1"/>
-    <w:basedOn w:val="779"/>
+    <w:basedOn w:val="1014"/>
     <w:uiPriority w:val="99"/>
     <w:pPr>
       <w:pBdr/>
@@ -14507,9 +17928,9 @@
       </w:tcPr>
     </w:tblStylePr>
   </w:style>
-  <w:style w:type="table" w:styleId="70">
+  <w:style w:type="table" w:styleId="888">
     <w:name w:val="List Table 1 Light - Accent 2"/>
-    <w:basedOn w:val="779"/>
+    <w:basedOn w:val="1014"/>
     <w:uiPriority w:val="99"/>
     <w:pPr>
       <w:pBdr/>
@@ -14723,9 +18144,9 @@
       </w:tcPr>
     </w:tblStylePr>
   </w:style>
-  <w:style w:type="table" w:styleId="71">
+  <w:style w:type="table" w:styleId="889">
     <w:name w:val="List Table 1 Light - Accent 3"/>
-    <w:basedOn w:val="779"/>
+    <w:basedOn w:val="1014"/>
     <w:uiPriority w:val="99"/>
     <w:pPr>
       <w:pBdr/>
@@ -14939,9 +18360,9 @@
       </w:tcPr>
     </w:tblStylePr>
   </w:style>
-  <w:style w:type="table" w:styleId="72">
+  <w:style w:type="table" w:styleId="890">
     <w:name w:val="List Table 1 Light - Accent 4"/>
-    <w:basedOn w:val="779"/>
+    <w:basedOn w:val="1014"/>
     <w:uiPriority w:val="99"/>
     <w:pPr>
       <w:pBdr/>
@@ -15155,9 +18576,9 @@
       </w:tcPr>
     </w:tblStylePr>
   </w:style>
-  <w:style w:type="table" w:styleId="73">
+  <w:style w:type="table" w:styleId="891">
     <w:name w:val="List Table 1 Light - Accent 5"/>
-    <w:basedOn w:val="779"/>
+    <w:basedOn w:val="1014"/>
     <w:uiPriority w:val="99"/>
     <w:pPr>
       <w:pBdr/>
@@ -15371,9 +18792,9 @@
       </w:tcPr>
     </w:tblStylePr>
   </w:style>
-  <w:style w:type="table" w:styleId="74">
+  <w:style w:type="table" w:styleId="892">
     <w:name w:val="List Table 1 Light - Accent 6"/>
-    <w:basedOn w:val="779"/>
+    <w:basedOn w:val="1014"/>
     <w:uiPriority w:val="99"/>
     <w:pPr>
       <w:pBdr/>
@@ -15587,9 +19008,9 @@
       </w:tcPr>
     </w:tblStylePr>
   </w:style>
-  <w:style w:type="table" w:styleId="75">
+  <w:style w:type="table" w:styleId="893">
     <w:name w:val="List Table 2"/>
-    <w:basedOn w:val="779"/>
+    <w:basedOn w:val="1014"/>
     <w:uiPriority w:val="99"/>
     <w:pPr>
       <w:pBdr/>
@@ -15825,9 +19246,9 @@
       </w:tcPr>
     </w:tblStylePr>
   </w:style>
-  <w:style w:type="table" w:styleId="76">
+  <w:style w:type="table" w:styleId="894">
     <w:name w:val="List Table 2 - Accent 1"/>
-    <w:basedOn w:val="779"/>
+    <w:basedOn w:val="1014"/>
     <w:uiPriority w:val="99"/>
     <w:pPr>
       <w:pBdr/>
@@ -16063,9 +19484,9 @@
       </w:tcPr>
     </w:tblStylePr>
   </w:style>
-  <w:style w:type="table" w:styleId="77">
+  <w:style w:type="table" w:styleId="895">
     <w:name w:val="List Table 2 - Accent 2"/>
-    <w:basedOn w:val="779"/>
+    <w:basedOn w:val="1014"/>
     <w:uiPriority w:val="99"/>
     <w:pPr>
       <w:pBdr/>
@@ -16301,9 +19722,9 @@
       </w:tcPr>
     </w:tblStylePr>
   </w:style>
-  <w:style w:type="table" w:styleId="78">
+  <w:style w:type="table" w:styleId="896">
     <w:name w:val="List Table 2 - Accent 3"/>
-    <w:basedOn w:val="779"/>
+    <w:basedOn w:val="1014"/>
     <w:uiPriority w:val="99"/>
     <w:pPr>
       <w:pBdr/>
@@ -16539,9 +19960,9 @@
       </w:tcPr>
     </w:tblStylePr>
   </w:style>
-  <w:style w:type="table" w:styleId="79">
+  <w:style w:type="table" w:styleId="897">
     <w:name w:val="List Table 2 - Accent 4"/>
-    <w:basedOn w:val="779"/>
+    <w:basedOn w:val="1014"/>
     <w:uiPriority w:val="99"/>
     <w:pPr>
       <w:pBdr/>
@@ -16777,9 +20198,9 @@
       </w:tcPr>
     </w:tblStylePr>
   </w:style>
-  <w:style w:type="table" w:styleId="80">
+  <w:style w:type="table" w:styleId="898">
     <w:name w:val="List Table 2 - Accent 5"/>
-    <w:basedOn w:val="779"/>
+    <w:basedOn w:val="1014"/>
     <w:uiPriority w:val="99"/>
     <w:pPr>
       <w:pBdr/>
@@ -17015,9 +20436,9 @@
       </w:tcPr>
     </w:tblStylePr>
   </w:style>
-  <w:style w:type="table" w:styleId="81">
+  <w:style w:type="table" w:styleId="899">
     <w:name w:val="List Table 2 - Accent 6"/>
-    <w:basedOn w:val="779"/>
+    <w:basedOn w:val="1014"/>
     <w:uiPriority w:val="99"/>
     <w:pPr>
       <w:pBdr/>
@@ -17253,9 +20674,9 @@
       </w:tcPr>
     </w:tblStylePr>
   </w:style>
-  <w:style w:type="table" w:styleId="82">
+  <w:style w:type="table" w:styleId="900">
     <w:name w:val="List Table 3"/>
-    <w:basedOn w:val="779"/>
+    <w:basedOn w:val="1014"/>
     <w:uiPriority w:val="99"/>
     <w:pPr>
       <w:pBdr/>
@@ -17481,9 +20902,9 @@
       </w:tcPr>
     </w:tblStylePr>
   </w:style>
-  <w:style w:type="table" w:styleId="83">
+  <w:style w:type="table" w:styleId="901">
     <w:name w:val="List Table 3 - Accent 1"/>
-    <w:basedOn w:val="779"/>
+    <w:basedOn w:val="1014"/>
     <w:uiPriority w:val="99"/>
     <w:pPr>
       <w:pBdr/>
@@ -17709,9 +21130,9 @@
       </w:tcPr>
     </w:tblStylePr>
   </w:style>
-  <w:style w:type="table" w:styleId="84">
+  <w:style w:type="table" w:styleId="902">
     <w:name w:val="List Table 3 - Accent 2"/>
-    <w:basedOn w:val="779"/>
+    <w:basedOn w:val="1014"/>
     <w:uiPriority w:val="99"/>
     <w:pPr>
       <w:pBdr/>
@@ -17937,9 +21358,9 @@
       </w:tcPr>
     </w:tblStylePr>
   </w:style>
-  <w:style w:type="table" w:styleId="85">
+  <w:style w:type="table" w:styleId="903">
     <w:name w:val="List Table 3 - Accent 3"/>
-    <w:basedOn w:val="779"/>
+    <w:basedOn w:val="1014"/>
     <w:uiPriority w:val="99"/>
     <w:pPr>
       <w:pBdr/>
@@ -18165,9 +21586,9 @@
       </w:tcPr>
     </w:tblStylePr>
   </w:style>
-  <w:style w:type="table" w:styleId="86">
+  <w:style w:type="table" w:styleId="904">
     <w:name w:val="List Table 3 - Accent 4"/>
-    <w:basedOn w:val="779"/>
+    <w:basedOn w:val="1014"/>
     <w:uiPriority w:val="99"/>
     <w:pPr>
       <w:pBdr/>
@@ -18393,9 +21814,9 @@
       </w:tcPr>
     </w:tblStylePr>
   </w:style>
-  <w:style w:type="table" w:styleId="87">
+  <w:style w:type="table" w:styleId="905">
     <w:name w:val="List Table 3 - Accent 5"/>
-    <w:basedOn w:val="779"/>
+    <w:basedOn w:val="1014"/>
     <w:uiPriority w:val="99"/>
     <w:pPr>
       <w:pBdr/>
@@ -18621,9 +22042,9 @@
       </w:tcPr>
     </w:tblStylePr>
   </w:style>
-  <w:style w:type="table" w:styleId="88">
+  <w:style w:type="table" w:styleId="906">
     <w:name w:val="List Table 3 - Accent 6"/>
-    <w:basedOn w:val="779"/>
+    <w:basedOn w:val="1014"/>
     <w:uiPriority w:val="99"/>
     <w:pPr>
       <w:pBdr/>
@@ -18849,9 +22270,9 @@
       </w:tcPr>
     </w:tblStylePr>
   </w:style>
-  <w:style w:type="table" w:styleId="89">
+  <w:style w:type="table" w:styleId="907">
     <w:name w:val="List Table 4"/>
-    <w:basedOn w:val="779"/>
+    <w:basedOn w:val="1014"/>
     <w:uiPriority w:val="99"/>
     <w:pPr>
       <w:pBdr/>
@@ -19074,9 +22495,9 @@
       </w:tcPr>
     </w:tblStylePr>
   </w:style>
-  <w:style w:type="table" w:styleId="90">
+  <w:style w:type="table" w:styleId="908">
     <w:name w:val="List Table 4 - Accent 1"/>
-    <w:basedOn w:val="779"/>
+    <w:basedOn w:val="1014"/>
     <w:uiPriority w:val="99"/>
     <w:pPr>
       <w:pBdr/>
@@ -19299,9 +22720,9 @@
       </w:tcPr>
     </w:tblStylePr>
   </w:style>
-  <w:style w:type="table" w:styleId="91">
+  <w:style w:type="table" w:styleId="909">
     <w:name w:val="List Table 4 - Accent 2"/>
-    <w:basedOn w:val="779"/>
+    <w:basedOn w:val="1014"/>
     <w:uiPriority w:val="99"/>
     <w:pPr>
       <w:pBdr/>
@@ -19524,9 +22945,9 @@
       </w:tcPr>
     </w:tblStylePr>
   </w:style>
-  <w:style w:type="table" w:styleId="92">
+  <w:style w:type="table" w:styleId="910">
     <w:name w:val="List Table 4 - Accent 3"/>
-    <w:basedOn w:val="779"/>
+    <w:basedOn w:val="1014"/>
     <w:uiPriority w:val="99"/>
     <w:pPr>
       <w:pBdr/>
@@ -19749,9 +23170,9 @@
       </w:tcPr>
     </w:tblStylePr>
   </w:style>
-  <w:style w:type="table" w:styleId="93">
+  <w:style w:type="table" w:styleId="911">
     <w:name w:val="List Table 4 - Accent 4"/>
-    <w:basedOn w:val="779"/>
+    <w:basedOn w:val="1014"/>
     <w:uiPriority w:val="99"/>
     <w:pPr>
       <w:pBdr/>
@@ -19974,9 +23395,9 @@
       </w:tcPr>
     </w:tblStylePr>
   </w:style>
-  <w:style w:type="table" w:styleId="94">
+  <w:style w:type="table" w:styleId="912">
     <w:name w:val="List Table 4 - Accent 5"/>
-    <w:basedOn w:val="779"/>
+    <w:basedOn w:val="1014"/>
     <w:uiPriority w:val="99"/>
     <w:pPr>
       <w:pBdr/>
@@ -20199,9 +23620,9 @@
       </w:tcPr>
     </w:tblStylePr>
   </w:style>
-  <w:style w:type="table" w:styleId="95">
+  <w:style w:type="table" w:styleId="913">
     <w:name w:val="List Table 4 - Accent 6"/>
-    <w:basedOn w:val="779"/>
+    <w:basedOn w:val="1014"/>
     <w:uiPriority w:val="99"/>
     <w:pPr>
       <w:pBdr/>
@@ -20424,9 +23845,9 @@
       </w:tcPr>
     </w:tblStylePr>
   </w:style>
-  <w:style w:type="table" w:styleId="96">
+  <w:style w:type="table" w:styleId="914">
     <w:name w:val="List Table 5 Dark"/>
-    <w:basedOn w:val="779"/>
+    <w:basedOn w:val="1014"/>
     <w:uiPriority w:val="99"/>
     <w:pPr>
       <w:pBdr/>
@@ -20666,9 +24087,9 @@
       </w:tcPr>
     </w:tblStylePr>
   </w:style>
-  <w:style w:type="table" w:styleId="97">
+  <w:style w:type="table" w:styleId="915">
     <w:name w:val="List Table 5 Dark - Accent 1"/>
-    <w:basedOn w:val="779"/>
+    <w:basedOn w:val="1014"/>
     <w:uiPriority w:val="99"/>
     <w:pPr>
       <w:pBdr/>
@@ -20908,9 +24329,9 @@
       </w:tcPr>
     </w:tblStylePr>
   </w:style>
-  <w:style w:type="table" w:styleId="98">
+  <w:style w:type="table" w:styleId="916">
     <w:name w:val="List Table 5 Dark - Accent 2"/>
-    <w:basedOn w:val="779"/>
+    <w:basedOn w:val="1014"/>
     <w:uiPriority w:val="99"/>
     <w:pPr>
       <w:pBdr/>
@@ -21150,9 +24571,9 @@
       </w:tcPr>
     </w:tblStylePr>
   </w:style>
-  <w:style w:type="table" w:styleId="99">
+  <w:style w:type="table" w:styleId="917">
     <w:name w:val="List Table 5 Dark - Accent 3"/>
-    <w:basedOn w:val="779"/>
+    <w:basedOn w:val="1014"/>
     <w:uiPriority w:val="99"/>
     <w:pPr>
       <w:pBdr/>
@@ -21392,9 +24813,9 @@
       </w:tcPr>
     </w:tblStylePr>
   </w:style>
-  <w:style w:type="table" w:styleId="100">
+  <w:style w:type="table" w:styleId="918">
     <w:name w:val="List Table 5 Dark - Accent 4"/>
-    <w:basedOn w:val="779"/>
+    <w:basedOn w:val="1014"/>
     <w:uiPriority w:val="99"/>
     <w:pPr>
       <w:pBdr/>
@@ -21634,9 +25055,9 @@
       </w:tcPr>
     </w:tblStylePr>
   </w:style>
-  <w:style w:type="table" w:styleId="101">
+  <w:style w:type="table" w:styleId="919">
     <w:name w:val="List Table 5 Dark - Accent 5"/>
-    <w:basedOn w:val="779"/>
+    <w:basedOn w:val="1014"/>
     <w:uiPriority w:val="99"/>
     <w:pPr>
       <w:pBdr/>
@@ -21876,9 +25297,9 @@
       </w:tcPr>
     </w:tblStylePr>
   </w:style>
-  <w:style w:type="table" w:styleId="102">
+  <w:style w:type="table" w:styleId="920">
     <w:name w:val="List Table 5 Dark - Accent 6"/>
-    <w:basedOn w:val="779"/>
+    <w:basedOn w:val="1014"/>
     <w:uiPriority w:val="99"/>
     <w:pPr>
       <w:pBdr/>
@@ -22118,9 +25539,9 @@
       </w:tcPr>
     </w:tblStylePr>
   </w:style>
-  <w:style w:type="table" w:styleId="103">
+  <w:style w:type="table" w:styleId="921">
     <w:name w:val="List Table 6 Colorful"/>
-    <w:basedOn w:val="779"/>
+    <w:basedOn w:val="1014"/>
     <w:uiPriority w:val="99"/>
     <w:pPr>
       <w:pBdr/>
@@ -22341,9 +25762,9 @@
       </w:tcPr>
     </w:tblStylePr>
   </w:style>
-  <w:style w:type="table" w:styleId="104">
+  <w:style w:type="table" w:styleId="922">
     <w:name w:val="List Table 6 Colorful - Accent 1"/>
-    <w:basedOn w:val="779"/>
+    <w:basedOn w:val="1014"/>
     <w:uiPriority w:val="99"/>
     <w:pPr>
       <w:pBdr/>
@@ -22564,9 +25985,9 @@
       </w:tcPr>
     </w:tblStylePr>
   </w:style>
-  <w:style w:type="table" w:styleId="105">
+  <w:style w:type="table" w:styleId="923">
     <w:name w:val="List Table 6 Colorful - Accent 2"/>
-    <w:basedOn w:val="779"/>
+    <w:basedOn w:val="1014"/>
     <w:uiPriority w:val="99"/>
     <w:pPr>
       <w:pBdr/>
@@ -22787,9 +26208,9 @@
       </w:tcPr>
     </w:tblStylePr>
   </w:style>
-  <w:style w:type="table" w:styleId="106">
+  <w:style w:type="table" w:styleId="924">
     <w:name w:val="List Table 6 Colorful - Accent 3"/>
-    <w:basedOn w:val="779"/>
+    <w:basedOn w:val="1014"/>
     <w:uiPriority w:val="99"/>
     <w:pPr>
       <w:pBdr/>
@@ -23010,9 +26431,9 @@
       </w:tcPr>
     </w:tblStylePr>
   </w:style>
-  <w:style w:type="table" w:styleId="107">
+  <w:style w:type="table" w:styleId="925">
     <w:name w:val="List Table 6 Colorful - Accent 4"/>
-    <w:basedOn w:val="779"/>
+    <w:basedOn w:val="1014"/>
     <w:uiPriority w:val="99"/>
     <w:pPr>
       <w:pBdr/>
@@ -23233,9 +26654,9 @@
       </w:tcPr>
     </w:tblStylePr>
   </w:style>
-  <w:style w:type="table" w:styleId="108">
+  <w:style w:type="table" w:styleId="926">
     <w:name w:val="List Table 6 Colorful - Accent 5"/>
-    <w:basedOn w:val="779"/>
+    <w:basedOn w:val="1014"/>
     <w:uiPriority w:val="99"/>
     <w:pPr>
       <w:pBdr/>
@@ -23456,9 +26877,9 @@
       </w:tcPr>
     </w:tblStylePr>
   </w:style>
-  <w:style w:type="table" w:styleId="109">
+  <w:style w:type="table" w:styleId="927">
     <w:name w:val="List Table 6 Colorful - Accent 6"/>
-    <w:basedOn w:val="779"/>
+    <w:basedOn w:val="1014"/>
     <w:uiPriority w:val="99"/>
     <w:pPr>
       <w:pBdr/>
@@ -23679,9 +27100,9 @@
       </w:tcPr>
     </w:tblStylePr>
   </w:style>
-  <w:style w:type="table" w:styleId="110">
+  <w:style w:type="table" w:styleId="928">
     <w:name w:val="List Table 7 Colorful"/>
-    <w:basedOn w:val="779"/>
+    <w:basedOn w:val="1014"/>
     <w:uiPriority w:val="99"/>
     <w:pPr>
       <w:pBdr/>
@@ -23780,11 +27201,11 @@
         <w:tblBorders/>
       </w:tblPr>
       <w:tcPr>
-        <w:shd w:color="ffffff"/>
+        <w:shd w:val="clear" w:color="ffffff"/>
         <w:tcBorders>
-          <w:top w:val="none"/>
-          <w:left w:val="none"/>
-          <w:bottom w:val="none"/>
+          <w:top w:val="none" w:color="000000" w:sz="4" w:space="0"/>
+          <w:left w:val="none" w:color="000000" w:sz="4" w:space="0"/>
+          <w:bottom w:val="none" w:color="000000" w:sz="4" w:space="0"/>
           <w:right w:val="single" w:color="000000" w:themeColor="text1" w:themeTint="80" w:sz="4" w:space="0"/>
         </w:tcBorders>
       </w:tcPr>
@@ -23807,10 +27228,10 @@
       <w:tcPr>
         <w:shd w:val="clear" w:color="ffffff" w:themeColor="light1" w:fill="ffffff" w:themeFill="light1"/>
         <w:tcBorders>
-          <w:top w:val="none"/>
-          <w:left w:val="none"/>
+          <w:top w:val="none" w:color="000000" w:sz="4" w:space="0"/>
+          <w:left w:val="none" w:color="000000" w:sz="4" w:space="0"/>
           <w:bottom w:val="single" w:color="000000" w:themeColor="text1" w:themeTint="80" w:sz="4" w:space="0"/>
-          <w:right w:val="none"/>
+          <w:right w:val="none" w:color="000000" w:sz="4" w:space="0"/>
         </w:tcBorders>
       </w:tcPr>
     </w:tblStylePr>
@@ -23830,12 +27251,12 @@
         <w:tblBorders/>
       </w:tblPr>
       <w:tcPr>
-        <w:shd w:color="ffffff"/>
+        <w:shd w:val="clear" w:color="ffffff"/>
         <w:tcBorders>
-          <w:top w:val="none"/>
+          <w:top w:val="none" w:color="000000" w:sz="4" w:space="0"/>
           <w:left w:val="single" w:color="000000" w:themeColor="text1" w:themeTint="80" w:sz="4" w:space="0"/>
-          <w:bottom w:val="none"/>
-          <w:right w:val="none"/>
+          <w:bottom w:val="none" w:color="000000" w:sz="4" w:space="0"/>
+          <w:right w:val="none" w:color="000000" w:sz="4" w:space="0"/>
         </w:tcBorders>
       </w:tcPr>
     </w:tblStylePr>
@@ -23858,9 +27279,9 @@
         <w:shd w:val="clear" w:color="ffffff" w:themeColor="light1" w:fill="ffffff" w:themeFill="light1"/>
         <w:tcBorders>
           <w:top w:val="single" w:color="000000" w:themeColor="text1" w:themeTint="80" w:sz="4" w:space="0"/>
-          <w:left w:val="none"/>
-          <w:bottom w:val="none"/>
-          <w:right w:val="none"/>
+          <w:left w:val="none" w:color="000000" w:sz="4" w:space="0"/>
+          <w:bottom w:val="none" w:color="000000" w:sz="4" w:space="0"/>
+          <w:right w:val="none" w:color="000000" w:sz="4" w:space="0"/>
         </w:tcBorders>
       </w:tcPr>
     </w:tblStylePr>
@@ -23935,9 +27356,9 @@
       </w:tcPr>
     </w:tblStylePr>
   </w:style>
-  <w:style w:type="table" w:styleId="111">
+  <w:style w:type="table" w:styleId="929">
     <w:name w:val="List Table 7 Colorful - Accent 1"/>
-    <w:basedOn w:val="779"/>
+    <w:basedOn w:val="1014"/>
     <w:uiPriority w:val="99"/>
     <w:pPr>
       <w:pBdr/>
@@ -24036,11 +27457,11 @@
         <w:tblBorders/>
       </w:tblPr>
       <w:tcPr>
-        <w:shd w:color="ffffff"/>
+        <w:shd w:val="clear" w:color="ffffff"/>
         <w:tcBorders>
-          <w:top w:val="none"/>
-          <w:left w:val="none"/>
-          <w:bottom w:val="none"/>
+          <w:top w:val="none" w:color="000000" w:sz="4" w:space="0"/>
+          <w:left w:val="none" w:color="000000" w:sz="4" w:space="0"/>
+          <w:bottom w:val="none" w:color="000000" w:sz="4" w:space="0"/>
           <w:right w:val="single" w:color="000000" w:themeColor="accent1" w:sz="4" w:space="0"/>
         </w:tcBorders>
       </w:tcPr>
@@ -24063,10 +27484,10 @@
       <w:tcPr>
         <w:shd w:val="clear" w:color="ffffff" w:themeColor="light1" w:fill="ffffff" w:themeFill="light1"/>
         <w:tcBorders>
-          <w:top w:val="none"/>
-          <w:left w:val="none"/>
+          <w:top w:val="none" w:color="000000" w:sz="4" w:space="0"/>
+          <w:left w:val="none" w:color="000000" w:sz="4" w:space="0"/>
           <w:bottom w:val="single" w:color="000000" w:themeColor="accent1" w:sz="4" w:space="0"/>
-          <w:right w:val="none"/>
+          <w:right w:val="none" w:color="000000" w:sz="4" w:space="0"/>
         </w:tcBorders>
       </w:tcPr>
     </w:tblStylePr>
@@ -24086,12 +27507,12 @@
         <w:tblBorders/>
       </w:tblPr>
       <w:tcPr>
-        <w:shd w:color="ffffff"/>
+        <w:shd w:val="clear" w:color="ffffff"/>
         <w:tcBorders>
-          <w:top w:val="none"/>
+          <w:top w:val="none" w:color="000000" w:sz="4" w:space="0"/>
           <w:left w:val="single" w:color="000000" w:themeColor="accent1" w:sz="4" w:space="0"/>
-          <w:bottom w:val="none"/>
-          <w:right w:val="none"/>
+          <w:bottom w:val="none" w:color="000000" w:sz="4" w:space="0"/>
+          <w:right w:val="none" w:color="000000" w:sz="4" w:space="0"/>
         </w:tcBorders>
       </w:tcPr>
     </w:tblStylePr>
@@ -24114,9 +27535,9 @@
         <w:shd w:val="clear" w:color="ffffff" w:themeColor="light1" w:fill="ffffff" w:themeFill="light1"/>
         <w:tcBorders>
           <w:top w:val="single" w:color="000000" w:themeColor="accent1" w:sz="4" w:space="0"/>
-          <w:left w:val="none"/>
-          <w:bottom w:val="none"/>
-          <w:right w:val="none"/>
+          <w:left w:val="none" w:color="000000" w:sz="4" w:space="0"/>
+          <w:bottom w:val="none" w:color="000000" w:sz="4" w:space="0"/>
+          <w:right w:val="none" w:color="000000" w:sz="4" w:space="0"/>
         </w:tcBorders>
       </w:tcPr>
     </w:tblStylePr>
@@ -24191,9 +27612,9 @@
       </w:tcPr>
     </w:tblStylePr>
   </w:style>
-  <w:style w:type="table" w:styleId="112">
+  <w:style w:type="table" w:styleId="930">
     <w:name w:val="List Table 7 Colorful - Accent 2"/>
-    <w:basedOn w:val="779"/>
+    <w:basedOn w:val="1014"/>
     <w:uiPriority w:val="99"/>
     <w:pPr>
       <w:pBdr/>
@@ -24292,11 +27713,11 @@
         <w:tblBorders/>
       </w:tblPr>
       <w:tcPr>
-        <w:shd w:color="ffffff"/>
+        <w:shd w:val="clear" w:color="ffffff"/>
         <w:tcBorders>
-          <w:top w:val="none"/>
-          <w:left w:val="none"/>
-          <w:bottom w:val="none"/>
+          <w:top w:val="none" w:color="000000" w:sz="4" w:space="0"/>
+          <w:left w:val="none" w:color="000000" w:sz="4" w:space="0"/>
+          <w:bottom w:val="none" w:color="000000" w:sz="4" w:space="0"/>
           <w:right w:val="single" w:color="000000" w:themeColor="accent2" w:themeTint="97" w:sz="4" w:space="0"/>
         </w:tcBorders>
       </w:tcPr>
@@ -24319,10 +27740,10 @@
       <w:tcPr>
         <w:shd w:val="clear" w:color="ffffff" w:themeColor="light1" w:fill="ffffff" w:themeFill="light1"/>
         <w:tcBorders>
-          <w:top w:val="none"/>
-          <w:left w:val="none"/>
+          <w:top w:val="none" w:color="000000" w:sz="4" w:space="0"/>
+          <w:left w:val="none" w:color="000000" w:sz="4" w:space="0"/>
           <w:bottom w:val="single" w:color="000000" w:themeColor="accent2" w:themeTint="97" w:sz="4" w:space="0"/>
-          <w:right w:val="none"/>
+          <w:right w:val="none" w:color="000000" w:sz="4" w:space="0"/>
         </w:tcBorders>
       </w:tcPr>
     </w:tblStylePr>
@@ -24342,12 +27763,12 @@
         <w:tblBorders/>
       </w:tblPr>
       <w:tcPr>
-        <w:shd w:color="ffffff"/>
+        <w:shd w:val="clear" w:color="ffffff"/>
         <w:tcBorders>
-          <w:top w:val="none"/>
+          <w:top w:val="none" w:color="000000" w:sz="4" w:space="0"/>
           <w:left w:val="single" w:color="000000" w:themeColor="accent2" w:themeTint="97" w:sz="4" w:space="0"/>
-          <w:bottom w:val="none"/>
-          <w:right w:val="none"/>
+          <w:bottom w:val="none" w:color="000000" w:sz="4" w:space="0"/>
+          <w:right w:val="none" w:color="000000" w:sz="4" w:space="0"/>
         </w:tcBorders>
       </w:tcPr>
     </w:tblStylePr>
@@ -24370,9 +27791,9 @@
         <w:shd w:val="clear" w:color="ffffff" w:themeColor="light1" w:fill="ffffff" w:themeFill="light1"/>
         <w:tcBorders>
           <w:top w:val="single" w:color="000000" w:themeColor="accent2" w:themeTint="97" w:sz="4" w:space="0"/>
-          <w:left w:val="none"/>
-          <w:bottom w:val="none"/>
-          <w:right w:val="none"/>
+          <w:left w:val="none" w:color="000000" w:sz="4" w:space="0"/>
+          <w:bottom w:val="none" w:color="000000" w:sz="4" w:space="0"/>
+          <w:right w:val="none" w:color="000000" w:sz="4" w:space="0"/>
         </w:tcBorders>
       </w:tcPr>
     </w:tblStylePr>
@@ -24447,9 +27868,9 @@
       </w:tcPr>
     </w:tblStylePr>
   </w:style>
-  <w:style w:type="table" w:styleId="113">
+  <w:style w:type="table" w:styleId="931">
     <w:name w:val="List Table 7 Colorful - Accent 3"/>
-    <w:basedOn w:val="779"/>
+    <w:basedOn w:val="1014"/>
     <w:uiPriority w:val="99"/>
     <w:pPr>
       <w:pBdr/>
@@ -24548,11 +27969,11 @@
         <w:tblBorders/>
       </w:tblPr>
       <w:tcPr>
-        <w:shd w:color="ffffff"/>
+        <w:shd w:val="clear" w:color="ffffff"/>
         <w:tcBorders>
-          <w:top w:val="none"/>
-          <w:left w:val="none"/>
-          <w:bottom w:val="none"/>
+          <w:top w:val="none" w:color="000000" w:sz="4" w:space="0"/>
+          <w:left w:val="none" w:color="000000" w:sz="4" w:space="0"/>
+          <w:bottom w:val="none" w:color="000000" w:sz="4" w:space="0"/>
           <w:right w:val="single" w:color="000000" w:themeColor="accent3" w:themeTint="98" w:sz="4" w:space="0"/>
         </w:tcBorders>
       </w:tcPr>
@@ -24575,10 +27996,10 @@
       <w:tcPr>
         <w:shd w:val="clear" w:color="ffffff" w:themeColor="light1" w:fill="ffffff" w:themeFill="light1"/>
         <w:tcBorders>
-          <w:top w:val="none"/>
-          <w:left w:val="none"/>
+          <w:top w:val="none" w:color="000000" w:sz="4" w:space="0"/>
+          <w:left w:val="none" w:color="000000" w:sz="4" w:space="0"/>
           <w:bottom w:val="single" w:color="000000" w:themeColor="accent3" w:themeTint="98" w:sz="4" w:space="0"/>
-          <w:right w:val="none"/>
+          <w:right w:val="none" w:color="000000" w:sz="4" w:space="0"/>
         </w:tcBorders>
       </w:tcPr>
     </w:tblStylePr>
@@ -24598,12 +28019,12 @@
         <w:tblBorders/>
       </w:tblPr>
       <w:tcPr>
-        <w:shd w:color="ffffff"/>
+        <w:shd w:val="clear" w:color="ffffff"/>
         <w:tcBorders>
-          <w:top w:val="none"/>
+          <w:top w:val="none" w:color="000000" w:sz="4" w:space="0"/>
           <w:left w:val="single" w:color="000000" w:themeColor="accent3" w:themeTint="98" w:sz="4" w:space="0"/>
-          <w:bottom w:val="none"/>
-          <w:right w:val="none"/>
+          <w:bottom w:val="none" w:color="000000" w:sz="4" w:space="0"/>
+          <w:right w:val="none" w:color="000000" w:sz="4" w:space="0"/>
         </w:tcBorders>
       </w:tcPr>
     </w:tblStylePr>
@@ -24626,9 +28047,9 @@
         <w:shd w:val="clear" w:color="ffffff" w:themeColor="light1" w:fill="ffffff" w:themeFill="light1"/>
         <w:tcBorders>
           <w:top w:val="single" w:color="000000" w:themeColor="accent3" w:themeTint="98" w:sz="4" w:space="0"/>
-          <w:left w:val="none"/>
-          <w:bottom w:val="none"/>
-          <w:right w:val="none"/>
+          <w:left w:val="none" w:color="000000" w:sz="4" w:space="0"/>
+          <w:bottom w:val="none" w:color="000000" w:sz="4" w:space="0"/>
+          <w:right w:val="none" w:color="000000" w:sz="4" w:space="0"/>
         </w:tcBorders>
       </w:tcPr>
     </w:tblStylePr>
@@ -24703,9 +28124,9 @@
       </w:tcPr>
     </w:tblStylePr>
   </w:style>
-  <w:style w:type="table" w:styleId="114">
+  <w:style w:type="table" w:styleId="932">
     <w:name w:val="List Table 7 Colorful - Accent 4"/>
-    <w:basedOn w:val="779"/>
+    <w:basedOn w:val="1014"/>
     <w:uiPriority w:val="99"/>
     <w:pPr>
       <w:pBdr/>
@@ -24804,11 +28225,11 @@
         <w:tblBorders/>
       </w:tblPr>
       <w:tcPr>
-        <w:shd w:color="ffffff"/>
+        <w:shd w:val="clear" w:color="ffffff"/>
         <w:tcBorders>
-          <w:top w:val="none"/>
-          <w:left w:val="none"/>
-          <w:bottom w:val="none"/>
+          <w:top w:val="none" w:color="000000" w:sz="4" w:space="0"/>
+          <w:left w:val="none" w:color="000000" w:sz="4" w:space="0"/>
+          <w:bottom w:val="none" w:color="000000" w:sz="4" w:space="0"/>
           <w:right w:val="single" w:color="000000" w:themeColor="accent4" w:themeTint="9A" w:sz="4" w:space="0"/>
         </w:tcBorders>
       </w:tcPr>
@@ -24831,10 +28252,10 @@
       <w:tcPr>
         <w:shd w:val="clear" w:color="ffffff" w:themeColor="light1" w:fill="ffffff" w:themeFill="light1"/>
         <w:tcBorders>
-          <w:top w:val="none"/>
-          <w:left w:val="none"/>
+          <w:top w:val="none" w:color="000000" w:sz="4" w:space="0"/>
+          <w:left w:val="none" w:color="000000" w:sz="4" w:space="0"/>
           <w:bottom w:val="single" w:color="000000" w:themeColor="accent4" w:themeTint="9A" w:sz="4" w:space="0"/>
-          <w:right w:val="none"/>
+          <w:right w:val="none" w:color="000000" w:sz="4" w:space="0"/>
         </w:tcBorders>
       </w:tcPr>
     </w:tblStylePr>
@@ -24854,12 +28275,12 @@
         <w:tblBorders/>
       </w:tblPr>
       <w:tcPr>
-        <w:shd w:color="ffffff"/>
+        <w:shd w:val="clear" w:color="ffffff"/>
         <w:tcBorders>
-          <w:top w:val="none"/>
+          <w:top w:val="none" w:color="000000" w:sz="4" w:space="0"/>
           <w:left w:val="single" w:color="000000" w:themeColor="accent4" w:themeTint="9A" w:sz="4" w:space="0"/>
-          <w:bottom w:val="none"/>
-          <w:right w:val="none"/>
+          <w:bottom w:val="none" w:color="000000" w:sz="4" w:space="0"/>
+          <w:right w:val="none" w:color="000000" w:sz="4" w:space="0"/>
         </w:tcBorders>
       </w:tcPr>
     </w:tblStylePr>
@@ -24882,9 +28303,9 @@
         <w:shd w:val="clear" w:color="ffffff" w:themeColor="light1" w:fill="ffffff" w:themeFill="light1"/>
         <w:tcBorders>
           <w:top w:val="single" w:color="000000" w:themeColor="accent4" w:themeTint="9A" w:sz="4" w:space="0"/>
-          <w:left w:val="none"/>
-          <w:bottom w:val="none"/>
-          <w:right w:val="none"/>
+          <w:left w:val="none" w:color="000000" w:sz="4" w:space="0"/>
+          <w:bottom w:val="none" w:color="000000" w:sz="4" w:space="0"/>
+          <w:right w:val="none" w:color="000000" w:sz="4" w:space="0"/>
         </w:tcBorders>
       </w:tcPr>
     </w:tblStylePr>
@@ -24959,9 +28380,9 @@
       </w:tcPr>
     </w:tblStylePr>
   </w:style>
-  <w:style w:type="table" w:styleId="115">
+  <w:style w:type="table" w:styleId="933">
     <w:name w:val="List Table 7 Colorful - Accent 5"/>
-    <w:basedOn w:val="779"/>
+    <w:basedOn w:val="1014"/>
     <w:uiPriority w:val="99"/>
     <w:pPr>
       <w:pBdr/>
@@ -25060,11 +28481,11 @@
         <w:tblBorders/>
       </w:tblPr>
       <w:tcPr>
-        <w:shd w:color="ffffff"/>
+        <w:shd w:val="clear" w:color="ffffff"/>
         <w:tcBorders>
-          <w:top w:val="none"/>
-          <w:left w:val="none"/>
-          <w:bottom w:val="none"/>
+          <w:top w:val="none" w:color="000000" w:sz="4" w:space="0"/>
+          <w:left w:val="none" w:color="000000" w:sz="4" w:space="0"/>
+          <w:bottom w:val="none" w:color="000000" w:sz="4" w:space="0"/>
           <w:right w:val="single" w:color="000000" w:themeColor="accent5" w:themeTint="9A" w:sz="4" w:space="0"/>
         </w:tcBorders>
       </w:tcPr>
@@ -25087,10 +28508,10 @@
       <w:tcPr>
         <w:shd w:val="clear" w:color="ffffff" w:themeColor="light1" w:fill="ffffff" w:themeFill="light1"/>
         <w:tcBorders>
-          <w:top w:val="none"/>
-          <w:left w:val="none"/>
+          <w:top w:val="none" w:color="000000" w:sz="4" w:space="0"/>
+          <w:left w:val="none" w:color="000000" w:sz="4" w:space="0"/>
           <w:bottom w:val="single" w:color="000000" w:themeColor="accent5" w:themeTint="9A" w:sz="4" w:space="0"/>
-          <w:right w:val="none"/>
+          <w:right w:val="none" w:color="000000" w:sz="4" w:space="0"/>
         </w:tcBorders>
       </w:tcPr>
     </w:tblStylePr>
@@ -25110,12 +28531,12 @@
         <w:tblBorders/>
       </w:tblPr>
       <w:tcPr>
-        <w:shd w:color="ffffff"/>
+        <w:shd w:val="clear" w:color="ffffff"/>
         <w:tcBorders>
-          <w:top w:val="none"/>
+          <w:top w:val="none" w:color="000000" w:sz="4" w:space="0"/>
           <w:left w:val="single" w:color="000000" w:themeColor="accent5" w:themeTint="9A" w:sz="4" w:space="0"/>
-          <w:bottom w:val="none"/>
-          <w:right w:val="none"/>
+          <w:bottom w:val="none" w:color="000000" w:sz="4" w:space="0"/>
+          <w:right w:val="none" w:color="000000" w:sz="4" w:space="0"/>
         </w:tcBorders>
       </w:tcPr>
     </w:tblStylePr>
@@ -25138,9 +28559,9 @@
         <w:shd w:val="clear" w:color="ffffff" w:themeColor="light1" w:fill="ffffff" w:themeFill="light1"/>
         <w:tcBorders>
           <w:top w:val="single" w:color="000000" w:themeColor="accent5" w:themeTint="9A" w:sz="4" w:space="0"/>
-          <w:left w:val="none"/>
-          <w:bottom w:val="none"/>
-          <w:right w:val="none"/>
+          <w:left w:val="none" w:color="000000" w:sz="4" w:space="0"/>
+          <w:bottom w:val="none" w:color="000000" w:sz="4" w:space="0"/>
+          <w:right w:val="none" w:color="000000" w:sz="4" w:space="0"/>
         </w:tcBorders>
       </w:tcPr>
     </w:tblStylePr>
@@ -25215,9 +28636,9 @@
       </w:tcPr>
     </w:tblStylePr>
   </w:style>
-  <w:style w:type="table" w:styleId="116">
+  <w:style w:type="table" w:styleId="934">
     <w:name w:val="List Table 7 Colorful - Accent 6"/>
-    <w:basedOn w:val="779"/>
+    <w:basedOn w:val="1014"/>
     <w:uiPriority w:val="99"/>
     <w:pPr>
       <w:pBdr/>
@@ -25316,11 +28737,11 @@
         <w:tblBorders/>
       </w:tblPr>
       <w:tcPr>
-        <w:shd w:color="ffffff"/>
+        <w:shd w:val="clear" w:color="ffffff"/>
         <w:tcBorders>
-          <w:top w:val="none"/>
-          <w:left w:val="none"/>
-          <w:bottom w:val="none"/>
+          <w:top w:val="none" w:color="000000" w:sz="4" w:space="0"/>
+          <w:left w:val="none" w:color="000000" w:sz="4" w:space="0"/>
+          <w:bottom w:val="none" w:color="000000" w:sz="4" w:space="0"/>
           <w:right w:val="single" w:color="000000" w:themeColor="accent6" w:themeTint="98" w:sz="4" w:space="0"/>
         </w:tcBorders>
       </w:tcPr>
@@ -25343,10 +28764,10 @@
       <w:tcPr>
         <w:shd w:val="clear" w:color="ffffff" w:themeColor="light1" w:fill="ffffff" w:themeFill="light1"/>
         <w:tcBorders>
-          <w:top w:val="none"/>
-          <w:left w:val="none"/>
+          <w:top w:val="none" w:color="000000" w:sz="4" w:space="0"/>
+          <w:left w:val="none" w:color="000000" w:sz="4" w:space="0"/>
           <w:bottom w:val="single" w:color="000000" w:themeColor="accent6" w:themeTint="98" w:sz="4" w:space="0"/>
-          <w:right w:val="none"/>
+          <w:right w:val="none" w:color="000000" w:sz="4" w:space="0"/>
         </w:tcBorders>
       </w:tcPr>
     </w:tblStylePr>
@@ -25366,12 +28787,12 @@
         <w:tblBorders/>
       </w:tblPr>
       <w:tcPr>
-        <w:shd w:color="ffffff"/>
+        <w:shd w:val="clear" w:color="ffffff"/>
         <w:tcBorders>
-          <w:top w:val="none"/>
+          <w:top w:val="none" w:color="000000" w:sz="4" w:space="0"/>
           <w:left w:val="single" w:color="000000" w:themeColor="accent6" w:themeTint="98" w:sz="4" w:space="0"/>
-          <w:bottom w:val="none"/>
-          <w:right w:val="none"/>
+          <w:bottom w:val="none" w:color="000000" w:sz="4" w:space="0"/>
+          <w:right w:val="none" w:color="000000" w:sz="4" w:space="0"/>
         </w:tcBorders>
       </w:tcPr>
     </w:tblStylePr>
@@ -25394,9 +28815,9 @@
         <w:shd w:val="clear" w:color="ffffff" w:themeColor="light1" w:fill="ffffff" w:themeFill="light1"/>
         <w:tcBorders>
           <w:top w:val="single" w:color="000000" w:themeColor="accent6" w:themeTint="98" w:sz="4" w:space="0"/>
-          <w:left w:val="none"/>
-          <w:bottom w:val="none"/>
-          <w:right w:val="none"/>
+          <w:left w:val="none" w:color="000000" w:sz="4" w:space="0"/>
+          <w:bottom w:val="none" w:color="000000" w:sz="4" w:space="0"/>
+          <w:right w:val="none" w:color="000000" w:sz="4" w:space="0"/>
         </w:tcBorders>
       </w:tcPr>
     </w:tblStylePr>
@@ -25471,9 +28892,9 @@
       </w:tcPr>
     </w:tblStylePr>
   </w:style>
-  <w:style w:type="table" w:styleId="117">
+  <w:style w:type="table" w:styleId="935">
     <w:name w:val="Lined - Accent"/>
-    <w:basedOn w:val="779"/>
+    <w:basedOn w:val="1014"/>
     <w:uiPriority w:val="99"/>
     <w:pPr>
       <w:pBdr/>
@@ -25708,9 +29129,9 @@
       </w:tcPr>
     </w:tblStylePr>
   </w:style>
-  <w:style w:type="table" w:styleId="118">
+  <w:style w:type="table" w:styleId="936">
     <w:name w:val="Lined - Accent 1"/>
-    <w:basedOn w:val="779"/>
+    <w:basedOn w:val="1014"/>
     <w:uiPriority w:val="99"/>
     <w:pPr>
       <w:pBdr/>
@@ -25945,9 +29366,9 @@
       </w:tcPr>
     </w:tblStylePr>
   </w:style>
-  <w:style w:type="table" w:styleId="119">
+  <w:style w:type="table" w:styleId="937">
     <w:name w:val="Lined - Accent 2"/>
-    <w:basedOn w:val="779"/>
+    <w:basedOn w:val="1014"/>
     <w:uiPriority w:val="99"/>
     <w:pPr>
       <w:pBdr/>
@@ -26182,9 +29603,9 @@
       </w:tcPr>
     </w:tblStylePr>
   </w:style>
-  <w:style w:type="table" w:styleId="120">
+  <w:style w:type="table" w:styleId="938">
     <w:name w:val="Lined - Accent 3"/>
-    <w:basedOn w:val="779"/>
+    <w:basedOn w:val="1014"/>
     <w:uiPriority w:val="99"/>
     <w:pPr>
       <w:pBdr/>
@@ -26419,9 +29840,9 @@
       </w:tcPr>
     </w:tblStylePr>
   </w:style>
-  <w:style w:type="table" w:styleId="121">
+  <w:style w:type="table" w:styleId="939">
     <w:name w:val="Lined - Accent 4"/>
-    <w:basedOn w:val="779"/>
+    <w:basedOn w:val="1014"/>
     <w:uiPriority w:val="99"/>
     <w:pPr>
       <w:pBdr/>
@@ -26656,9 +30077,9 @@
       </w:tcPr>
     </w:tblStylePr>
   </w:style>
-  <w:style w:type="table" w:styleId="122">
+  <w:style w:type="table" w:styleId="940">
     <w:name w:val="Lined - Accent 5"/>
-    <w:basedOn w:val="779"/>
+    <w:basedOn w:val="1014"/>
     <w:uiPriority w:val="99"/>
     <w:pPr>
       <w:pBdr/>
@@ -26893,9 +30314,9 @@
       </w:tcPr>
     </w:tblStylePr>
   </w:style>
-  <w:style w:type="table" w:styleId="123">
+  <w:style w:type="table" w:styleId="941">
     <w:name w:val="Lined - Accent 6"/>
-    <w:basedOn w:val="779"/>
+    <w:basedOn w:val="1014"/>
     <w:uiPriority w:val="99"/>
     <w:pPr>
       <w:pBdr/>
@@ -27130,9 +30551,9 @@
       </w:tcPr>
     </w:tblStylePr>
   </w:style>
-  <w:style w:type="table" w:styleId="124">
+  <w:style w:type="table" w:styleId="942">
     <w:name w:val="Bordered &amp; Lined - Accent"/>
-    <w:basedOn w:val="779"/>
+    <w:basedOn w:val="1014"/>
     <w:uiPriority w:val="99"/>
     <w:pPr>
       <w:pBdr/>
@@ -27374,9 +30795,9 @@
       </w:tcPr>
     </w:tblStylePr>
   </w:style>
-  <w:style w:type="table" w:styleId="125">
+  <w:style w:type="table" w:styleId="943">
     <w:name w:val="Bordered &amp; Lined - Accent 1"/>
-    <w:basedOn w:val="779"/>
+    <w:basedOn w:val="1014"/>
     <w:uiPriority w:val="99"/>
     <w:pPr>
       <w:pBdr/>
@@ -27618,9 +31039,9 @@
       </w:tcPr>
     </w:tblStylePr>
   </w:style>
-  <w:style w:type="table" w:styleId="126">
+  <w:style w:type="table" w:styleId="944">
     <w:name w:val="Bordered &amp; Lined - Accent 2"/>
-    <w:basedOn w:val="779"/>
+    <w:basedOn w:val="1014"/>
     <w:uiPriority w:val="99"/>
     <w:pPr>
       <w:pBdr/>
@@ -27862,9 +31283,9 @@
       </w:tcPr>
     </w:tblStylePr>
   </w:style>
-  <w:style w:type="table" w:styleId="127">
+  <w:style w:type="table" w:styleId="945">
     <w:name w:val="Bordered &amp; Lined - Accent 3"/>
-    <w:basedOn w:val="779"/>
+    <w:basedOn w:val="1014"/>
     <w:uiPriority w:val="99"/>
     <w:pPr>
       <w:pBdr/>
@@ -28106,9 +31527,9 @@
       </w:tcPr>
     </w:tblStylePr>
   </w:style>
-  <w:style w:type="table" w:styleId="128">
+  <w:style w:type="table" w:styleId="946">
     <w:name w:val="Bordered &amp; Lined - Accent 4"/>
-    <w:basedOn w:val="779"/>
+    <w:basedOn w:val="1014"/>
     <w:uiPriority w:val="99"/>
     <w:pPr>
       <w:pBdr/>
@@ -28350,9 +31771,9 @@
       </w:tcPr>
     </w:tblStylePr>
   </w:style>
-  <w:style w:type="table" w:styleId="129">
+  <w:style w:type="table" w:styleId="947">
     <w:name w:val="Bordered &amp; Lined - Accent 5"/>
-    <w:basedOn w:val="779"/>
+    <w:basedOn w:val="1014"/>
     <w:uiPriority w:val="99"/>
     <w:pPr>
       <w:pBdr/>
@@ -28594,9 +32015,9 @@
       </w:tcPr>
     </w:tblStylePr>
   </w:style>
-  <w:style w:type="table" w:styleId="130">
+  <w:style w:type="table" w:styleId="948">
     <w:name w:val="Bordered &amp; Lined - Accent 6"/>
-    <w:basedOn w:val="779"/>
+    <w:basedOn w:val="1014"/>
     <w:uiPriority w:val="99"/>
     <w:pPr>
       <w:pBdr/>
@@ -28838,9 +32259,9 @@
       </w:tcPr>
     </w:tblStylePr>
   </w:style>
-  <w:style w:type="table" w:styleId="131">
+  <w:style w:type="table" w:styleId="949">
     <w:name w:val="Bordered"/>
-    <w:basedOn w:val="779"/>
+    <w:basedOn w:val="1014"/>
     <w:uiPriority w:val="99"/>
     <w:pPr>
       <w:pBdr/>
@@ -29069,9 +32490,9 @@
       </w:tcPr>
     </w:tblStylePr>
   </w:style>
-  <w:style w:type="table" w:styleId="132">
+  <w:style w:type="table" w:styleId="950">
     <w:name w:val="Bordered - Accent 1"/>
-    <w:basedOn w:val="779"/>
+    <w:basedOn w:val="1014"/>
     <w:uiPriority w:val="99"/>
     <w:pPr>
       <w:pBdr/>
@@ -29300,9 +32721,9 @@
       </w:tcPr>
     </w:tblStylePr>
   </w:style>
-  <w:style w:type="table" w:styleId="133">
+  <w:style w:type="table" w:styleId="951">
     <w:name w:val="Bordered - Accent 2"/>
-    <w:basedOn w:val="779"/>
+    <w:basedOn w:val="1014"/>
     <w:uiPriority w:val="99"/>
     <w:pPr>
       <w:pBdr/>
@@ -29531,9 +32952,9 @@
       </w:tcPr>
     </w:tblStylePr>
   </w:style>
-  <w:style w:type="table" w:styleId="134">
+  <w:style w:type="table" w:styleId="952">
     <w:name w:val="Bordered - Accent 3"/>
-    <w:basedOn w:val="779"/>
+    <w:basedOn w:val="1014"/>
     <w:uiPriority w:val="99"/>
     <w:pPr>
       <w:pBdr/>
@@ -29762,9 +33183,9 @@
       </w:tcPr>
     </w:tblStylePr>
   </w:style>
-  <w:style w:type="table" w:styleId="135">
+  <w:style w:type="table" w:styleId="953">
     <w:name w:val="Bordered - Accent 4"/>
-    <w:basedOn w:val="779"/>
+    <w:basedOn w:val="1014"/>
     <w:uiPriority w:val="99"/>
     <w:pPr>
       <w:pBdr/>
@@ -29993,9 +33414,9 @@
       </w:tcPr>
     </w:tblStylePr>
   </w:style>
-  <w:style w:type="table" w:styleId="136">
+  <w:style w:type="table" w:styleId="954">
     <w:name w:val="Bordered - Accent 5"/>
-    <w:basedOn w:val="779"/>
+    <w:basedOn w:val="1014"/>
     <w:uiPriority w:val="99"/>
     <w:pPr>
       <w:pBdr/>
@@ -30224,9 +33645,9 @@
       </w:tcPr>
     </w:tblStylePr>
   </w:style>
-  <w:style w:type="table" w:styleId="137">
+  <w:style w:type="table" w:styleId="955">
     <w:name w:val="Bordered - Accent 6"/>
-    <w:basedOn w:val="779"/>
+    <w:basedOn w:val="1014"/>
     <w:uiPriority w:val="99"/>
     <w:pPr>
       <w:pBdr/>
@@ -30455,11 +33876,11 @@
       </w:tcPr>
     </w:tblStylePr>
   </w:style>
-  <w:style w:type="paragraph" w:styleId="139">
+  <w:style w:type="paragraph" w:styleId="956">
     <w:name w:val="Heading 1"/>
-    <w:basedOn w:val="777"/>
-    <w:next w:val="777"/>
-    <w:link w:val="150"/>
+    <w:basedOn w:val="1012"/>
+    <w:next w:val="1012"/>
+    <w:link w:val="965"/>
     <w:uiPriority w:val="9"/>
     <w:qFormat/>
     <w:pPr>
@@ -30477,11 +33898,11 @@
       <w:szCs w:val="40"/>
     </w:rPr>
   </w:style>
-  <w:style w:type="paragraph" w:styleId="140">
+  <w:style w:type="paragraph" w:styleId="957">
     <w:name w:val="Heading 2"/>
-    <w:basedOn w:val="777"/>
-    <w:next w:val="777"/>
-    <w:link w:val="151"/>
+    <w:basedOn w:val="1012"/>
+    <w:next w:val="1012"/>
+    <w:link w:val="966"/>
     <w:uiPriority w:val="9"/>
     <w:unhideWhenUsed/>
     <w:qFormat/>
@@ -30500,11 +33921,11 @@
       <w:szCs w:val="32"/>
     </w:rPr>
   </w:style>
-  <w:style w:type="paragraph" w:styleId="141">
+  <w:style w:type="paragraph" w:styleId="958">
     <w:name w:val="Heading 3"/>
-    <w:basedOn w:val="777"/>
-    <w:next w:val="777"/>
-    <w:link w:val="152"/>
+    <w:basedOn w:val="1012"/>
+    <w:next w:val="1012"/>
+    <w:link w:val="967"/>
     <w:uiPriority w:val="9"/>
     <w:unhideWhenUsed/>
     <w:qFormat/>
@@ -30523,11 +33944,11 @@
       <w:szCs w:val="28"/>
     </w:rPr>
   </w:style>
-  <w:style w:type="paragraph" w:styleId="142">
+  <w:style w:type="paragraph" w:styleId="959">
     <w:name w:val="Heading 4"/>
-    <w:basedOn w:val="777"/>
-    <w:next w:val="777"/>
-    <w:link w:val="153"/>
+    <w:basedOn w:val="1012"/>
+    <w:next w:val="1012"/>
+    <w:link w:val="968"/>
     <w:uiPriority w:val="9"/>
     <w:unhideWhenUsed/>
     <w:qFormat/>
@@ -30546,11 +33967,11 @@
       <w:color w:val="0f4761" w:themeColor="accent1" w:themeShade="BF"/>
     </w:rPr>
   </w:style>
-  <w:style w:type="paragraph" w:styleId="143">
+  <w:style w:type="paragraph" w:styleId="960">
     <w:name w:val="Heading 5"/>
-    <w:basedOn w:val="777"/>
-    <w:next w:val="777"/>
-    <w:link w:val="154"/>
+    <w:basedOn w:val="1012"/>
+    <w:next w:val="1012"/>
+    <w:link w:val="969"/>
     <w:uiPriority w:val="9"/>
     <w:unhideWhenUsed/>
     <w:qFormat/>
@@ -30567,11 +33988,11 @@
       <w:color w:val="0f4761" w:themeColor="accent1" w:themeShade="BF"/>
     </w:rPr>
   </w:style>
-  <w:style w:type="paragraph" w:styleId="144">
+  <w:style w:type="paragraph" w:styleId="961">
     <w:name w:val="Heading 6"/>
-    <w:basedOn w:val="777"/>
-    <w:next w:val="777"/>
-    <w:link w:val="155"/>
+    <w:basedOn w:val="1012"/>
+    <w:next w:val="1012"/>
+    <w:link w:val="970"/>
     <w:uiPriority w:val="9"/>
     <w:unhideWhenUsed/>
     <w:qFormat/>
@@ -30590,11 +34011,11 @@
       <w:color w:val="595959" w:themeColor="text1" w:themeTint="A6"/>
     </w:rPr>
   </w:style>
-  <w:style w:type="paragraph" w:styleId="145">
+  <w:style w:type="paragraph" w:styleId="962">
     <w:name w:val="Heading 7"/>
-    <w:basedOn w:val="777"/>
-    <w:next w:val="777"/>
-    <w:link w:val="156"/>
+    <w:basedOn w:val="1012"/>
+    <w:next w:val="1012"/>
+    <w:link w:val="971"/>
     <w:uiPriority w:val="9"/>
     <w:unhideWhenUsed/>
     <w:qFormat/>
@@ -30611,11 +34032,11 @@
       <w:color w:val="595959" w:themeColor="text1" w:themeTint="A6"/>
     </w:rPr>
   </w:style>
-  <w:style w:type="paragraph" w:styleId="146">
+  <w:style w:type="paragraph" w:styleId="963">
     <w:name w:val="Heading 8"/>
-    <w:basedOn w:val="777"/>
-    <w:next w:val="777"/>
-    <w:link w:val="157"/>
+    <w:basedOn w:val="1012"/>
+    <w:next w:val="1012"/>
+    <w:link w:val="972"/>
     <w:uiPriority w:val="9"/>
     <w:unhideWhenUsed/>
     <w:qFormat/>
@@ -30634,11 +34055,11 @@
       <w:color w:val="272727" w:themeColor="text1" w:themeTint="D8"/>
     </w:rPr>
   </w:style>
-  <w:style w:type="paragraph" w:styleId="147">
+  <w:style w:type="paragraph" w:styleId="964">
     <w:name w:val="Heading 9"/>
-    <w:basedOn w:val="777"/>
-    <w:next w:val="777"/>
-    <w:link w:val="158"/>
+    <w:basedOn w:val="1012"/>
+    <w:next w:val="1012"/>
+    <w:link w:val="973"/>
     <w:uiPriority w:val="9"/>
     <w:unhideWhenUsed/>
     <w:qFormat/>
@@ -30657,10 +34078,10 @@
       <w:color w:val="272727" w:themeColor="text1" w:themeTint="D8"/>
     </w:rPr>
   </w:style>
-  <w:style w:type="character" w:styleId="150">
+  <w:style w:type="character" w:styleId="965">
     <w:name w:val="Heading 1 Char"/>
-    <w:basedOn w:val="778"/>
-    <w:link w:val="139"/>
+    <w:basedOn w:val="1013"/>
+    <w:link w:val="956"/>
     <w:uiPriority w:val="9"/>
     <w:pPr>
       <w:pBdr/>
@@ -30674,10 +34095,10 @@
       <w:szCs w:val="40"/>
     </w:rPr>
   </w:style>
-  <w:style w:type="character" w:styleId="151">
+  <w:style w:type="character" w:styleId="966">
     <w:name w:val="Heading 2 Char"/>
-    <w:basedOn w:val="778"/>
-    <w:link w:val="140"/>
+    <w:basedOn w:val="1013"/>
+    <w:link w:val="957"/>
     <w:uiPriority w:val="9"/>
     <w:pPr>
       <w:pBdr/>
@@ -30691,10 +34112,10 @@
       <w:szCs w:val="32"/>
     </w:rPr>
   </w:style>
-  <w:style w:type="character" w:styleId="152">
+  <w:style w:type="character" w:styleId="967">
     <w:name w:val="Heading 3 Char"/>
-    <w:basedOn w:val="778"/>
-    <w:link w:val="141"/>
+    <w:basedOn w:val="1013"/>
+    <w:link w:val="958"/>
     <w:uiPriority w:val="9"/>
     <w:pPr>
       <w:pBdr/>
@@ -30708,10 +34129,10 @@
       <w:szCs w:val="28"/>
     </w:rPr>
   </w:style>
-  <w:style w:type="character" w:styleId="153">
+  <w:style w:type="character" w:styleId="968">
     <w:name w:val="Heading 4 Char"/>
-    <w:basedOn w:val="778"/>
-    <w:link w:val="142"/>
+    <w:basedOn w:val="1013"/>
+    <w:link w:val="959"/>
     <w:uiPriority w:val="9"/>
     <w:pPr>
       <w:pBdr/>
@@ -30725,10 +34146,10 @@
       <w:color w:val="0f4761" w:themeColor="accent1" w:themeShade="BF"/>
     </w:rPr>
   </w:style>
-  <w:style w:type="character" w:styleId="154">
+  <w:style w:type="character" w:styleId="969">
     <w:name w:val="Heading 5 Char"/>
-    <w:basedOn w:val="778"/>
-    <w:link w:val="143"/>
+    <w:basedOn w:val="1013"/>
+    <w:link w:val="960"/>
     <w:uiPriority w:val="9"/>
     <w:pPr>
       <w:pBdr/>
@@ -30740,10 +34161,10 @@
       <w:color w:val="0f4761" w:themeColor="accent1" w:themeShade="BF"/>
     </w:rPr>
   </w:style>
-  <w:style w:type="character" w:styleId="155">
+  <w:style w:type="character" w:styleId="970">
     <w:name w:val="Heading 6 Char"/>
-    <w:basedOn w:val="778"/>
-    <w:link w:val="144"/>
+    <w:basedOn w:val="1013"/>
+    <w:link w:val="961"/>
     <w:uiPriority w:val="9"/>
     <w:pPr>
       <w:pBdr/>
@@ -30757,10 +34178,10 @@
       <w:color w:val="595959" w:themeColor="text1" w:themeTint="A6"/>
     </w:rPr>
   </w:style>
-  <w:style w:type="character" w:styleId="156">
+  <w:style w:type="character" w:styleId="971">
     <w:name w:val="Heading 7 Char"/>
-    <w:basedOn w:val="778"/>
-    <w:link w:val="145"/>
+    <w:basedOn w:val="1013"/>
+    <w:link w:val="962"/>
     <w:uiPriority w:val="9"/>
     <w:pPr>
       <w:pBdr/>
@@ -30772,10 +34193,10 @@
       <w:color w:val="595959" w:themeColor="text1" w:themeTint="A6"/>
     </w:rPr>
   </w:style>
-  <w:style w:type="character" w:styleId="157">
+  <w:style w:type="character" w:styleId="972">
     <w:name w:val="Heading 8 Char"/>
-    <w:basedOn w:val="778"/>
-    <w:link w:val="146"/>
+    <w:basedOn w:val="1013"/>
+    <w:link w:val="963"/>
     <w:uiPriority w:val="9"/>
     <w:pPr>
       <w:pBdr/>
@@ -30789,10 +34210,10 @@
       <w:color w:val="272727" w:themeColor="text1" w:themeTint="D8"/>
     </w:rPr>
   </w:style>
-  <w:style w:type="character" w:styleId="158">
+  <w:style w:type="character" w:styleId="973">
     <w:name w:val="Heading 9 Char"/>
-    <w:basedOn w:val="778"/>
-    <w:link w:val="147"/>
+    <w:basedOn w:val="1013"/>
+    <w:link w:val="964"/>
     <w:uiPriority w:val="9"/>
     <w:pPr>
       <w:pBdr/>
@@ -30806,11 +34227,11 @@
       <w:color w:val="272727" w:themeColor="text1" w:themeTint="D8"/>
     </w:rPr>
   </w:style>
-  <w:style w:type="paragraph" w:styleId="159">
+  <w:style w:type="paragraph" w:styleId="974">
     <w:name w:val="Title"/>
-    <w:basedOn w:val="777"/>
-    <w:next w:val="777"/>
-    <w:link w:val="160"/>
+    <w:basedOn w:val="1012"/>
+    <w:next w:val="1012"/>
+    <w:link w:val="975"/>
     <w:uiPriority w:val="10"/>
     <w:qFormat/>
     <w:pPr>
@@ -30826,10 +34247,10 @@
       <w:szCs w:val="56"/>
     </w:rPr>
   </w:style>
-  <w:style w:type="character" w:styleId="160">
+  <w:style w:type="character" w:styleId="975">
     <w:name w:val="Title Char"/>
-    <w:basedOn w:val="778"/>
-    <w:link w:val="159"/>
+    <w:basedOn w:val="1013"/>
+    <w:link w:val="974"/>
     <w:uiPriority w:val="10"/>
     <w:pPr>
       <w:pBdr/>
@@ -30843,11 +34264,11 @@
       <w:szCs w:val="56"/>
     </w:rPr>
   </w:style>
-  <w:style w:type="paragraph" w:styleId="161">
+  <w:style w:type="paragraph" w:styleId="976">
     <w:name w:val="Subtitle"/>
-    <w:basedOn w:val="777"/>
-    <w:next w:val="777"/>
-    <w:link w:val="162"/>
+    <w:basedOn w:val="1012"/>
+    <w:next w:val="1012"/>
+    <w:link w:val="977"/>
     <w:uiPriority w:val="11"/>
     <w:qFormat/>
     <w:pPr>
@@ -30865,10 +34286,10 @@
       <w:szCs w:val="28"/>
     </w:rPr>
   </w:style>
-  <w:style w:type="character" w:styleId="162">
+  <w:style w:type="character" w:styleId="977">
     <w:name w:val="Subtitle Char"/>
-    <w:basedOn w:val="778"/>
-    <w:link w:val="161"/>
+    <w:basedOn w:val="1013"/>
+    <w:link w:val="976"/>
     <w:uiPriority w:val="11"/>
     <w:pPr>
       <w:pBdr/>
@@ -30882,11 +34303,11 @@
       <w:szCs w:val="28"/>
     </w:rPr>
   </w:style>
-  <w:style w:type="paragraph" w:styleId="163">
+  <w:style w:type="paragraph" w:styleId="978">
     <w:name w:val="Quote"/>
-    <w:basedOn w:val="777"/>
-    <w:next w:val="777"/>
-    <w:link w:val="164"/>
+    <w:basedOn w:val="1012"/>
+    <w:next w:val="1012"/>
+    <w:link w:val="979"/>
     <w:uiPriority w:val="29"/>
     <w:qFormat/>
     <w:pPr>
@@ -30901,10 +34322,10 @@
       <w:color w:val="404040" w:themeColor="text1" w:themeTint="BF"/>
     </w:rPr>
   </w:style>
-  <w:style w:type="character" w:styleId="164">
+  <w:style w:type="character" w:styleId="979">
     <w:name w:val="Quote Char"/>
-    <w:basedOn w:val="778"/>
-    <w:link w:val="163"/>
+    <w:basedOn w:val="1013"/>
+    <w:link w:val="978"/>
     <w:uiPriority w:val="29"/>
     <w:pPr>
       <w:pBdr/>
@@ -30917,21 +34338,9 @@
       <w:color w:val="404040" w:themeColor="text1" w:themeTint="BF"/>
     </w:rPr>
   </w:style>
-  <w:style w:type="paragraph" w:styleId="165">
-    <w:name w:val="List Paragraph"/>
-    <w:basedOn w:val="777"/>
-    <w:uiPriority w:val="34"/>
-    <w:qFormat/>
-    <w:pPr>
-      <w:pBdr/>
-      <w:spacing/>
-      <w:ind w:left="720"/>
-      <w:contextualSpacing w:val="true"/>
-    </w:pPr>
-  </w:style>
-  <w:style w:type="character" w:styleId="166">
+  <w:style w:type="character" w:styleId="980">
     <w:name w:val="Intense Emphasis"/>
-    <w:basedOn w:val="778"/>
+    <w:basedOn w:val="1013"/>
     <w:uiPriority w:val="21"/>
     <w:qFormat/>
     <w:pPr>
@@ -30945,11 +34354,11 @@
       <w:color w:val="0f4761" w:themeColor="accent1" w:themeShade="BF"/>
     </w:rPr>
   </w:style>
-  <w:style w:type="paragraph" w:styleId="167">
+  <w:style w:type="paragraph" w:styleId="981">
     <w:name w:val="Intense Quote"/>
-    <w:basedOn w:val="777"/>
-    <w:next w:val="777"/>
-    <w:link w:val="168"/>
+    <w:basedOn w:val="1012"/>
+    <w:next w:val="1012"/>
+    <w:link w:val="982"/>
     <w:uiPriority w:val="30"/>
     <w:qFormat/>
     <w:pPr>
@@ -30967,10 +34376,10 @@
       <w:color w:val="0f4761" w:themeColor="accent1" w:themeShade="BF"/>
     </w:rPr>
   </w:style>
-  <w:style w:type="character" w:styleId="168">
+  <w:style w:type="character" w:styleId="982">
     <w:name w:val="Intense Quote Char"/>
-    <w:basedOn w:val="778"/>
-    <w:link w:val="167"/>
+    <w:basedOn w:val="1013"/>
+    <w:link w:val="981"/>
     <w:uiPriority w:val="30"/>
     <w:pPr>
       <w:pBdr/>
@@ -30983,9 +34392,9 @@
       <w:color w:val="0f4761" w:themeColor="accent1" w:themeShade="BF"/>
     </w:rPr>
   </w:style>
-  <w:style w:type="character" w:styleId="169">
+  <w:style w:type="character" w:styleId="983">
     <w:name w:val="Intense Reference"/>
-    <w:basedOn w:val="778"/>
+    <w:basedOn w:val="1013"/>
     <w:uiPriority w:val="32"/>
     <w:qFormat/>
     <w:pPr>
@@ -31001,9 +34410,9 @@
       <w:spacing w:val="5"/>
     </w:rPr>
   </w:style>
-  <w:style w:type="paragraph" w:styleId="170">
+  <w:style w:type="paragraph" w:styleId="984">
     <w:name w:val="No Spacing"/>
-    <w:basedOn w:val="777"/>
+    <w:basedOn w:val="1012"/>
     <w:uiPriority w:val="1"/>
     <w:qFormat/>
     <w:pPr>
@@ -31012,9 +34421,9 @@
       <w:ind/>
     </w:pPr>
   </w:style>
-  <w:style w:type="character" w:styleId="171">
+  <w:style w:type="character" w:styleId="985">
     <w:name w:val="Subtle Emphasis"/>
-    <w:basedOn w:val="778"/>
+    <w:basedOn w:val="1013"/>
     <w:uiPriority w:val="19"/>
     <w:qFormat/>
     <w:pPr>
@@ -31028,9 +34437,9 @@
       <w:color w:val="404040" w:themeColor="text1" w:themeTint="BF"/>
     </w:rPr>
   </w:style>
-  <w:style w:type="character" w:styleId="172">
+  <w:style w:type="character" w:styleId="986">
     <w:name w:val="Emphasis"/>
-    <w:basedOn w:val="778"/>
+    <w:basedOn w:val="1013"/>
     <w:uiPriority w:val="20"/>
     <w:qFormat/>
     <w:pPr>
@@ -31043,9 +34452,9 @@
       <w:iCs/>
     </w:rPr>
   </w:style>
-  <w:style w:type="character" w:styleId="173">
+  <w:style w:type="character" w:styleId="987">
     <w:name w:val="Strong"/>
-    <w:basedOn w:val="778"/>
+    <w:basedOn w:val="1013"/>
     <w:uiPriority w:val="22"/>
     <w:qFormat/>
     <w:pPr>
@@ -31058,9 +34467,9 @@
       <w:bCs/>
     </w:rPr>
   </w:style>
-  <w:style w:type="character" w:styleId="174">
+  <w:style w:type="character" w:styleId="988">
     <w:name w:val="Subtle Reference"/>
-    <w:basedOn w:val="778"/>
+    <w:basedOn w:val="1013"/>
     <w:uiPriority w:val="31"/>
     <w:qFormat/>
     <w:pPr>
@@ -31073,9 +34482,9 @@
       <w:color w:val="5a5a5a" w:themeColor="text1" w:themeTint="A5"/>
     </w:rPr>
   </w:style>
-  <w:style w:type="character" w:styleId="175">
+  <w:style w:type="character" w:styleId="989">
     <w:name w:val="Book Title"/>
-    <w:basedOn w:val="778"/>
+    <w:basedOn w:val="1013"/>
     <w:uiPriority w:val="33"/>
     <w:qFormat/>
     <w:pPr>
@@ -31091,10 +34500,10 @@
       <w:spacing w:val="5"/>
     </w:rPr>
   </w:style>
-  <w:style w:type="character" w:styleId="177">
+  <w:style w:type="character" w:styleId="990">
     <w:name w:val="Header Char"/>
-    <w:basedOn w:val="778"/>
-    <w:link w:val="789"/>
+    <w:basedOn w:val="1013"/>
+    <w:link w:val="1024"/>
     <w:uiPriority w:val="99"/>
     <w:pPr>
       <w:pBdr/>
@@ -31102,10 +34511,10 @@
       <w:ind/>
     </w:pPr>
   </w:style>
-  <w:style w:type="character" w:styleId="179">
+  <w:style w:type="character" w:styleId="991">
     <w:name w:val="Footer Char"/>
-    <w:basedOn w:val="778"/>
-    <w:link w:val="790"/>
+    <w:basedOn w:val="1013"/>
+    <w:link w:val="1025"/>
     <w:uiPriority w:val="99"/>
     <w:pPr>
       <w:pBdr/>
@@ -31113,10 +34522,10 @@
       <w:ind/>
     </w:pPr>
   </w:style>
-  <w:style w:type="paragraph" w:styleId="181">
+  <w:style w:type="paragraph" w:styleId="992">
     <w:name w:val="footnote text"/>
-    <w:basedOn w:val="777"/>
-    <w:link w:val="182"/>
+    <w:basedOn w:val="1012"/>
+    <w:link w:val="993"/>
     <w:uiPriority w:val="99"/>
     <w:semiHidden/>
     <w:unhideWhenUsed/>
@@ -31130,10 +34539,10 @@
       <w:szCs w:val="20"/>
     </w:rPr>
   </w:style>
-  <w:style w:type="character" w:styleId="182">
+  <w:style w:type="character" w:styleId="993">
     <w:name w:val="Footnote Text Char"/>
-    <w:basedOn w:val="778"/>
-    <w:link w:val="181"/>
+    <w:basedOn w:val="1013"/>
+    <w:link w:val="992"/>
     <w:uiPriority w:val="99"/>
     <w:semiHidden/>
     <w:pPr>
@@ -31146,9 +34555,9 @@
       <w:szCs w:val="20"/>
     </w:rPr>
   </w:style>
-  <w:style w:type="character" w:styleId="183">
+  <w:style w:type="character" w:styleId="994">
     <w:name w:val="footnote reference"/>
-    <w:basedOn w:val="778"/>
+    <w:basedOn w:val="1013"/>
     <w:uiPriority w:val="99"/>
     <w:semiHidden/>
     <w:unhideWhenUsed/>
@@ -31161,10 +34570,10 @@
       <w:vertAlign w:val="superscript"/>
     </w:rPr>
   </w:style>
-  <w:style w:type="paragraph" w:styleId="184">
+  <w:style w:type="paragraph" w:styleId="995">
     <w:name w:val="endnote text"/>
-    <w:basedOn w:val="777"/>
-    <w:link w:val="185"/>
+    <w:basedOn w:val="1012"/>
+    <w:link w:val="996"/>
     <w:uiPriority w:val="99"/>
     <w:semiHidden/>
     <w:unhideWhenUsed/>
@@ -31178,10 +34587,10 @@
       <w:szCs w:val="20"/>
     </w:rPr>
   </w:style>
-  <w:style w:type="character" w:styleId="185">
+  <w:style w:type="character" w:styleId="996">
     <w:name w:val="Endnote Text Char"/>
-    <w:basedOn w:val="778"/>
-    <w:link w:val="184"/>
+    <w:basedOn w:val="1013"/>
+    <w:link w:val="995"/>
     <w:uiPriority w:val="99"/>
     <w:semiHidden/>
     <w:pPr>
@@ -31194,9 +34603,9 @@
       <w:szCs w:val="20"/>
     </w:rPr>
   </w:style>
-  <w:style w:type="character" w:styleId="186">
+  <w:style w:type="character" w:styleId="997">
     <w:name w:val="endnote reference"/>
-    <w:basedOn w:val="778"/>
+    <w:basedOn w:val="1013"/>
     <w:uiPriority w:val="99"/>
     <w:semiHidden/>
     <w:unhideWhenUsed/>
@@ -31209,9 +34618,9 @@
       <w:vertAlign w:val="superscript"/>
     </w:rPr>
   </w:style>
-  <w:style w:type="character" w:styleId="187">
+  <w:style w:type="character" w:styleId="998">
     <w:name w:val="Hyperlink"/>
-    <w:basedOn w:val="778"/>
+    <w:basedOn w:val="1013"/>
     <w:uiPriority w:val="99"/>
     <w:unhideWhenUsed/>
     <w:pPr>
@@ -31224,9 +34633,9 @@
       <w:u w:val="single"/>
     </w:rPr>
   </w:style>
-  <w:style w:type="character" w:styleId="188">
+  <w:style w:type="character" w:styleId="999">
     <w:name w:val="FollowedHyperlink"/>
-    <w:basedOn w:val="778"/>
+    <w:basedOn w:val="1013"/>
     <w:uiPriority w:val="99"/>
     <w:semiHidden/>
     <w:unhideWhenUsed/>
@@ -31240,10 +34649,10 @@
       <w:u w:val="single"/>
     </w:rPr>
   </w:style>
-  <w:style w:type="paragraph" w:styleId="189">
+  <w:style w:type="paragraph" w:styleId="1000">
     <w:name w:val="toc 1"/>
-    <w:basedOn w:val="777"/>
-    <w:next w:val="777"/>
+    <w:basedOn w:val="1012"/>
+    <w:next w:val="1012"/>
     <w:uiPriority w:val="39"/>
     <w:unhideWhenUsed/>
     <w:pPr>
@@ -31252,10 +34661,10 @@
       <w:ind/>
     </w:pPr>
   </w:style>
-  <w:style w:type="paragraph" w:styleId="190">
+  <w:style w:type="paragraph" w:styleId="1001">
     <w:name w:val="toc 2"/>
-    <w:basedOn w:val="777"/>
-    <w:next w:val="777"/>
+    <w:basedOn w:val="1012"/>
+    <w:next w:val="1012"/>
     <w:uiPriority w:val="39"/>
     <w:unhideWhenUsed/>
     <w:pPr>
@@ -31264,10 +34673,10 @@
       <w:ind w:left="220"/>
     </w:pPr>
   </w:style>
-  <w:style w:type="paragraph" w:styleId="191">
+  <w:style w:type="paragraph" w:styleId="1002">
     <w:name w:val="toc 3"/>
-    <w:basedOn w:val="777"/>
-    <w:next w:val="777"/>
+    <w:basedOn w:val="1012"/>
+    <w:next w:val="1012"/>
     <w:uiPriority w:val="39"/>
     <w:unhideWhenUsed/>
     <w:pPr>
@@ -31276,10 +34685,10 @@
       <w:ind w:left="440"/>
     </w:pPr>
   </w:style>
-  <w:style w:type="paragraph" w:styleId="192">
+  <w:style w:type="paragraph" w:styleId="1003">
     <w:name w:val="toc 4"/>
-    <w:basedOn w:val="777"/>
-    <w:next w:val="777"/>
+    <w:basedOn w:val="1012"/>
+    <w:next w:val="1012"/>
     <w:uiPriority w:val="39"/>
     <w:unhideWhenUsed/>
     <w:pPr>
@@ -31288,10 +34697,10 @@
       <w:ind w:left="660"/>
     </w:pPr>
   </w:style>
-  <w:style w:type="paragraph" w:styleId="193">
+  <w:style w:type="paragraph" w:styleId="1004">
     <w:name w:val="toc 5"/>
-    <w:basedOn w:val="777"/>
-    <w:next w:val="777"/>
+    <w:basedOn w:val="1012"/>
+    <w:next w:val="1012"/>
     <w:uiPriority w:val="39"/>
     <w:unhideWhenUsed/>
     <w:pPr>
@@ -31300,10 +34709,10 @@
       <w:ind w:left="880"/>
     </w:pPr>
   </w:style>
-  <w:style w:type="paragraph" w:styleId="194">
+  <w:style w:type="paragraph" w:styleId="1005">
     <w:name w:val="toc 6"/>
-    <w:basedOn w:val="777"/>
-    <w:next w:val="777"/>
+    <w:basedOn w:val="1012"/>
+    <w:next w:val="1012"/>
     <w:uiPriority w:val="39"/>
     <w:unhideWhenUsed/>
     <w:pPr>
@@ -31312,10 +34721,10 @@
       <w:ind w:left="1100"/>
     </w:pPr>
   </w:style>
-  <w:style w:type="paragraph" w:styleId="195">
+  <w:style w:type="paragraph" w:styleId="1006">
     <w:name w:val="toc 7"/>
-    <w:basedOn w:val="777"/>
-    <w:next w:val="777"/>
+    <w:basedOn w:val="1012"/>
+    <w:next w:val="1012"/>
     <w:uiPriority w:val="39"/>
     <w:unhideWhenUsed/>
     <w:pPr>
@@ -31324,10 +34733,10 @@
       <w:ind w:left="1320"/>
     </w:pPr>
   </w:style>
-  <w:style w:type="paragraph" w:styleId="196">
+  <w:style w:type="paragraph" w:styleId="1007">
     <w:name w:val="toc 8"/>
-    <w:basedOn w:val="777"/>
-    <w:next w:val="777"/>
+    <w:basedOn w:val="1012"/>
+    <w:next w:val="1012"/>
     <w:uiPriority w:val="39"/>
     <w:unhideWhenUsed/>
     <w:pPr>
@@ -31336,10 +34745,10 @@
       <w:ind w:left="1540"/>
     </w:pPr>
   </w:style>
-  <w:style w:type="paragraph" w:styleId="197">
+  <w:style w:type="paragraph" w:styleId="1008">
     <w:name w:val="toc 9"/>
-    <w:basedOn w:val="777"/>
-    <w:next w:val="777"/>
+    <w:basedOn w:val="1012"/>
+    <w:next w:val="1012"/>
     <w:uiPriority w:val="39"/>
     <w:unhideWhenUsed/>
     <w:pPr>
@@ -31348,9 +34757,9 @@
       <w:ind w:left="1760"/>
     </w:pPr>
   </w:style>
-  <w:style w:type="character" w:styleId="198">
+  <w:style w:type="character" w:styleId="1009">
     <w:name w:val="Placeholder Text"/>
-    <w:basedOn w:val="778"/>
+    <w:basedOn w:val="1013"/>
     <w:uiPriority w:val="99"/>
     <w:semiHidden/>
     <w:pPr>
@@ -31362,7 +34771,7 @@
       <w:color w:val="666666"/>
     </w:rPr>
   </w:style>
-  <w:style w:type="paragraph" w:styleId="208">
+  <w:style w:type="paragraph" w:styleId="1010">
     <w:name w:val="TOC Heading"/>
     <w:uiPriority w:val="39"/>
     <w:unhideWhenUsed/>
@@ -31372,10 +34781,10 @@
       <w:ind/>
     </w:pPr>
   </w:style>
-  <w:style w:type="paragraph" w:styleId="209">
+  <w:style w:type="paragraph" w:styleId="1011">
     <w:name w:val="table of figures"/>
-    <w:basedOn w:val="777"/>
-    <w:next w:val="777"/>
+    <w:basedOn w:val="1012"/>
+    <w:next w:val="1012"/>
     <w:uiPriority w:val="99"/>
     <w:unhideWhenUsed/>
     <w:pPr>
@@ -31384,7 +34793,7 @@
       <w:ind/>
     </w:pPr>
   </w:style>
-  <w:style w:type="paragraph" w:styleId="777" w:default="1">
+  <w:style w:type="paragraph" w:styleId="1012" w:default="1">
     <w:name w:val="Normal"/>
     <w:qFormat/>
     <w:pPr>
@@ -31398,7 +34807,7 @@
       <w:lang w:val="de-DE" w:eastAsia="de-DE"/>
     </w:rPr>
   </w:style>
-  <w:style w:type="character" w:styleId="778" w:default="1">
+  <w:style w:type="character" w:styleId="1013" w:default="1">
     <w:name w:val="Default Paragraph Font"/>
     <w:uiPriority w:val="1"/>
     <w:semiHidden/>
@@ -31409,7 +34818,7 @@
       <w:ind/>
     </w:pPr>
   </w:style>
-  <w:style w:type="table" w:styleId="779" w:default="1">
+  <w:style w:type="table" w:styleId="1014" w:default="1">
     <w:name w:val="Normal Table"/>
     <w:uiPriority w:val="99"/>
     <w:semiHidden/>
@@ -31602,7 +35011,7 @@
       </w:tcPr>
     </w:tblStylePr>
   </w:style>
-  <w:style w:type="numbering" w:styleId="780" w:default="1">
+  <w:style w:type="numbering" w:styleId="1015" w:default="1">
     <w:name w:val="No List"/>
     <w:uiPriority w:val="99"/>
     <w:semiHidden/>
@@ -31613,9 +35022,9 @@
       <w:ind/>
     </w:pPr>
   </w:style>
-  <w:style w:type="character" w:styleId="781" w:customStyle="1">
+  <w:style w:type="character" w:styleId="1016" w:customStyle="1">
     <w:name w:val="Kopfzeile Zchn"/>
-    <w:link w:val="789"/>
+    <w:link w:val="1024"/>
     <w:uiPriority w:val="99"/>
     <w:semiHidden/>
     <w:pPr>
@@ -31628,9 +35037,9 @@
       <w:szCs w:val="24"/>
     </w:rPr>
   </w:style>
-  <w:style w:type="character" w:styleId="782" w:customStyle="1">
+  <w:style w:type="character" w:styleId="1017" w:customStyle="1">
     <w:name w:val="Fußzeile Zchn"/>
-    <w:link w:val="790"/>
+    <w:link w:val="1025"/>
     <w:uiPriority w:val="99"/>
     <w:semiHidden/>
     <w:pPr>
@@ -31643,9 +35052,9 @@
       <w:szCs w:val="24"/>
     </w:rPr>
   </w:style>
-  <w:style w:type="character" w:styleId="783">
+  <w:style w:type="character" w:styleId="1018">
     <w:name w:val="page number"/>
-    <w:basedOn w:val="778"/>
+    <w:basedOn w:val="1013"/>
     <w:uiPriority w:val="99"/>
     <w:pPr>
       <w:pBdr/>
@@ -31653,10 +35062,10 @@
       <w:ind/>
     </w:pPr>
   </w:style>
-  <w:style w:type="paragraph" w:styleId="784" w:customStyle="1">
+  <w:style w:type="paragraph" w:styleId="1019" w:customStyle="1">
     <w:name w:val="Überschrift"/>
-    <w:basedOn w:val="777"/>
-    <w:next w:val="785"/>
+    <w:basedOn w:val="1012"/>
+    <w:next w:val="1020"/>
     <w:pPr>
       <w:keepNext w:val="true"/>
       <w:pBdr/>
@@ -31669,18 +35078,18 @@
       <w:szCs w:val="28"/>
     </w:rPr>
   </w:style>
-  <w:style w:type="paragraph" w:styleId="785">
+  <w:style w:type="paragraph" w:styleId="1020">
     <w:name w:val="Body Text"/>
-    <w:basedOn w:val="777"/>
+    <w:basedOn w:val="1012"/>
     <w:pPr>
       <w:pBdr/>
       <w:spacing w:after="140" w:line="288" w:lineRule="auto"/>
       <w:ind/>
     </w:pPr>
   </w:style>
-  <w:style w:type="paragraph" w:styleId="786">
+  <w:style w:type="paragraph" w:styleId="1021">
     <w:name w:val="List"/>
-    <w:basedOn w:val="785"/>
+    <w:basedOn w:val="1020"/>
     <w:pPr>
       <w:pBdr/>
       <w:spacing/>
@@ -31690,9 +35099,9 @@
       <w:rFonts w:cs="FreeSans"/>
     </w:rPr>
   </w:style>
-  <w:style w:type="paragraph" w:styleId="787">
+  <w:style w:type="paragraph" w:styleId="1022">
     <w:name w:val="Caption"/>
-    <w:basedOn w:val="777"/>
+    <w:basedOn w:val="1012"/>
     <w:pPr>
       <w:suppressLineNumbers w:val="true"/>
       <w:pBdr/>
@@ -31705,9 +35114,9 @@
       <w:iCs/>
     </w:rPr>
   </w:style>
-  <w:style w:type="paragraph" w:styleId="788" w:customStyle="1">
+  <w:style w:type="paragraph" w:styleId="1023" w:customStyle="1">
     <w:name w:val="Verzeichnis"/>
-    <w:basedOn w:val="777"/>
+    <w:basedOn w:val="1012"/>
     <w:pPr>
       <w:suppressLineNumbers w:val="true"/>
       <w:pBdr/>
@@ -31718,10 +35127,10 @@
       <w:rFonts w:cs="FreeSans"/>
     </w:rPr>
   </w:style>
-  <w:style w:type="paragraph" w:styleId="789">
+  <w:style w:type="paragraph" w:styleId="1024">
     <w:name w:val="Header"/>
-    <w:basedOn w:val="777"/>
-    <w:link w:val="781"/>
+    <w:basedOn w:val="1012"/>
+    <w:link w:val="1016"/>
     <w:uiPriority w:val="99"/>
     <w:pPr>
       <w:pBdr/>
@@ -31733,10 +35142,10 @@
       <w:ind/>
     </w:pPr>
   </w:style>
-  <w:style w:type="paragraph" w:styleId="790">
+  <w:style w:type="paragraph" w:styleId="1025">
     <w:name w:val="Footer"/>
-    <w:basedOn w:val="777"/>
-    <w:link w:val="782"/>
+    <w:basedOn w:val="1012"/>
+    <w:link w:val="1017"/>
     <w:uiPriority w:val="99"/>
     <w:pPr>
       <w:pBdr/>
@@ -31748,27 +35157,18 @@
       <w:ind/>
     </w:pPr>
   </w:style>
-  <w:style w:type="paragraph" w:styleId="791" w:customStyle="1">
-    <w:name w:val="Tabellen Inhalt"/>
-    <w:basedOn w:val="777"/>
+  <w:style w:type="paragraph" w:styleId="1026" w:customStyle="1">
+    <w:name w:val="Vorformatierter Text"/>
+    <w:basedOn w:val="1012"/>
     <w:pPr>
       <w:pBdr/>
       <w:spacing/>
       <w:ind/>
     </w:pPr>
   </w:style>
-  <w:style w:type="paragraph" w:styleId="792" w:customStyle="1">
-    <w:name w:val="Tabellen Überschrift"/>
-    <w:basedOn w:val="791"/>
-    <w:pPr>
-      <w:pBdr/>
-      <w:spacing/>
-      <w:ind/>
-    </w:pPr>
-  </w:style>
-  <w:style w:type="table" w:styleId="793">
+  <w:style w:type="table" w:styleId="1027">
     <w:name w:val="Table Grid"/>
-    <w:basedOn w:val="779"/>
+    <w:basedOn w:val="1014"/>
     <w:uiPriority w:val="99"/>
     <w:pPr>
       <w:pBdr/>
@@ -31957,6 +35357,18 @@
         <w:tcBorders/>
       </w:tcPr>
     </w:tblStylePr>
+  </w:style>
+  <w:style w:type="paragraph" w:styleId="1028">
+    <w:name w:val="List Paragraph"/>
+    <w:basedOn w:val="1012"/>
+    <w:uiPriority w:val="34"/>
+    <w:qFormat/>
+    <w:pPr>
+      <w:pBdr/>
+      <w:spacing/>
+      <w:ind w:left="720"/>
+      <w:contextualSpacing w:val="true"/>
+    </w:pPr>
   </w:style>
 </w:styles>
 </file>
